--- a/AdvMemTest/docs/manual/advmemtest-free-user-guide.docx
+++ b/AdvMemTest/docs/manual/advmemtest-free-user-guide.docx
@@ -230,7 +230,7 @@
         <w:rPr>
           <w:rFonts w:ascii="Arial" w:eastAsia="微软雅黑"/>
         </w:rPr>
-        <w:t xml:space="preserve">advmemtest 解决的核心问题，是把"内存有没有坏、坏在哪"这两件事同时回答清楚。传统内存测试工具（以 Memtest86 系为代表）能回答"有没有坏"，却只给一个裸地址——对"整根替换"的维修流程够用，对"精确到芯片"的更换决策不够（把错误指认到芯片、把坏页清单交出去的能力在专业版，见第七章）。免费版承担经典测试集的全部任务：地址、数据线、电荷保持与缓存干扰类故障的检测不需要任何授权；配合自我重定位让覆盖完整、多核真实并发（上限 16 核）让筛选变快。此外，电荷保持类隐性故障的检测，装机验收时的多核总线争抢类故障暴露，以及测试记录的存档流转，都在它的能力范围之内。</w:t>
+        <w:t xml:space="preserve">advmemtest 解决的核心问题，是把"内存有没有坏、坏在哪"这两件事同时回答清楚。传统内存测试工具（以 Memtest86 系为代表）能回答"有没有坏"，却只给一个裸地址——对"整根替换"的维修流程够用，对"精确到芯片"的更换决策不够（把错误指认到芯片、把坏页清单交出去的能力在专业版，见第七章）。免费版承担经典测试集的全部任务：地址、数据线、电荷保持与缓存干扰类故障的检测不需要任何授权；配合自我重定位（固定 64KB 自管新栈、栈水位遥测）让运行栈稳定可观测，多核真实并发（上限 16 核）让筛选变快。此外，电荷保持类隐性故障的检测，装机验收时的多核总线争抢类故障暴露，以及测试记录的存档流转，都在它的能力范围之内。</w:t>
       </w:r>
     </w:p>
     <w:p>
@@ -3547,7 +3547,7 @@
         <w:rPr>
           <w:rFonts w:ascii="Arial" w:eastAsia="微软雅黑"/>
         </w:rPr>
-        <w:t xml:space="preserve">"运行中 = 暂停"那道护栏，测试跑着也能一步到位；这一层的保护由确认框自身承担：正文明确提示"测试进度将丢失"，并附"退出后请断电重启"的平台提示。换句话说，运行中退出是</w:t>
+        <w:t xml:space="preserve">"运行中 = 暂停"那道护栏，测试跑着也能一步到位；这一层的保护由确认框自身承担：正文明确提示"测试进度将丢失"，并附"退出后回到固件引导流程；若控制台无响应请断电重启"的提示。换句话说，运行中退出是</w:t>
       </w:r>
       <w:r>
         <w:rPr>
@@ -7119,7 +7119,35 @@
         <w:rPr>
           <w:rFonts w:ascii="Arial" w:eastAsia="微软雅黑"/>
         </w:rPr>
-        <w:t xml:space="preserve">所有内存测试软件都有一个天然盲区：程序自己占用的内存不在测试范围内。advmemtest 的自我重定位把这个盲区也填上了。启动后它先分配一块新内存，把自身镜像整体搬移过去，再释放原区域——原先被自己占用的地址段就此纳入测试。搬移过程在串口输出一行（</w:t>
+        <w:t xml:space="preserve">所有内存测试软件都有一个天然盲区：程序自己占用的内存不在测试范围内——advmemtest 不改变这个前提（工具自身占用不参与测试，与同类工具一致），它做的是把</w:t>
+      </w:r>
+      <w:r>
+        <w:rPr>
+          <w:rFonts w:ascii="Arial" w:eastAsia="微软雅黑"/>
+          <w:b/>
+          <w:bCs/>
+        </w:rPr>
+        <w:t xml:space="preserve">自管部分的运行状态</w:t>
+      </w:r>
+      <w:r>
+        <w:rPr>
+          <w:rFonts w:ascii="Arial" w:eastAsia="微软雅黑"/>
+        </w:rPr>
+        <w:t xml:space="preserve">变成可观测。启动时它把自身 PE 镜像整体搬移到高端空闲区、按重定位表修正所有绝对地址，并换到一块</w:t>
+      </w:r>
+      <w:r>
+        <w:rPr>
+          <w:rFonts w:ascii="Arial" w:eastAsia="微软雅黑"/>
+          <w:b/>
+          <w:bCs/>
+        </w:rPr>
+        <w:t xml:space="preserve">固定的 64KB 自管新栈</w:t>
+      </w:r>
+      <w:r>
+        <w:rPr>
+          <w:rFonts w:ascii="Arial" w:eastAsia="微软雅黑"/>
+        </w:rPr>
+        <w:t xml:space="preserve">继续运行——搬移过程在串口输出一行（</w:t>
       </w:r>
       <w:r>
         <w:rPr>
@@ -7131,7 +7159,59 @@
         <w:rPr>
           <w:rFonts w:ascii="Arial" w:eastAsia="微软雅黑"/>
         </w:rPr>
-        <w:t xml:space="preserve">，N 为修正条数），并附带更换新的执行栈；测试期间自身处于新区，原区被压测时不会影响执行。边界情形：当整机可分配内存低于 4MB 时放弃重定位（设计降级，测试照常）。</w:t>
+        <w:t xml:space="preserve">，N 为修正条数），此后每次退出都会扫描新栈并给出水位读数（</w:t>
+      </w:r>
+      <w:r>
+        <w:rPr>
+          <w:rFonts w:ascii="Arial" w:eastAsia="微软雅黑"/>
+        </w:rPr>
+        <w:t xml:space="preserve">stack: … used=n/65536</w:t>
+      </w:r>
+      <w:r>
+        <w:rPr>
+          <w:rFonts w:ascii="Arial" w:eastAsia="微软雅黑"/>
+        </w:rPr>
+        <w:t xml:space="preserve">），</w:t>
+      </w:r>
+      <w:r>
+        <w:rPr>
+          <w:rFonts w:ascii="Arial" w:eastAsia="微软雅黑"/>
+          <w:b/>
+          <w:bCs/>
+        </w:rPr>
+        <w:t xml:space="preserve">栈溢出可见</w:t>
+      </w:r>
+      <w:r>
+        <w:rPr>
+          <w:rFonts w:ascii="Arial" w:eastAsia="微软雅黑"/>
+        </w:rPr>
+        <w:t xml:space="preserve">。</w:t>
+      </w:r>
+      <w:r>
+        <w:rPr>
+          <w:rFonts w:ascii="Arial" w:eastAsia="微软雅黑"/>
+          <w:b/>
+          <w:bCs/>
+        </w:rPr>
+        <w:t xml:space="preserve">原镜像区保留不释放</w:t>
+      </w:r>
+      <w:r>
+        <w:rPr>
+          <w:rFonts w:ascii="Arial" w:eastAsia="微软雅黑"/>
+        </w:rPr>
+        <w:t xml:space="preserve">（串口另有一行 </w:t>
+      </w:r>
+      <w:r>
+        <w:rPr>
+          <w:rFonts w:ascii="Arial" w:eastAsia="微软雅黑"/>
+        </w:rPr>
+        <w:t xml:space="preserve">old-region-kept: 0x... pages=N</w:t>
+      </w:r>
+      <w:r>
+        <w:rPr>
+          <w:rFonts w:ascii="Arial" w:eastAsia="微软雅黑"/>
+        </w:rPr>
+        <w:t xml:space="preserve">）：该区属固件装载器（DxeCore/Shell）所有——固件在卸载镜像时仍要读它（DEBUG 固件会打印镜像的 PDB 调试信息）并负责回收，工具提前释放，固件就会读到已销毁的内容、回收时又对同一段二次释放，真机上表现为退出时乱码后串口静默/挂死（2026-10-05 真机反馈修复，此前版本有此缺陷）。边界情形：当整机可分配内存低于 4MB 时放弃重定位（设计降级，测试照常）。</w:t>
       </w:r>
     </w:p>
     <w:p>
@@ -7291,7 +7371,119 @@
         <w:rPr>
           <w:rFonts w:ascii="Arial" w:eastAsia="微软雅黑"/>
         </w:rPr>
-        <w:t xml:space="preserve">（文本格式，一行一个设置）。下次启动自动读取：文件存在且内容正确时恢复到上次设置，文件缺失、损坏或卷不支持写入（当前 UEFI 文件协议仅支持 FAT 系卷）时回退到默认值——设置保存失败不影响正常使用，仅在串口以 WARN 提醒。配置文件里属于未授权能力的项（锁定 pattern 位、缓存旁路位、注入位）会被免费版忽略并在串口以 WARN 提醒，不会污染本版行为；配置文件里游离在能力之外的模式取值（如顺序轮巡 / 轮流）会被</w:t>
+        <w:t xml:space="preserve">（文本格式，一行一个设置）。下次启动自动读取：文件存在且内容正确时恢复到上次设置，文件缺失、损坏或卷不支持写入（当前 UEFI 文件协议仅支持 FAT 系卷）时回退到默认值——设置保存失败不影响正常使用，仅在串口以 WARN 提醒。配置文件里属于未授权能力的项（锁定 pattern 位、缓存旁路位、注入位）会被免费版忽略并在串口以 WARN 提醒，不会污染本版行为；</w:t>
+      </w:r>
+      <w:r>
+        <w:rPr>
+          <w:rFonts w:ascii="Arial" w:eastAsia="微软雅黑"/>
+          <w:b/>
+          <w:bCs/>
+        </w:rPr>
+        <w:t xml:space="preserve">本版新增的平台探针开关 `map.probe` 同理被忽略</w:t>
+      </w:r>
+      <w:r>
+        <w:rPr>
+          <w:rFonts w:ascii="Arial" w:eastAsia="微软雅黑"/>
+        </w:rPr>
+        <w:t xml:space="preserve">——探针与定位数据同属专业版域，免费版没有它们（写 </w:t>
+      </w:r>
+      <w:r>
+        <w:rPr>
+          <w:rFonts w:ascii="Arial" w:eastAsia="微软雅黑"/>
+        </w:rPr>
+        <w:t xml:space="preserve">map.probe=0</w:t>
+      </w:r>
+      <w:r>
+        <w:rPr>
+          <w:rFonts w:ascii="Arial" w:eastAsia="微软雅黑"/>
+        </w:rPr>
+        <w:t xml:space="preserve"> 时串口留一行 </w:t>
+      </w:r>
+      <w:r>
+        <w:rPr>
+          <w:rFonts w:ascii="Arial" w:eastAsia="微软雅黑"/>
+        </w:rPr>
+        <w:t xml:space="preserve">[AdvMemTest] map.probe setting ignored (Free build)</w:t>
+      </w:r>
+      <w:r>
+        <w:rPr>
+          <w:rFonts w:ascii="Arial" w:eastAsia="微软雅黑"/>
+        </w:rPr>
+        <w:t xml:space="preserve">；同族参数 </w:t>
+      </w:r>
+      <w:r>
+        <w:rPr>
+          <w:rFonts w:ascii="Arial" w:eastAsia="微软雅黑"/>
+        </w:rPr>
+        <w:t xml:space="preserve">mapprobe</w:t>
+      </w:r>
+      <w:r>
+        <w:rPr>
+          <w:rFonts w:ascii="Arial" w:eastAsia="微软雅黑"/>
+        </w:rPr>
+        <w:t xml:space="preserve"> / </w:t>
+      </w:r>
+      <w:r>
+        <w:rPr>
+          <w:rFonts w:ascii="Arial" w:eastAsia="微软雅黑"/>
+        </w:rPr>
+        <w:t xml:space="preserve">-map-mock=</w:t>
+      </w:r>
+      <w:r>
+        <w:rPr>
+          <w:rFonts w:ascii="Arial" w:eastAsia="微软雅黑"/>
+        </w:rPr>
+        <w:t xml:space="preserve"> 也各只留一行带前缀的忽略提示）。</w:t>
+      </w:r>
+      <w:r>
+        <w:rPr>
+          <w:rFonts w:ascii="Arial" w:eastAsia="微软雅黑"/>
+          <w:b/>
+          <w:bCs/>
+        </w:rPr>
+        <w:t xml:space="preserve">免费版的串口里恒不出现以 `map ` 开头的行</w:t>
+      </w:r>
+      <w:r>
+        <w:rPr>
+          <w:rFonts w:ascii="Arial" w:eastAsia="微软雅黑"/>
+        </w:rPr>
+        <w:t xml:space="preserve">——拿免费版跑上述任何参数，找不到专业版手册里那些 </w:t>
+      </w:r>
+      <w:r>
+        <w:rPr>
+          <w:rFonts w:ascii="Arial" w:eastAsia="微软雅黑"/>
+        </w:rPr>
+        <w:t xml:space="preserve">map proto:</w:t>
+      </w:r>
+      <w:r>
+        <w:rPr>
+          <w:rFonts w:ascii="Arial" w:eastAsia="微软雅黑"/>
+        </w:rPr>
+        <w:t xml:space="preserve"> / </w:t>
+      </w:r>
+      <w:r>
+        <w:rPr>
+          <w:rFonts w:ascii="Arial" w:eastAsia="微软雅黑"/>
+        </w:rPr>
+        <w:t xml:space="preserve">map probe:</w:t>
+      </w:r>
+      <w:r>
+        <w:rPr>
+          <w:rFonts w:ascii="Arial" w:eastAsia="微软雅黑"/>
+        </w:rPr>
+        <w:t xml:space="preserve"> / </w:t>
+      </w:r>
+      <w:r>
+        <w:rPr>
+          <w:rFonts w:ascii="Arial" w:eastAsia="微软雅黑"/>
+        </w:rPr>
+        <w:t xml:space="preserve">map verdict:</w:t>
+      </w:r>
+      <w:r>
+        <w:rPr>
+          <w:rFonts w:ascii="Arial" w:eastAsia="微软雅黑"/>
+        </w:rPr>
+        <w:t xml:space="preserve"> 行是设计如此，不是故障；配置文件里游离在能力之外的模式取值（如顺序轮巡 / 轮流）会被</w:t>
       </w:r>
       <w:r>
         <w:rPr>
@@ -8073,7 +8265,7 @@
         <w:rPr>
           <w:rFonts w:ascii="Arial" w:eastAsia="微软雅黑"/>
         </w:rPr>
-        <w:t xml:space="preserve"> 因为固件头部预留了 128MB 不纳入测试，加上固件自身占用的区域，可测内存与物理内存存在固定差值。这是 UEFI 应用的根本约束——被测内存必须向固件申请，测完归还；工具自己占用的区域（重定位后为新区）也计入差值。可测比例在测试中不变化，真实比例以实测为准。</w:t>
+        <w:t xml:space="preserve"> 因为固件头部预留了 128MB 不纳入测试，加上固件自身占用的区域，可测内存与物理内存存在固定差值。这是 UEFI 应用的根本约束——被测内存必须向固件申请，测完归还；工具自己占用的内存（重定位后的新镜像区，以及保留在固件装载器名下的原镜像区）同样不参与测试。可测比例在测试中不变化，真实比例以实测为准。</w:t>
       </w:r>
     </w:p>
     <w:p>

--- a/AdvMemTest/docs/manual/advmemtest-free-user-guide.docx
+++ b/AdvMemTest/docs/manual/advmemtest-free-user-guide.docx
@@ -120,7 +120,7 @@
         <w:rPr>
           <w:rFonts w:ascii="Arial" w:eastAsia="微软雅黑"/>
         </w:rPr>
-        <w:t xml:space="preserve">手册按"看得见的功能 → 背后的引擎 → 错误处理 → 报告 → 高级特性 → 升级到专业版"的顺序组织。第二章介绍界面每一个区域的用途；第三章是测试引擎的全貌，15 条 pattern 的完整清单与两档线程模式逐一详解；第四章讲错误如何被发现、如何上报，以及免费版的工作口径（地址级）；第五章讲 HTML 报告；第六章讲自我重定位、厂商门控、多核降级等高级特性；第七章给出专业版的能力速览与获取途径；第八章集中回答常见问题。凡涉及真机行为的部分，本手册以 QEMU 验证环境为基准，真机差异以实测为准。</w:t>
+        <w:t xml:space="preserve">手册按"看得见的功能 → 背后的引擎 → 错误处理 → 报告 → 高级特性 → 升级到专业版"的顺序组织。第二章介绍界面每一个区域的用途；第三章是测试引擎的全貌，16 条 pattern 的完整清单与两档线程模式逐一详解；第四章讲错误如何被发现、如何上报，以及免费版的工作口径（地址级）；第五章讲 HTML 报告；第六章讲自我重定位、厂商门控、多核降级等高级特性；第七章给出专业版的能力速览与获取途径；第八章集中回答常见问题。凡涉及真机行为的部分，本手册以 QEMU 验证环境为基准，真机差异以实测为准。</w:t>
       </w:r>
       <w:r>
         <w:rPr>
@@ -142,7 +142,7 @@
           <w:b/>
           <w:bCs/>
         </w:rPr>
-        <w:t xml:space="preserve">24 张是最新一轮的 `562` 档</w:t>
+        <w:t xml:space="preserve">21 张是 `562` 档</w:t>
       </w:r>
       <w:r>
         <w:rPr>
@@ -160,7 +160,35 @@
         <w:rPr>
           <w:rFonts w:ascii="Arial" w:eastAsia="微软雅黑"/>
         </w:rPr>
-        <w:t xml:space="preserve"> 计时、Pattern 对话框的新行序、带宽曲线、五卡档、各对话框、DIMM 全部拓扑档、悬停气泡、运行/暂停态等），另有 </w:t>
+        <w:t xml:space="preserve"> 计时、Pattern 对话框的新行序、带宽曲线、五卡档、DIMM 全部拓扑档、悬停气泡、运行/暂停态等）、</w:t>
+      </w:r>
+      <w:r>
+        <w:rPr>
+          <w:rFonts w:ascii="Arial" w:eastAsia="微软雅黑"/>
+          <w:b/>
+          <w:bCs/>
+        </w:rPr>
+        <w:t xml:space="preserve">2 张是 `633` 档</w:t>
+      </w:r>
+      <w:r>
+        <w:rPr>
+          <w:rFonts w:ascii="Arial" w:eastAsia="微软雅黑"/>
+        </w:rPr>
+        <w:t xml:space="preserve">（免费版设置菜单的 6 项形态（后两项为 Pro 锁定导流项）与测试配置底部的"禁用缓存测试模式（Pro）"锁定说明行，见 2.1/3.5）、</w:t>
+      </w:r>
+      <w:r>
+        <w:rPr>
+          <w:rFonts w:ascii="Arial" w:eastAsia="微软雅黑"/>
+          <w:b/>
+          <w:bCs/>
+        </w:rPr>
+        <w:t xml:space="preserve">1 张"关于"对话框是 `594` 档</w:t>
+      </w:r>
+      <w:r>
+        <w:rPr>
+          <w:rFonts w:ascii="Arial" w:eastAsia="微软雅黑"/>
+        </w:rPr>
+        <w:t xml:space="preserve">（宣传段分类名刷新），另有 </w:t>
       </w:r>
       <w:r>
         <w:rPr>
@@ -280,7 +308,7 @@
           <w:b/>
           <w:bCs/>
         </w:rPr>
-        <w:t xml:space="preserve">两条启动路径都支持</w:t>
+        <w:t xml:space="preserve">三条启动路径都支持</w:t>
       </w:r>
       <w:r>
         <w:rPr>
@@ -298,7 +326,83 @@
         <w:rPr>
           <w:rFonts w:ascii="Arial" w:eastAsia="微软雅黑"/>
         </w:rPr>
-        <w:t xml:space="preserve">）或挂到 BMC 虚拟光驱，开机从该设备启动即直接进程序；② UEFI Shell——绝大多数服务器与工作站 BIOS 的启动菜单中可直接选择"UEFI Shell"，进入后敲文件名启动。使用 ISO 前请</w:t>
+        <w:t xml:space="preserve">）或挂到 BMC 虚拟光驱，开机从该设备启动即直接进程序；② UEFI Shell——绝大多数服务器与工作站 BIOS 的启动菜单中可直接选择"UEFI Shell"，进入后敲文件名启动；③ </w:t>
+      </w:r>
+      <w:r>
+        <w:rPr>
+          <w:rFonts w:ascii="Arial" w:eastAsia="微软雅黑"/>
+          <w:b/>
+          <w:bCs/>
+        </w:rPr>
+        <w:t xml:space="preserve">UEFI PXE 网络启动</w:t>
+      </w:r>
+      <w:r>
+        <w:rPr>
+          <w:rFonts w:ascii="Arial" w:eastAsia="微软雅黑"/>
+        </w:rPr>
+        <w:t xml:space="preserve">——免费版可以被 PXE 启动镜像直接拉起，但</w:t>
+      </w:r>
+      <w:r>
+        <w:rPr>
+          <w:rFonts w:ascii="Arial" w:eastAsia="微软雅黑"/>
+          <w:b/>
+          <w:bCs/>
+        </w:rPr>
+        <w:t xml:space="preserve">镜像不含网络取件代码</w:t>
+      </w:r>
+      <w:r>
+        <w:rPr>
+          <w:rFonts w:ascii="Arial" w:eastAsia="微软雅黑"/>
+        </w:rPr>
+        <w:t xml:space="preserve">，不消费站点授权 </w:t>
+      </w:r>
+      <w:r>
+        <w:rPr>
+          <w:rFonts w:ascii="Arial" w:eastAsia="微软雅黑"/>
+        </w:rPr>
+        <w:t xml:space="preserve">site.lic</w:t>
+      </w:r>
+      <w:r>
+        <w:rPr>
+          <w:rFonts w:ascii="Arial" w:eastAsia="微软雅黑"/>
+        </w:rPr>
+        <w:t xml:space="preserve"> 与只读配置 </w:t>
+      </w:r>
+      <w:r>
+        <w:rPr>
+          <w:rFonts w:ascii="Arial" w:eastAsia="微软雅黑"/>
+        </w:rPr>
+        <w:t xml:space="preserve">site.cfg</w:t>
+      </w:r>
+      <w:r>
+        <w:rPr>
+          <w:rFonts w:ascii="Arial" w:eastAsia="微软雅黑"/>
+        </w:rPr>
+        <w:t xml:space="preserve">（没有 </w:t>
+      </w:r>
+      <w:r>
+        <w:rPr>
+          <w:rFonts w:ascii="Arial" w:eastAsia="微软雅黑"/>
+        </w:rPr>
+        <w:t xml:space="preserve">LICENSE: pxe:</w:t>
+      </w:r>
+      <w:r>
+        <w:rPr>
+          <w:rFonts w:ascii="Arial" w:eastAsia="微软雅黑"/>
+        </w:rPr>
+        <w:t xml:space="preserve"> 行），也不受站点授权约束；同时 PXE 直启下程序目录是 PXE 设备、没有 SFS，本地 </w:t>
+      </w:r>
+      <w:r>
+        <w:rPr>
+          <w:rFonts w:ascii="Arial" w:eastAsia="微软雅黑"/>
+        </w:rPr>
+        <w:t xml:space="preserve">ADVMTEST.CFG</w:t>
+      </w:r>
+      <w:r>
+        <w:rPr>
+          <w:rFonts w:ascii="Arial" w:eastAsia="微软雅黑"/>
+        </w:rPr>
+        <w:t xml:space="preserve"> 读不到也写不了，设置每次启动回到默认值。需要 PXE 站点授权下发与只读配置的部署请使用专业版（见第七章）。三条路径使用前都请</w:t>
       </w:r>
       <w:r>
         <w:rPr>
@@ -618,7 +722,27 @@
                 <w:sz w:val="20"/>
                 <w:szCs w:val="20"/>
               </w:rPr>
-              <w:t xml:space="preserve">✅ 落在第一个可写卷根（Ventoy 上即 VTOYEFI 分区根）</w:t>
+              <w:t xml:space="preserve">✅ 落在第一个 SFS 卷根（Ventoy 实测 VTOYEFI 分区根；串口 </w:t>
+            </w:r>
+            <w:r>
+              <w:rPr>
+                <w:rFonts w:ascii="Arial" w:eastAsia="微软雅黑"/>
+                <w:b w:val="false"/>
+                <w:bCs w:val="false"/>
+                <w:sz w:val="20"/>
+                <w:szCs w:val="20"/>
+              </w:rPr>
+              <w:t xml:space="preserve">fs0:</w:t>
+            </w:r>
+            <w:r>
+              <w:rPr>
+                <w:rFonts w:ascii="Arial" w:eastAsia="微软雅黑"/>
+                <w:b w:val="false"/>
+                <w:bCs w:val="false"/>
+                <w:sz w:val="20"/>
+                <w:szCs w:val="20"/>
+              </w:rPr>
+              <w:t xml:space="preserve"> 是固定文案）</w:t>
             </w:r>
           </w:p>
         </w:tc>
@@ -1095,6 +1219,124 @@
           </w:p>
         </w:tc>
       </w:tr>
+      <w:tr>
+        <w:tc>
+          <w:tcPr>
+            <w:tcW w:type="dxa" w:w="2340"/>
+            <w:tcBorders>
+              <w:top w:val="single" w:color="999999" w:sz="1"/>
+              <w:left w:val="single" w:color="999999" w:sz="1"/>
+              <w:bottom w:val="single" w:color="999999" w:sz="1"/>
+              <w:right w:val="single" w:color="999999" w:sz="1"/>
+            </w:tcBorders>
+            <w:tcMar>
+              <w:top w:type="dxa" w:w="60"/>
+              <w:left w:type="dxa" w:w="100"/>
+              <w:bottom w:type="dxa" w:w="60"/>
+              <w:right w:type="dxa" w:w="100"/>
+            </w:tcMar>
+          </w:tcPr>
+          <w:p>
+            <w:r>
+              <w:rPr>
+                <w:rFonts w:ascii="Arial" w:eastAsia="微软雅黑"/>
+                <w:b w:val="false"/>
+                <w:bCs w:val="false"/>
+                <w:sz w:val="20"/>
+                <w:szCs w:val="20"/>
+              </w:rPr>
+              <w:t xml:space="preserve">PXE 网络启动（免费版）</w:t>
+            </w:r>
+          </w:p>
+        </w:tc>
+        <w:tc>
+          <w:tcPr>
+            <w:tcW w:type="dxa" w:w="2340"/>
+            <w:tcBorders>
+              <w:top w:val="single" w:color="999999" w:sz="1"/>
+              <w:left w:val="single" w:color="999999" w:sz="1"/>
+              <w:bottom w:val="single" w:color="999999" w:sz="1"/>
+              <w:right w:val="single" w:color="999999" w:sz="1"/>
+            </w:tcBorders>
+            <w:tcMar>
+              <w:top w:type="dxa" w:w="60"/>
+              <w:left w:type="dxa" w:w="100"/>
+              <w:bottom w:type="dxa" w:w="60"/>
+              <w:right w:type="dxa" w:w="100"/>
+            </w:tcMar>
+          </w:tcPr>
+          <w:p>
+            <w:r>
+              <w:rPr>
+                <w:rFonts w:ascii="Arial" w:eastAsia="微软雅黑"/>
+                <w:b w:val="false"/>
+                <w:bCs w:val="false"/>
+                <w:sz w:val="20"/>
+                <w:szCs w:val="20"/>
+              </w:rPr>
+              <w:t xml:space="preserve">✅</w:t>
+            </w:r>
+          </w:p>
+        </w:tc>
+        <w:tc>
+          <w:tcPr>
+            <w:tcW w:type="dxa" w:w="2340"/>
+            <w:tcBorders>
+              <w:top w:val="single" w:color="999999" w:sz="1"/>
+              <w:left w:val="single" w:color="999999" w:sz="1"/>
+              <w:bottom w:val="single" w:color="999999" w:sz="1"/>
+              <w:right w:val="single" w:color="999999" w:sz="1"/>
+            </w:tcBorders>
+            <w:tcMar>
+              <w:top w:type="dxa" w:w="60"/>
+              <w:left w:type="dxa" w:w="100"/>
+              <w:bottom w:type="dxa" w:w="60"/>
+              <w:right w:type="dxa" w:w="100"/>
+            </w:tcMar>
+          </w:tcPr>
+          <w:p>
+            <w:r>
+              <w:rPr>
+                <w:rFonts w:ascii="Arial" w:eastAsia="微软雅黑"/>
+                <w:b w:val="false"/>
+                <w:bCs w:val="false"/>
+                <w:sz w:val="20"/>
+                <w:szCs w:val="20"/>
+              </w:rPr>
+              <w:t xml:space="preserve">❌ PXE 直启下本地 CFG 不可达（即使接盘），每次启动用默认值、不能保存</w:t>
+            </w:r>
+          </w:p>
+        </w:tc>
+        <w:tc>
+          <w:tcPr>
+            <w:tcW w:type="dxa" w:w="2340"/>
+            <w:tcBorders>
+              <w:top w:val="single" w:color="999999" w:sz="1"/>
+              <w:left w:val="single" w:color="999999" w:sz="1"/>
+              <w:bottom w:val="single" w:color="999999" w:sz="1"/>
+              <w:right w:val="single" w:color="999999" w:sz="1"/>
+            </w:tcBorders>
+            <w:tcMar>
+              <w:top w:type="dxa" w:w="60"/>
+              <w:left w:type="dxa" w:w="100"/>
+              <w:bottom w:type="dxa" w:w="60"/>
+              <w:right w:type="dxa" w:w="100"/>
+            </w:tcMar>
+          </w:tcPr>
+          <w:p>
+            <w:r>
+              <w:rPr>
+                <w:rFonts w:ascii="Arial" w:eastAsia="微软雅黑"/>
+                <w:b w:val="false"/>
+                <w:bCs w:val="false"/>
+                <w:sz w:val="20"/>
+                <w:szCs w:val="20"/>
+              </w:rPr>
+              <w:t xml:space="preserve">❌ 默认无盘：仅串口 WARN，以 STATUS/RESULT 为准；接可写 FAT32 盘可落报告</w:t>
+            </w:r>
+          </w:p>
+        </w:tc>
+      </w:tr>
     </w:tbl>
     <w:p/>
     <w:p>
@@ -1116,7 +1358,21 @@
         <w:rPr>
           <w:rFonts w:ascii="Arial" w:eastAsia="微软雅黑"/>
         </w:rPr>
-        <w:t xml:space="preserve">：要让</w:t>
+        <w:t xml:space="preserve">：</w:t>
+      </w:r>
+      <w:r>
+        <w:rPr>
+          <w:rFonts w:ascii="Arial" w:eastAsia="微软雅黑"/>
+          <w:b/>
+          <w:bCs/>
+        </w:rPr>
+        <w:t xml:space="preserve">本地启动</w:t>
+      </w:r>
+      <w:r>
+        <w:rPr>
+          <w:rFonts w:ascii="Arial" w:eastAsia="微软雅黑"/>
+        </w:rPr>
+        <w:t xml:space="preserve">要让</w:t>
       </w:r>
       <w:r>
         <w:rPr>
@@ -1181,6 +1437,20 @@
           <w:rFonts w:ascii="Arial" w:eastAsia="微软雅黑"/>
         </w:rPr>
         <w:t xml:space="preserve"> 读回成功）。</w:t>
+      </w:r>
+      <w:r>
+        <w:rPr>
+          <w:rFonts w:ascii="Arial" w:eastAsia="微软雅黑"/>
+          <w:b/>
+          <w:bCs/>
+        </w:rPr>
+        <w:t xml:space="preserve">PXE 直启例外</w:t>
+      </w:r>
+      <w:r>
+        <w:rPr>
+          <w:rFonts w:ascii="Arial" w:eastAsia="微软雅黑"/>
+        </w:rPr>
+        <w:t xml:space="preserve">：设置不可保存，本地盘只影响报告。</w:t>
       </w:r>
     </w:p>
     <w:p>
@@ -1638,21 +1908,49 @@
         <w:rPr>
           <w:rFonts w:ascii="Arial" w:eastAsia="微软雅黑"/>
         </w:rPr>
-        <w:t xml:space="preserve">"设置"菜单四项：</w:t>
-      </w:r>
-      <w:r>
-        <w:rPr>
-          <w:rFonts w:ascii="Arial" w:eastAsia="微软雅黑"/>
-          <w:b/>
-          <w:bCs/>
-        </w:rPr>
-        <w:t xml:space="preserve">"测试 Pattern 选择..."、"线程模式..."、"测试配置..."、"外观..."</w:t>
-      </w:r>
-      <w:r>
-        <w:rPr>
-          <w:rFonts w:ascii="Arial" w:eastAsia="微软雅黑"/>
-        </w:rPr>
-        <w:t xml:space="preserve">（菜单名省略号为产品界面现状——前两项用半角三点、"测试配置"与"外观"用标点省略号，本文档镜像之）。</w:t>
+        <w:t xml:space="preserve">"设置"菜单六项：</w:t>
+      </w:r>
+      <w:r>
+        <w:rPr>
+          <w:rFonts w:ascii="Arial" w:eastAsia="微软雅黑"/>
+          <w:b/>
+          <w:bCs/>
+        </w:rPr>
+        <w:t xml:space="preserve">"测试 Pattern 选择..."、"线程模式..."、"测试配置..."、"外观..."、"体验功能…"与"内存信息…"</w:t>
+      </w:r>
+      <w:r>
+        <w:rPr>
+          <w:rFonts w:ascii="Arial" w:eastAsia="微软雅黑"/>
+        </w:rPr>
+        <w:t xml:space="preserve">（菜单名省略号为产品界面现状——前四项用半角三点，后两项锁定项用标点省略号，本文档镜像之）。后两项在免费版里是</w:t>
+      </w:r>
+      <w:r>
+        <w:rPr>
+          <w:rFonts w:ascii="Arial" w:eastAsia="微软雅黑"/>
+          <w:b/>
+          <w:bCs/>
+        </w:rPr>
+        <w:t xml:space="preserve">锁定导流项</w:t>
+      </w:r>
+      <w:r>
+        <w:rPr>
+          <w:rFonts w:ascii="Arial" w:eastAsia="微软雅黑"/>
+        </w:rPr>
+        <w:t xml:space="preserve">：灰显 + 锁形图标（带"（Pro）"后缀），点击只弹出"Pro 专属功能——请联系作者获取 Pro 版授权"提示；</w:t>
+      </w:r>
+      <w:r>
+        <w:rPr>
+          <w:rFonts w:ascii="Arial" w:eastAsia="微软雅黑"/>
+          <w:b/>
+          <w:bCs/>
+        </w:rPr>
+        <w:t xml:space="preserve">免费版镜像不包含这两个对话框的实现代码</w:t>
+      </w:r>
+      <w:r>
+        <w:rPr>
+          <w:rFonts w:ascii="Arial" w:eastAsia="微软雅黑"/>
+        </w:rPr>
+        <w:t xml:space="preserve">——体验功能（错误注入演示）与内存信息（SPD 深度页）只在专业版产物中存在，这里看到的是升级入口，不是被裁剪一半的功能本体。</w:t>
       </w:r>
     </w:p>
     <w:p>
@@ -1664,7 +1962,7 @@
           <wp:inline distT="0" distB="0" distL="0" distR="0">
             <wp:extent cx="5943600" cy="3714750"/>
             <wp:effectExtent t="0" r="0" b="0" l="0"/>
-            <wp:docPr id="1" name="免费版设置菜单（4 项）" descr="免费版设置菜单（4 项）" title="免费版设置菜单（4 项）"/>
+            <wp:docPr id="1" name="免费版设置菜单（6 项；后两项为 Pro 锁定导流项，灰显 + 锁标）" descr="免费版设置菜单（6 项；后两项为 Pro 锁定导流项，灰显 + 锁标）" title="免费版设置菜单（6 项；后两项为 Pro 锁定导流项，灰显 + 锁标）"/>
             <wp:cNvGraphicFramePr>
               <a:graphicFrameLocks xmlns:a="http://schemas.openxmlformats.org/drawingml/2006/main" noChangeAspect="1"/>
             </wp:cNvGraphicFramePr>
@@ -1713,7 +2011,7 @@
           <w:sz w:val="18"/>
           <w:szCs w:val="18"/>
         </w:rPr>
-        <w:t xml:space="preserve">免费版设置菜单（4 项）</w:t>
+        <w:t xml:space="preserve">免费版设置菜单（6 项；后两项为 Pro 锁定导流项，灰显 + 锁标）</w:t>
       </w:r>
     </w:p>
     <w:p>
@@ -1887,7 +2185,33 @@
         <w:rPr>
           <w:rFonts w:ascii="Arial" w:eastAsia="微软雅黑"/>
         </w:rPr>
-        <w:t xml:space="preserve">（可测内存与物理内存的比值，测试中不变化——为何不是 100% 见第八章）。鼠标悬停任意卡片会弹出语义说明浮层。</w:t>
+        <w:t xml:space="preserve">（可测内存与物理内存的比值，测试中不变化——为何不是 100% 见第八章）。鼠标悬停任意卡片会弹出语义说明浮层。其中</w:t>
+      </w:r>
+      <w:r>
+        <w:rPr>
+          <w:rFonts w:ascii="Arial" w:eastAsia="微软雅黑"/>
+          <w:b/>
+          <w:bCs/>
+        </w:rPr>
+        <w:t xml:space="preserve">"可测比例"卡的浮层另有累计覆盖读数</w:t>
+      </w:r>
+      <w:r>
+        <w:rPr>
+          <w:rFonts w:ascii="Arial" w:eastAsia="微软雅黑"/>
+        </w:rPr>
+        <w:t xml:space="preserve">：</w:t>
+      </w:r>
+      <w:r>
+        <w:rPr>
+          <w:rFonts w:ascii="Arial" w:eastAsia="微软雅黑"/>
+        </w:rPr>
+        <w:t xml:space="preserve">累计覆盖 X%（已覆盖 N / 可测 M）</w:t>
+      </w:r>
+      <w:r>
+        <w:rPr>
+          <w:rFonts w:ascii="Arial" w:eastAsia="微软雅黑"/>
+        </w:rPr>
+        <w:t xml:space="preserve">——一轮完整跑完约 100%，多轮或连续运行继续累加，可以超过 100%；报告汇总区给出同一个数（见 5.2）。</w:t>
       </w:r>
     </w:p>
     <w:p>
@@ -3357,6 +3681,48 @@
       </w:r>
     </w:p>
     <w:p>
+      <w:r>
+        <w:rPr>
+          <w:rFonts w:ascii="Arial" w:eastAsia="微软雅黑"/>
+          <w:b/>
+          <w:bCs/>
+        </w:rPr>
+        <w:t xml:space="preserve">倒计时起测的状态栏提示</w:t>
+      </w:r>
+      <w:r>
+        <w:rPr>
+          <w:rFonts w:ascii="Arial" w:eastAsia="微软雅黑"/>
+        </w:rPr>
+        <w:t xml:space="preserve">：主界面就绪后，若"倒计时自动开始测试"开着（缺省开，见 3.5），状态栏会逐秒显示 </w:t>
+      </w:r>
+      <w:r>
+        <w:rPr>
+          <w:rFonts w:ascii="Arial" w:eastAsia="微软雅黑"/>
+        </w:rPr>
+        <w:t xml:space="preserve">将在 N 秒后自动开始测试（按任意键取消）</w:t>
+      </w:r>
+      <w:r>
+        <w:rPr>
+          <w:rFonts w:ascii="Arial" w:eastAsia="微软雅黑"/>
+        </w:rPr>
+        <w:t xml:space="preserve">，归零即自动起测；倒计时期间任何一次按键或鼠标移动都会取消它——取消后</w:t>
+      </w:r>
+      <w:r>
+        <w:rPr>
+          <w:rFonts w:ascii="Arial" w:eastAsia="微软雅黑"/>
+          <w:b/>
+          <w:bCs/>
+        </w:rPr>
+        <w:t xml:space="preserve">本次运行不再自动起测</w:t>
+      </w:r>
+      <w:r>
+        <w:rPr>
+          <w:rFonts w:ascii="Arial" w:eastAsia="微软雅黑"/>
+        </w:rPr>
+        <w:t xml:space="preserve">（一次性），想跑测就手动起测（见 2.1）。</w:t>
+      </w:r>
+    </w:p>
+    <w:p>
       <w:pPr>
         <w:pStyle w:val="Heading3"/>
       </w:pPr>
@@ -3602,29 +3968,29 @@
         <w:rPr>
           <w:rFonts w:ascii="Arial" w:eastAsia="微软雅黑"/>
         </w:rPr>
-        <w:t xml:space="preserve">3.2 Pattern 注册表（15 条：13 条用户可见 + 2 条引擎自检参考条）</w:t>
-      </w:r>
-    </w:p>
-    <w:p>
-      <w:r>
-        <w:rPr>
-          <w:rFonts w:ascii="Arial" w:eastAsia="微软雅黑"/>
-        </w:rPr>
-        <w:t xml:space="preserve">以下 15 条 pattern 全部为真实写读实现，免费版全量可执行。其中 Id 11/12 两条是引擎内部自检参考条——"空测试"与"热复位校验"，仅供 SelfCheck 与引擎内部使用，对话框中不展示；因此</w:t>
-      </w:r>
-      <w:r>
-        <w:rPr>
-          <w:rFonts w:ascii="Arial" w:eastAsia="微软雅黑"/>
-          <w:b/>
-          <w:bCs/>
-        </w:rPr>
-        <w:t xml:space="preserve">用户可见可勾选的是 13 条</w:t>
-      </w:r>
-      <w:r>
-        <w:rPr>
-          <w:rFonts w:ascii="Arial" w:eastAsia="微软雅黑"/>
-        </w:rPr>
-        <w:t xml:space="preserve">。表格中"多核资格"指该条在并行模式下的调度方式：</w:t>
+        <w:t xml:space="preserve">3.2 Pattern 注册表（16 条：14 条用户可见 + 2 条引擎自检参考条）</w:t>
+      </w:r>
+    </w:p>
+    <w:p>
+      <w:r>
+        <w:rPr>
+          <w:rFonts w:ascii="Arial" w:eastAsia="微软雅黑"/>
+        </w:rPr>
+        <w:t xml:space="preserve">以下 16 条 pattern 全部为真实写读实现，免费版全量可执行。其中 Id 11/12 两条是引擎内部自检参考条——"空测试"与"热复位校验"，仅供 SelfCheck 与引擎内部使用，对话框中不展示；因此</w:t>
+      </w:r>
+      <w:r>
+        <w:rPr>
+          <w:rFonts w:ascii="Arial" w:eastAsia="微软雅黑"/>
+          <w:b/>
+          <w:bCs/>
+        </w:rPr>
+        <w:t xml:space="preserve">用户可见可勾选的是 14 条</w:t>
+      </w:r>
+      <w:r>
+        <w:rPr>
+          <w:rFonts w:ascii="Arial" w:eastAsia="微软雅黑"/>
+        </w:rPr>
+        <w:t xml:space="preserve">（新增的 Id 33 总线应力默认不勾选，见下）。表格中"多核资格"指该条在并行模式下的调度方式：</w:t>
       </w:r>
       <w:r>
         <w:rPr>
@@ -3652,7 +4018,33 @@
         <w:rPr>
           <w:rFonts w:ascii="Arial" w:eastAsia="微软雅黑"/>
         </w:rPr>
-        <w:t xml:space="preserve">（逐核轮换跑、天然串行语义）、</w:t>
+        <w:t xml:space="preserve">（逐核轮换跑、天然串行语义；</w:t>
+      </w:r>
+      <w:r>
+        <w:rPr>
+          <w:rFonts w:ascii="Arial" w:eastAsia="微软雅黑"/>
+          <w:b/>
+          <w:bCs/>
+        </w:rPr>
+        <w:t xml:space="preserve">缺省只由 1 核跑完整内存</w:t>
+      </w:r>
+      <w:r>
+        <w:rPr>
+          <w:rFonts w:ascii="Arial" w:eastAsia="微软雅黑"/>
+        </w:rPr>
+        <w:t xml:space="preserve">，覆盖等价且不做 ×N 重复全量，可用 </w:t>
+      </w:r>
+      <w:r>
+        <w:rPr>
+          <w:rFonts w:ascii="Arial" w:eastAsia="微软雅黑"/>
+        </w:rPr>
+        <w:t xml:space="preserve">par.rotate.cores</w:t>
+      </w:r>
+      <w:r>
+        <w:rPr>
+          <w:rFonts w:ascii="Arial" w:eastAsia="微软雅黑"/>
+        </w:rPr>
+        <w:t xml:space="preserve"> 调宽，见 6.5）、</w:t>
       </w:r>
       <w:r>
         <w:rPr>
@@ -4011,7 +4403,7 @@
                 <w:sz w:val="20"/>
                 <w:szCs w:val="20"/>
               </w:rPr>
-              <w:t xml:space="preserve">地址即数据，顺序写读</w:t>
+              <w:t xml:space="preserve">地址即数据，顺序写读（与 Id 2 同一实现，逐 qword 独立，可地址切分）</w:t>
             </w:r>
           </w:p>
         </w:tc>
@@ -4040,7 +4432,7 @@
                 <w:sz w:val="20"/>
                 <w:szCs w:val="20"/>
               </w:rPr>
-              <w:t xml:space="preserve">轮换</w:t>
+              <w:t xml:space="preserve">切分</w:t>
             </w:r>
           </w:p>
         </w:tc>
@@ -5579,6 +5971,124 @@
           </w:p>
         </w:tc>
       </w:tr>
+      <w:tr>
+        <w:tc>
+          <w:tcPr>
+            <w:tcW w:type="dxa" w:w="2340"/>
+            <w:tcBorders>
+              <w:top w:val="single" w:color="999999" w:sz="1"/>
+              <w:left w:val="single" w:color="999999" w:sz="1"/>
+              <w:bottom w:val="single" w:color="999999" w:sz="1"/>
+              <w:right w:val="single" w:color="999999" w:sz="1"/>
+            </w:tcBorders>
+            <w:tcMar>
+              <w:top w:type="dxa" w:w="60"/>
+              <w:left w:type="dxa" w:w="100"/>
+              <w:bottom w:type="dxa" w:w="60"/>
+              <w:right w:type="dxa" w:w="100"/>
+            </w:tcMar>
+          </w:tcPr>
+          <w:p>
+            <w:r>
+              <w:rPr>
+                <w:rFonts w:ascii="Arial" w:eastAsia="微软雅黑"/>
+                <w:b w:val="false"/>
+                <w:bCs w:val="false"/>
+                <w:sz w:val="20"/>
+                <w:szCs w:val="20"/>
+              </w:rPr>
+              <w:t xml:space="preserve">33</w:t>
+            </w:r>
+          </w:p>
+        </w:tc>
+        <w:tc>
+          <w:tcPr>
+            <w:tcW w:type="dxa" w:w="2340"/>
+            <w:tcBorders>
+              <w:top w:val="single" w:color="999999" w:sz="1"/>
+              <w:left w:val="single" w:color="999999" w:sz="1"/>
+              <w:bottom w:val="single" w:color="999999" w:sz="1"/>
+              <w:right w:val="single" w:color="999999" w:sz="1"/>
+            </w:tcBorders>
+            <w:tcMar>
+              <w:top w:type="dxa" w:w="60"/>
+              <w:left w:type="dxa" w:w="100"/>
+              <w:bottom w:type="dxa" w:w="60"/>
+              <w:right w:type="dxa" w:w="100"/>
+            </w:tcMar>
+          </w:tcPr>
+          <w:p>
+            <w:r>
+              <w:rPr>
+                <w:rFonts w:ascii="Arial" w:eastAsia="微软雅黑"/>
+                <w:b w:val="false"/>
+                <w:bCs w:val="false"/>
+                <w:sz w:val="20"/>
+                <w:szCs w:val="20"/>
+              </w:rPr>
+              <w:t xml:space="preserve">总线应力·突发转向</w:t>
+            </w:r>
+          </w:p>
+        </w:tc>
+        <w:tc>
+          <w:tcPr>
+            <w:tcW w:type="dxa" w:w="2340"/>
+            <w:tcBorders>
+              <w:top w:val="single" w:color="999999" w:sz="1"/>
+              <w:left w:val="single" w:color="999999" w:sz="1"/>
+              <w:bottom w:val="single" w:color="999999" w:sz="1"/>
+              <w:right w:val="single" w:color="999999" w:sz="1"/>
+            </w:tcBorders>
+            <w:tcMar>
+              <w:top w:type="dxa" w:w="60"/>
+              <w:left w:type="dxa" w:w="100"/>
+              <w:bottom w:type="dxa" w:w="60"/>
+              <w:right w:type="dxa" w:w="100"/>
+            </w:tcMar>
+          </w:tcPr>
+          <w:p>
+            <w:r>
+              <w:rPr>
+                <w:rFonts w:ascii="Arial" w:eastAsia="微软雅黑"/>
+                <w:b w:val="false"/>
+                <w:bCs w:val="false"/>
+                <w:sz w:val="20"/>
+                <w:szCs w:val="20"/>
+              </w:rPr>
+              <w:t xml:space="preserve">变长突发写读交替 + 空闲间隙，针对内存接口/时序窗口故障（默认不勾选）</w:t>
+            </w:r>
+          </w:p>
+        </w:tc>
+        <w:tc>
+          <w:tcPr>
+            <w:tcW w:type="dxa" w:w="2340"/>
+            <w:tcBorders>
+              <w:top w:val="single" w:color="999999" w:sz="1"/>
+              <w:left w:val="single" w:color="999999" w:sz="1"/>
+              <w:bottom w:val="single" w:color="999999" w:sz="1"/>
+              <w:right w:val="single" w:color="999999" w:sz="1"/>
+            </w:tcBorders>
+            <w:tcMar>
+              <w:top w:type="dxa" w:w="60"/>
+              <w:left w:type="dxa" w:w="100"/>
+              <w:bottom w:type="dxa" w:w="60"/>
+              <w:right w:type="dxa" w:w="100"/>
+            </w:tcMar>
+          </w:tcPr>
+          <w:p>
+            <w:r>
+              <w:rPr>
+                <w:rFonts w:ascii="Arial" w:eastAsia="微软雅黑"/>
+                <w:b w:val="false"/>
+                <w:bCs w:val="false"/>
+                <w:sz w:val="20"/>
+                <w:szCs w:val="20"/>
+              </w:rPr>
+              <w:t xml:space="preserve">切分</w:t>
+            </w:r>
+          </w:p>
+        </w:tc>
+      </w:tr>
     </w:tbl>
     <w:p/>
     <w:p>
@@ -5586,7 +6096,7 @@
         <w:rPr>
           <w:rFonts w:ascii="Arial" w:eastAsia="微软雅黑"/>
         </w:rPr>
-        <w:t xml:space="preserve">另有 18 条高级条目属</w:t>
+        <w:t xml:space="preserve">另有 20 条高级条目属</w:t>
       </w:r>
       <w:r>
         <w:rPr>
@@ -5600,7 +6110,35 @@
         <w:rPr>
           <w:rFonts w:ascii="Arial" w:eastAsia="微软雅黑"/>
         </w:rPr>
-        <w:t xml:space="preserve">（Id 15–32：AMT 系工程序列、三家内存原厂的专用算法、两条蓝本之上的增补条，以及 Id 15 的 SIMD-256 宽访存）——它们在 Pattern 对话框中以列表后段的灰显行 + 锁标列出：内容可读、焦点圈可落（键盘能浏览），但不可勾选，见 3.3 与第七章。</w:t>
+        <w:t xml:space="preserve">（Id 15–32、34、35：Advanced 系工程序列、三家内存原厂的专用算法、两条域宽增补条、Id 15 的 SIMD-256 宽访存、Id 34 的 </w:t>
+      </w:r>
+      <w:r>
+        <w:rPr>
+          <w:rFonts w:ascii="Arial" w:eastAsia="微软雅黑"/>
+          <w:b/>
+          <w:bCs/>
+        </w:rPr>
+        <w:t xml:space="preserve">Adv 缓存驻留压力</w:t>
+      </w:r>
+      <w:r>
+        <w:rPr>
+          <w:rFonts w:ascii="Arial" w:eastAsia="微软雅黑"/>
+        </w:rPr>
+        <w:t xml:space="preserve">，以及 Id 35 的 </w:t>
+      </w:r>
+      <w:r>
+        <w:rPr>
+          <w:rFonts w:ascii="Arial" w:eastAsia="微软雅黑"/>
+          <w:b/>
+          <w:bCs/>
+        </w:rPr>
+        <w:t xml:space="preserve">Adv BG 条纹扫描</w:t>
+      </w:r>
+      <w:r>
+        <w:rPr>
+          <w:rFonts w:ascii="Arial" w:eastAsia="微软雅黑"/>
+        </w:rPr>
+        <w:t xml:space="preserve">）——它们在 Pattern 对话框中以灰显行 + 锁标列出：内容可读、焦点圈可落（键盘能浏览），但不可勾选，见 3.3 与第七章。</w:t>
       </w:r>
     </w:p>
     <w:p>
@@ -5632,7 +6170,7 @@
         <w:rPr>
           <w:rFonts w:ascii="Arial" w:eastAsia="微软雅黑"/>
         </w:rPr>
-        <w:t xml:space="preserve">这一组是 memtest86+ 的经典序列：移动反转族（全 1 全 0、8 位、随机、32 位四种走花）以相反数据反复写读相邻地址，专门暴露数据线翻转类故障；块移动压测缓存与突发路径；Modulo 20 以 20 字节错位写、绕开缓存行干扰直达存储阵列；Bit fade 写完后静置一段时间再读回，检测 DRAM 电荷泄漏——刷新电路弱化、单元漏电偏大的颗粒会在这里现形。</w:t>
+        <w:t xml:space="preserve">这一组是 memtest86+ 的经典序列：移动反转族（全 1 全 0、8 位、随机、32 位四种走花）以相反数据反复写读相邻地址，专门暴露数据线翻转类故障；块移动压测缓存与突发路径；Modulo 20 以 20 字节错位写、绕开缓存行干扰直达存储阵列；Bit fade 写完后静置一段时间再读回，检测 DRAM 电荷泄漏——刷新电路弱化、单元漏电偏大的颗粒会在这里现形。v2 邻接相：64B 行交替反相填充 → 静置 → 校验，针对相邻行耦合/保持干扰。</w:t>
       </w:r>
     </w:p>
     <w:p>
@@ -5662,7 +6200,7 @@
         <w:rPr>
           <w:rFonts w:ascii="Arial" w:eastAsia="微软雅黑"/>
         </w:rPr>
-        <w:t xml:space="preserve">（默认勾选）。</w:t>
+        <w:t xml:space="preserve">（默认勾选）。行锤 v2：双侧 aggressor（T-1/T+1）+ 周期性缓存冲刷（wbinvd），校验 victim 行 T；语义演示环境（QEMU）下无真实 DRAM 行激活。</w:t>
       </w:r>
     </w:p>
     <w:p>
@@ -5707,6 +6245,36 @@
           <w:rFonts w:ascii="Arial" w:eastAsia="微软雅黑"/>
         </w:rPr>
         <w:t xml:space="preserve">（架构上无条件可用），因此这一条在免费版与专业版都默认勾选，不需要任何额外前提。</w:t>
+      </w:r>
+    </w:p>
+    <w:p>
+      <w:r>
+        <w:rPr>
+          <w:rFonts w:ascii="Arial" w:eastAsia="微软雅黑"/>
+        </w:rPr>
+        <w:t xml:space="preserve">#### 总线应力（Id 33）</w:t>
+      </w:r>
+    </w:p>
+    <w:p>
+      <w:r>
+        <w:rPr>
+          <w:rFonts w:ascii="Arial" w:eastAsia="微软雅黑"/>
+        </w:rPr>
+        <w:t xml:space="preserve">本条是 2026-10 新增的免费域条目（默认不勾选）：以 64/128/256/512 字节轮转的变长突发做交替极性写读（偶次全 0、奇次全 1），每个突发写完插入一段空闲间隙再读回校验——针对内存接口与时序窗口类故障。需要说明其边界：软件路径上的"间隙"只是 CPU 侧自旋，并不产生真实的 DRAM 接口空转，因此它在 QEMU/软件环境下是访问结构、极性与"写完即读"的语义演示；真实总线时序故障需平台层总线测试硬件对接。</w:t>
+      </w:r>
+      <w:r>
+        <w:rPr>
+          <w:rFonts w:ascii="Arial" w:eastAsia="微软雅黑"/>
+          <w:b/>
+          <w:bCs/>
+        </w:rPr>
+        <w:t xml:space="preserve">默认不勾选</w:t>
+      </w:r>
+      <w:r>
+        <w:rPr>
+          <w:rFonts w:ascii="Arial" w:eastAsia="微软雅黑"/>
+        </w:rPr>
+        <w:t xml:space="preserve">（语义演示条，且间隙自旋使吞吐显著低于其它条），需要时在 Pattern 对话框手动勾选。</w:t>
       </w:r>
     </w:p>
     <w:p>
@@ -5769,7 +6337,7 @@
           <wp:inline distT="0" distB="0" distL="0" distR="0">
             <wp:extent cx="5943600" cy="3714750"/>
             <wp:effectExtent t="0" r="0" b="0" l="0"/>
-            <wp:docPr id="1" name="Pattern 选择对话框（滚到免费块末尾）：`Row Hammer（行锤击）` 与 `SIMD-128 宽访存` 已勾选；紧随其后的 `Adv SIMD-256 宽访存` 灰显 + 锁标——未授权条目由这里开始" descr="Pattern 选择对话框（滚到免费块末尾）：`Row Hammer（行锤击）` 与 `SIMD-128 宽访存` 已勾选；紧随其后的 `Adv SIMD-256 宽访存` 灰显 + 锁标——未授权条目由这里开始" title="Pattern 选择对话框（滚到免费块末尾）：`Row Hammer（行锤击）` 与 `SIMD-128 宽访存` 已勾选；紧随其后的 `Adv SIMD-256 宽访存` 灰显 + 锁标——未授权条目由这里开始"/>
+            <wp:docPr id="1" name="Pattern 选择对话框（滚到列表末尾）：新增的 `总线应力·突发转向`（Id 33，免费域，默认不勾选）与其后的 Pro 块 `Adv 缓存驻留压力`（Id 34）/`Adv BG 条纹扫描`（Id 35，均灰显 + 锁标）同框——免费域条目在 Pro 域块之后还有一条表尾追加（截图拍摄于 Id 35 加入前的构建，Pro 块尾部行数以正文为准）" descr="Pattern 选择对话框（滚到列表末尾）：新增的 `总线应力·突发转向`（Id 33，免费域，默认不勾选）与其后的 Pro 块 `Adv 缓存驻留压力`（Id 34）/`Adv BG 条纹扫描`（Id 35，均灰显 + 锁标）同框——免费域条目在 Pro 域块之后还有一条表尾追加（截图拍摄于 Id 35 加入前的构建，Pro 块尾部行数以正文为准）" title="Pattern 选择对话框（滚到列表末尾）：新增的 `总线应力·突发转向`（Id 33，免费域，默认不勾选）与其后的 Pro 块 `Adv 缓存驻留压力`（Id 34）/`Adv BG 条纹扫描`（Id 35，均灰显 + 锁标）同框——免费域条目在 Pro 域块之后还有一条表尾追加（截图拍摄于 Id 35 加入前的构建，Pro 块尾部行数以正文为准）"/>
             <wp:cNvGraphicFramePr>
               <a:graphicFrameLocks xmlns:a="http://schemas.openxmlformats.org/drawingml/2006/main" noChangeAspect="1"/>
             </wp:cNvGraphicFramePr>
@@ -5818,15 +6386,15 @@
           <w:sz w:val="18"/>
           <w:szCs w:val="18"/>
         </w:rPr>
-        <w:t xml:space="preserve">Pattern 选择对话框（滚到免费块末尾）：`Row Hammer（行锤击）` 与 `SIMD-128 宽访存` 已勾选；紧随其后的 `Adv SIMD-256 宽访存` 灰显 + 锁标——未授权条目由这里开始</w:t>
-      </w:r>
-    </w:p>
-    <w:p>
-      <w:r>
-        <w:rPr>
-          <w:rFonts w:ascii="Arial" w:eastAsia="微软雅黑"/>
-        </w:rPr>
-        <w:t xml:space="preserve">对话框列出全部 31 条</w:t>
+        <w:t xml:space="preserve">Pattern 选择对话框（滚到列表末尾）：新增的 `总线应力·突发转向`（Id 33，免费域，默认不勾选）与其后的 Pro 块 `Adv 缓存驻留压力`（Id 34）/`Adv BG 条纹扫描`（Id 35，均灰显 + 锁标）同框——免费域条目在 Pro 域块之后还有一条表尾追加（截图拍摄于 Id 35 加入前的构建，Pro 块尾部行数以正文为准）</w:t>
+      </w:r>
+    </w:p>
+    <w:p>
+      <w:r>
+        <w:rPr>
+          <w:rFonts w:ascii="Arial" w:eastAsia="微软雅黑"/>
+        </w:rPr>
+        <w:t xml:space="preserve">对话框列出全部 34 条</w:t>
       </w:r>
       <w:r>
         <w:rPr>
@@ -5840,7 +6408,7 @@
         <w:rPr>
           <w:rFonts w:ascii="Arial" w:eastAsia="微软雅黑"/>
         </w:rPr>
-        <w:t xml:space="preserve"> pattern（本版可执行的 15 条减去 2 条引擎内部自检参考条 Id 11/12，加上 18 条未授权条目；两版目录数据同源同名），按类别组织，勾选即选中。</w:t>
+        <w:t xml:space="preserve"> pattern（本版可执行的 16 条减去 2 条引擎内部自检参考条 Id 11/12，加上 20 条未授权条目；两版目录数据同源同名），按类别组织，勾选即选中。</w:t>
       </w:r>
       <w:r>
         <w:rPr>
@@ -5862,13 +6430,41 @@
           <w:b/>
           <w:bCs/>
         </w:rPr>
-        <w:t xml:space="preserve">Id 15–32</w:t>
-      </w:r>
-      <w:r>
-        <w:rPr>
-          <w:rFonts w:ascii="Arial" w:eastAsia="微软雅黑"/>
-        </w:rPr>
-        <w:t xml:space="preserve">，含 Id 15 的 SIMD-256 宽访存）</w:t>
+        <w:t xml:space="preserve">Id 15–32、34、35</w:t>
+      </w:r>
+      <w:r>
+        <w:rPr>
+          <w:rFonts w:ascii="Arial" w:eastAsia="微软雅黑"/>
+        </w:rPr>
+        <w:t xml:space="preserve">，含 Id 15 的 SIMD-256 宽访存、Id 34 的 </w:t>
+      </w:r>
+      <w:r>
+        <w:rPr>
+          <w:rFonts w:ascii="Arial" w:eastAsia="微软雅黑"/>
+          <w:b/>
+          <w:bCs/>
+        </w:rPr>
+        <w:t xml:space="preserve">Adv 缓存驻留压力</w:t>
+      </w:r>
+      <w:r>
+        <w:rPr>
+          <w:rFonts w:ascii="Arial" w:eastAsia="微软雅黑"/>
+        </w:rPr>
+        <w:t xml:space="preserve">与 Id 35 的 </w:t>
+      </w:r>
+      <w:r>
+        <w:rPr>
+          <w:rFonts w:ascii="Arial" w:eastAsia="微软雅黑"/>
+          <w:b/>
+          <w:bCs/>
+        </w:rPr>
+        <w:t xml:space="preserve">Adv BG 条纹扫描</w:t>
+      </w:r>
+      <w:r>
+        <w:rPr>
+          <w:rFonts w:ascii="Arial" w:eastAsia="微软雅黑"/>
+        </w:rPr>
+        <w:t xml:space="preserve">）</w:t>
       </w:r>
       <w:r>
         <w:rPr>
@@ -5896,15 +6492,29 @@
         <w:rPr>
           <w:rFonts w:ascii="Arial" w:eastAsia="微软雅黑"/>
         </w:rPr>
-        <w:t xml:space="preserve">，点击按 Enter 均弹出提示"Pro 专属功能——请联系作者获取 Pro 版授权"（如需读取详细参数后在整机上完整压测，商业升级路径见第七章）。全部 13 条经典条目正常可勾选。</w:t>
-      </w:r>
-    </w:p>
-    <w:p>
-      <w:r>
-        <w:rPr>
-          <w:rFonts w:ascii="Arial" w:eastAsia="微软雅黑"/>
-        </w:rPr>
-        <w:t xml:space="preserve">默认集为可见的 13 条（Id 11/12 自检参考条不参与默认集与全选——引擎内部自检用，免费版默认集固定于此，不随厂商信息变化）。全选只会选中 13 条，手动勾选以"全部可执行条目"为上限。清空所有勾选会触发双防护拦截，不会带着空集起测。对话框的焦点圈长度为 31 行 + 4 个命令按钮。</w:t>
+        <w:t xml:space="preserve">，点击按 Enter 均弹出提示"Pro 专属功能——请联系作者获取 Pro 版授权"（如需读取详细参数后在整机上完整压测，商业升级路径见第七章）。全部 14 条免费域条目正常可勾选。</w:t>
+      </w:r>
+    </w:p>
+    <w:p>
+      <w:r>
+        <w:rPr>
+          <w:rFonts w:ascii="Arial" w:eastAsia="微软雅黑"/>
+        </w:rPr>
+        <w:t xml:space="preserve">默认集为 13 条（Id 0–10、13、14；Id 11/12 自检参考条不参与默认集与全选——引擎内部自检用；新增的 Id 33 总线应力同样</w:t>
+      </w:r>
+      <w:r>
+        <w:rPr>
+          <w:rFonts w:ascii="Arial" w:eastAsia="微软雅黑"/>
+          <w:b/>
+          <w:bCs/>
+        </w:rPr>
+        <w:t xml:space="preserve">默认不勾选</w:t>
+      </w:r>
+      <w:r>
+        <w:rPr>
+          <w:rFonts w:ascii="Arial" w:eastAsia="微软雅黑"/>
+        </w:rPr>
+        <w:t xml:space="preserve">，免费版默认集不随厂商信息变化）。全选会选中全部 14 条可勾选条目，手动勾选以"全部可执行条目"为上限。清空所有勾选会触发双防护拦截，不会带着空集起测。对话框的焦点圈长度为 34 行 + 4 个命令按钮。</w:t>
       </w:r>
     </w:p>
     <w:p>
@@ -5934,21 +6544,7 @@
         <w:rPr>
           <w:rFonts w:ascii="Arial" w:eastAsia="微软雅黑"/>
         </w:rPr>
-        <w:t xml:space="preserve">，实现里没有第二处顺序真源）——因为本轮把两版共有的条目统一排在了 Free 块（Id 0–14），</w:t>
-      </w:r>
-      <w:r>
-        <w:rPr>
-          <w:rFonts w:ascii="Arial" w:eastAsia="微软雅黑"/>
-          <w:b/>
-          <w:bCs/>
-        </w:rPr>
-        <w:t xml:space="preserve">显示出来的顺序就是新编号顺序</w:t>
-      </w:r>
-      <w:r>
-        <w:rPr>
-          <w:rFonts w:ascii="Arial" w:eastAsia="微软雅黑"/>
-        </w:rPr>
-        <w:t xml:space="preserve">：经典条目之后紧跟</w:t>
+        <w:t xml:space="preserve">，实现里没有第二处顺序真源）——Id 0–14 的共用条目排在前面：经典条目之后紧跟</w:t>
       </w:r>
       <w:r>
         <w:rPr>
@@ -5962,7 +6558,21 @@
         <w:rPr>
           <w:rFonts w:ascii="Arial" w:eastAsia="微软雅黑"/>
         </w:rPr>
-        <w:t xml:space="preserve">，再往后才是 Pro 域（Id 15–32）。</w:t>
+        <w:t xml:space="preserve">，再往后是 Pro 块（Id 15–32，另有后置 Id 34/35）；</w:t>
+      </w:r>
+      <w:r>
+        <w:rPr>
+          <w:rFonts w:ascii="Arial" w:eastAsia="微软雅黑"/>
+          <w:b/>
+          <w:bCs/>
+        </w:rPr>
+        <w:t xml:space="preserve">Id 33（总线应力）是后置的免费域共用条目</w:t>
+      </w:r>
+      <w:r>
+        <w:rPr>
+          <w:rFonts w:ascii="Arial" w:eastAsia="微软雅黑"/>
+        </w:rPr>
+        <w:t xml:space="preserve">，位于 Id 34/35 之前。</w:t>
       </w:r>
       <w:r>
         <w:rPr>
@@ -5976,7 +6586,7 @@
         <w:rPr>
           <w:rFonts w:ascii="Arial" w:eastAsia="微软雅黑"/>
         </w:rPr>
-        <w:t xml:space="preserve">，顺序变化只影响这一处观感。</w:t>
+        <w:t xml:space="preserve">，顺序只影响这一处观感。</w:t>
       </w:r>
     </w:p>
     <w:p>
@@ -6183,6 +6793,252 @@
       </w:r>
     </w:p>
     <w:p>
+      <w:r>
+        <w:rPr>
+          <w:rFonts w:ascii="Arial" w:eastAsia="微软雅黑"/>
+          <w:b/>
+          <w:bCs/>
+        </w:rPr>
+        <w:t xml:space="preserve">多核起测的 `perf:` 工作量诊断行（FB-40）。</w:t>
+      </w:r>
+      <w:r>
+        <w:rPr>
+          <w:rFonts w:ascii="Arial" w:eastAsia="微软雅黑"/>
+        </w:rPr>
+        <w:t xml:space="preserve"> 本版起，</w:t>
+      </w:r>
+      <w:r>
+        <w:rPr>
+          <w:rFonts w:ascii="Arial" w:eastAsia="微软雅黑"/>
+        </w:rPr>
+        <w:t xml:space="preserve">PAR_ROTATE</w:t>
+      </w:r>
+      <w:r>
+        <w:rPr>
+          <w:rFonts w:ascii="Arial" w:eastAsia="微软雅黑"/>
+        </w:rPr>
+        <w:t xml:space="preserve">（逐核轮换）条目在</w:t>
+      </w:r>
+      <w:r>
+        <w:rPr>
+          <w:rFonts w:ascii="Arial" w:eastAsia="微软雅黑"/>
+          <w:b/>
+          <w:bCs/>
+        </w:rPr>
+        <w:t xml:space="preserve">多线程</w:t>
+      </w:r>
+      <w:r>
+        <w:rPr>
+          <w:rFonts w:ascii="Arial" w:eastAsia="微软雅黑"/>
+        </w:rPr>
+        <w:t xml:space="preserve">模式下的缺省行为是</w:t>
+      </w:r>
+      <w:r>
+        <w:rPr>
+          <w:rFonts w:ascii="Arial" w:eastAsia="微软雅黑"/>
+          <w:b/>
+          <w:bCs/>
+        </w:rPr>
+        <w:t xml:space="preserve">只由 1 核跑完整内存</w:t>
+      </w:r>
+      <w:r>
+        <w:rPr>
+          <w:rFonts w:ascii="Arial" w:eastAsia="微软雅黑"/>
+        </w:rPr>
+        <w:t xml:space="preserve">：一条 pattern 由一核完整覆盖（覆盖等价；核间/核内访问路径不因多核而增加），但工作量不再乘核数。需要调整轮换宽度时，在 </w:t>
+      </w:r>
+      <w:r>
+        <w:rPr>
+          <w:rFonts w:ascii="Arial" w:eastAsia="微软雅黑"/>
+        </w:rPr>
+        <w:t xml:space="preserve">ADVMTEST.CFG</w:t>
+      </w:r>
+      <w:r>
+        <w:rPr>
+          <w:rFonts w:ascii="Arial" w:eastAsia="微软雅黑"/>
+        </w:rPr>
+        <w:t xml:space="preserve"> 写一行 </w:t>
+      </w:r>
+      <w:r>
+        <w:rPr>
+          <w:rFonts w:ascii="Arial" w:eastAsia="微软雅黑"/>
+        </w:rPr>
+        <w:t xml:space="preserve">par.rotate.cores=&lt;n&gt;</w:t>
+      </w:r>
+      <w:r>
+        <w:rPr>
+          <w:rFonts w:ascii="Arial" w:eastAsia="微软雅黑"/>
+        </w:rPr>
+        <w:t xml:space="preserve">（见 6.5）：</w:t>
+      </w:r>
+      <w:r>
+        <w:rPr>
+          <w:rFonts w:ascii="Arial" w:eastAsia="微软雅黑"/>
+        </w:rPr>
+        <w:t xml:space="preserve">1</w:t>
+      </w:r>
+      <w:r>
+        <w:rPr>
+          <w:rFonts w:ascii="Arial" w:eastAsia="微软雅黑"/>
+        </w:rPr>
+        <w:t xml:space="preserve">（缺省）= 单核轮换；</w:t>
+      </w:r>
+      <w:r>
+        <w:rPr>
+          <w:rFonts w:ascii="Arial" w:eastAsia="微软雅黑"/>
+        </w:rPr>
+        <w:t xml:space="preserve">2..16</w:t>
+      </w:r>
+      <w:r>
+        <w:rPr>
+          <w:rFonts w:ascii="Arial" w:eastAsia="微软雅黑"/>
+        </w:rPr>
+        <w:t xml:space="preserve"> = 参与核数上限（免费版核数上限 16）；</w:t>
+      </w:r>
+      <w:r>
+        <w:rPr>
+          <w:rFonts w:ascii="Arial" w:eastAsia="微软雅黑"/>
+        </w:rPr>
+        <w:t xml:space="preserve">0</w:t>
+      </w:r>
+      <w:r>
+        <w:rPr>
+          <w:rFonts w:ascii="Arial" w:eastAsia="微软雅黑"/>
+        </w:rPr>
+        <w:t xml:space="preserve"> = </w:t>
+      </w:r>
+      <w:r>
+        <w:rPr>
+          <w:rFonts w:ascii="Arial" w:eastAsia="微软雅黑"/>
+          <w:b/>
+          <w:bCs/>
+        </w:rPr>
+        <w:t xml:space="preserve">旧版全核各自全量</w:t>
+      </w:r>
+      <w:r>
+        <w:rPr>
+          <w:rFonts w:ascii="Arial" w:eastAsia="微软雅黑"/>
+        </w:rPr>
+        <w:t xml:space="preserve">（慢，只在确实需要每核都走一遍的压测里用）。多核参与且待测集合里含有 </w:t>
+      </w:r>
+      <w:r>
+        <w:rPr>
+          <w:rFonts w:ascii="Arial" w:eastAsia="微软雅黑"/>
+        </w:rPr>
+        <w:t xml:space="preserve">PAR_ROTATE</w:t>
+      </w:r>
+      <w:r>
+        <w:rPr>
+          <w:rFonts w:ascii="Arial" w:eastAsia="微软雅黑"/>
+        </w:rPr>
+        <w:t xml:space="preserve"> 条目时，起测瞬间串口会多打一行 ASCII 诊断（每个测试系列打一次）：</w:t>
+      </w:r>
+    </w:p>
+    <w:p>
+      <w:pPr>
+        <w:spacing w:line="240"/>
+      </w:pPr>
+      <w:r>
+        <w:rPr>
+          <w:rFonts w:ascii="Consolas" w:cs="Consolas" w:eastAsia="Consolas" w:hAnsi="Consolas"/>
+          <w:sz w:val="18"/>
+          <w:szCs w:val="18"/>
+        </w:rPr>
+        <w:t xml:space="preserve">[AdvMemTest] perf: 2 cores x 1 full-memory pattern(s) (PAR_ROTATE); rotate on 1 core(s); work ~ rotate x memory x patterns - use preset=quick or fewer patterns</w:t>
+      </w:r>
+    </w:p>
+    <w:p/>
+    <w:p>
+      <w:r>
+        <w:rPr>
+          <w:rFonts w:ascii="Arial" w:eastAsia="微软雅黑"/>
+        </w:rPr>
+        <w:t xml:space="preserve">N cores</w:t>
+      </w:r>
+      <w:r>
+        <w:rPr>
+          <w:rFonts w:ascii="Arial" w:eastAsia="微软雅黑"/>
+        </w:rPr>
+        <w:t xml:space="preserve"> 是本次实际参与核数（免费版上限 16），</w:t>
+      </w:r>
+      <w:r>
+        <w:rPr>
+          <w:rFonts w:ascii="Arial" w:eastAsia="微软雅黑"/>
+        </w:rPr>
+        <w:t xml:space="preserve">rotate on K core(s)</w:t>
+      </w:r>
+      <w:r>
+        <w:rPr>
+          <w:rFonts w:ascii="Arial" w:eastAsia="微软雅黑"/>
+        </w:rPr>
+        <w:t xml:space="preserve"> 是</w:t>
+      </w:r>
+      <w:r>
+        <w:rPr>
+          <w:rFonts w:ascii="Arial" w:eastAsia="微软雅黑"/>
+          <w:b/>
+          <w:bCs/>
+        </w:rPr>
+        <w:t xml:space="preserve">实际参与轮换的核数</w:t>
+      </w:r>
+      <w:r>
+        <w:rPr>
+          <w:rFonts w:ascii="Arial" w:eastAsia="微软雅黑"/>
+        </w:rPr>
+        <w:t xml:space="preserve">（缺省 1；</w:t>
+      </w:r>
+      <w:r>
+        <w:rPr>
+          <w:rFonts w:ascii="Arial" w:eastAsia="微软雅黑"/>
+        </w:rPr>
+        <w:t xml:space="preserve">par.rotate.cores=0</w:t>
+      </w:r>
+      <w:r>
+        <w:rPr>
+          <w:rFonts w:ascii="Arial" w:eastAsia="微软雅黑"/>
+        </w:rPr>
+        <w:t xml:space="preserve"> 时为全核），</w:t>
+      </w:r>
+      <w:r>
+        <w:rPr>
+          <w:rFonts w:ascii="Arial" w:eastAsia="微软雅黑"/>
+        </w:rPr>
+        <w:t xml:space="preserve">M</w:t>
+      </w:r>
+      <w:r>
+        <w:rPr>
+          <w:rFonts w:ascii="Arial" w:eastAsia="微软雅黑"/>
+        </w:rPr>
+        <w:t xml:space="preserve"> 是选中且可执行的 </w:t>
+      </w:r>
+      <w:r>
+        <w:rPr>
+          <w:rFonts w:ascii="Arial" w:eastAsia="微软雅黑"/>
+        </w:rPr>
+        <w:t xml:space="preserve">PAR_ROTATE</w:t>
+      </w:r>
+      <w:r>
+        <w:rPr>
+          <w:rFonts w:ascii="Arial" w:eastAsia="微软雅黑"/>
+        </w:rPr>
+        <w:t xml:space="preserve"> 条目数；工作量 ≈ K × 可测内存 × 条数。</w:t>
+      </w:r>
+      <w:r>
+        <w:rPr>
+          <w:rFonts w:ascii="Arial" w:eastAsia="微软雅黑"/>
+          <w:b/>
+          <w:bCs/>
+        </w:rPr>
+        <w:t xml:space="preserve">本行只做诊断</w:t>
+      </w:r>
+      <w:r>
+        <w:rPr>
+          <w:rFonts w:ascii="Arial" w:eastAsia="微软雅黑"/>
+        </w:rPr>
+        <w:t xml:space="preserve">，不改判定、并行资格与进度分母；单核（含 MP 缺席、AP 拉起失败或模式降级为单核）不打印。</w:t>
+      </w:r>
+    </w:p>
+    <w:p>
       <w:pPr>
         <w:pStyle w:val="Heading3"/>
       </w:pPr>
@@ -6259,7 +7115,295 @@
         <w:rPr>
           <w:rFonts w:ascii="Arial" w:eastAsia="微软雅黑"/>
         </w:rPr>
-        <w:t xml:space="preserve">测试配置对话框设定轮数上限：1–99 轮，或勾选"连续"不限轮次。连续模式下跑满 99 的取值为不封顶，测试一直进行到手动停止为止；指定轮数跑满即"达标完成"，自动写报告。整轮进度条每轮走满一次，轮次统计卡同步累计。</w:t>
+        <w:t xml:space="preserve">测试配置对话框设定轮数上限：1–99 轮，或勾选"连续"不限轮次。连续模式下跑满 99 的取值为不封顶，测试一直进行到手动停止为止；指定轮数跑满即"达标完成"，自动写报告。整轮进度条每轮走满一次，轮次统计卡同步累计。对话框内另有一行</w:t>
+      </w:r>
+      <w:r>
+        <w:rPr>
+          <w:rFonts w:ascii="Arial" w:eastAsia="微软雅黑"/>
+          <w:b/>
+          <w:bCs/>
+        </w:rPr>
+        <w:t xml:space="preserve">"无人值守状态汇报"</w:t>
+      </w:r>
+      <w:r>
+        <w:rPr>
+          <w:rFonts w:ascii="Arial" w:eastAsia="微软雅黑"/>
+        </w:rPr>
+        <w:t xml:space="preserve">复选框及其分钟档（1–60 分钟；</w:t>
+      </w:r>
+      <w:r>
+        <w:rPr>
+          <w:rFonts w:ascii="Arial" w:eastAsia="微软雅黑"/>
+          <w:b/>
+          <w:bCs/>
+        </w:rPr>
+        <w:t xml:space="preserve">默认勾选、缺省 1 分钟</w:t>
+      </w:r>
+      <w:r>
+        <w:rPr>
+          <w:rFonts w:ascii="Arial" w:eastAsia="微软雅黑"/>
+        </w:rPr>
+        <w:t xml:space="preserve">，未勾选时该行置灰）——为 BMC / 自动化脚本提供周期性状态行，见 6.7。</w:t>
+      </w:r>
+    </w:p>
+    <w:p>
+      <w:r>
+        <w:rPr>
+          <w:rFonts w:ascii="Arial" w:eastAsia="微软雅黑"/>
+        </w:rPr>
+        <w:t xml:space="preserve">对话框下半部还有一组</w:t>
+      </w:r>
+      <w:r>
+        <w:rPr>
+          <w:rFonts w:ascii="Arial" w:eastAsia="微软雅黑"/>
+          <w:b/>
+          <w:bCs/>
+        </w:rPr>
+        <w:t xml:space="preserve">倒计时自动开始测试</w:t>
+      </w:r>
+      <w:r>
+        <w:rPr>
+          <w:rFonts w:ascii="Arial" w:eastAsia="微软雅黑"/>
+        </w:rPr>
+        <w:t xml:space="preserve">设置：复选框（缺省勾选）+ 其下的"倒计时时长（秒）"步进行（范围 3–120、缺省 10）。勾选时，主界面就绪后倒计时归零即自动开始测试——用的是</w:t>
+      </w:r>
+      <w:r>
+        <w:rPr>
+          <w:rFonts w:ascii="Arial" w:eastAsia="微软雅黑"/>
+          <w:b/>
+          <w:bCs/>
+        </w:rPr>
+        <w:t xml:space="preserve">你当前设定的待测集合</w:t>
+      </w:r>
+      <w:r>
+        <w:rPr>
+          <w:rFonts w:ascii="Arial" w:eastAsia="微软雅黑"/>
+        </w:rPr>
+        <w:t xml:space="preserve">（与菜单"开始测试"完全同一个入口，不是另一套默认集）；倒计时期间按任意键或移动鼠标即取消，且本次运行不再自动起测（一次性）。不想要自动起测就取消勾选（此时时长行置灰、不可调）。两项设置随 </w:t>
+      </w:r>
+      <w:r>
+        <w:rPr>
+          <w:rFonts w:ascii="Arial" w:eastAsia="微软雅黑"/>
+        </w:rPr>
+        <w:t xml:space="preserve">ADVMTEST.CFG</w:t>
+      </w:r>
+      <w:r>
+        <w:rPr>
+          <w:rFonts w:ascii="Arial" w:eastAsia="微软雅黑"/>
+        </w:rPr>
+        <w:t xml:space="preserve"> 持久化（</w:t>
+      </w:r>
+      <w:r>
+        <w:rPr>
+          <w:rFonts w:ascii="Arial" w:eastAsia="微软雅黑"/>
+        </w:rPr>
+        <w:t xml:space="preserve">auto.start</w:t>
+      </w:r>
+      <w:r>
+        <w:rPr>
+          <w:rFonts w:ascii="Arial" w:eastAsia="微软雅黑"/>
+        </w:rPr>
+        <w:t xml:space="preserve"> / </w:t>
+      </w:r>
+      <w:r>
+        <w:rPr>
+          <w:rFonts w:ascii="Arial" w:eastAsia="微软雅黑"/>
+        </w:rPr>
+        <w:t xml:space="preserve">auto.start.secs</w:t>
+      </w:r>
+      <w:r>
+        <w:rPr>
+          <w:rFonts w:ascii="Arial" w:eastAsia="微软雅黑"/>
+        </w:rPr>
+        <w:t xml:space="preserve"> 两键，见 6.5）。</w:t>
+      </w:r>
+    </w:p>
+    <w:p>
+      <w:r>
+        <w:rPr>
+          <w:rFonts w:ascii="Arial" w:eastAsia="微软雅黑"/>
+        </w:rPr>
+        <w:t xml:space="preserve">对话框底部还有一行</w:t>
+      </w:r>
+      <w:r>
+        <w:rPr>
+          <w:rFonts w:ascii="Arial" w:eastAsia="微软雅黑"/>
+          <w:b/>
+          <w:bCs/>
+        </w:rPr>
+        <w:t xml:space="preserve">"禁用缓存测试模式（Pro）"锁定说明</w:t>
+      </w:r>
+      <w:r>
+        <w:rPr>
+          <w:rFonts w:ascii="Arial" w:eastAsia="微软雅黑"/>
+        </w:rPr>
+        <w:t xml:space="preserve">（灰字 + 锁标，</w:t>
+      </w:r>
+      <w:r>
+        <w:rPr>
+          <w:rFonts w:ascii="Arial" w:eastAsia="微软雅黑"/>
+          <w:b/>
+          <w:bCs/>
+        </w:rPr>
+        <w:t xml:space="preserve">没有复选框、不进焦点圈</w:t>
+      </w:r>
+      <w:r>
+        <w:rPr>
+          <w:rFonts w:ascii="Arial" w:eastAsia="微软雅黑"/>
+        </w:rPr>
+        <w:t xml:space="preserve">）。它是专业版能力的导流占位：缓存旁路（CR0.CD）的实现不编入免费版镜像，配置里的 </w:t>
+      </w:r>
+      <w:r>
+        <w:rPr>
+          <w:rFonts w:ascii="Arial" w:eastAsia="微软雅黑"/>
+        </w:rPr>
+        <w:t xml:space="preserve">cache.bypass</w:t>
+      </w:r>
+      <w:r>
+        <w:rPr>
+          <w:rFonts w:ascii="Arial" w:eastAsia="微软雅黑"/>
+        </w:rPr>
+        <w:t xml:space="preserve"> 键同样被忽略（串口留一行 </w:t>
+      </w:r>
+      <w:r>
+        <w:rPr>
+          <w:rFonts w:ascii="Arial" w:eastAsia="微软雅黑"/>
+        </w:rPr>
+        <w:t xml:space="preserve">[AdvMemTest] cache bypass setting ignored (Free build)</w:t>
+      </w:r>
+      <w:r>
+        <w:rPr>
+          <w:rFonts w:ascii="Arial" w:eastAsia="微软雅黑"/>
+        </w:rPr>
+        <w:t xml:space="preserve">）；专业版在同一位置渲染的是真复选框（见专业版手册 9.2）。</w:t>
+      </w:r>
+      <w:r>
+        <w:rPr>
+          <w:rFonts w:ascii="Arial" w:eastAsia="微软雅黑"/>
+          <w:b/>
+          <w:bCs/>
+        </w:rPr>
+        <w:t xml:space="preserve">缓存开/关 A/B 对照（`cache.ab`）同样属于专业版能力</w:t>
+      </w:r>
+      <w:r>
+        <w:rPr>
+          <w:rFonts w:ascii="Arial" w:eastAsia="微软雅黑"/>
+        </w:rPr>
+        <w:t xml:space="preserve">：免费版读到该键会忽略并留一行 </w:t>
+      </w:r>
+      <w:r>
+        <w:rPr>
+          <w:rFonts w:ascii="Arial" w:eastAsia="微软雅黑"/>
+        </w:rPr>
+        <w:t xml:space="preserve">[AdvMemTest] cache.ab setting ignored (Free build)</w:t>
+      </w:r>
+      <w:r>
+        <w:rPr>
+          <w:rFonts w:ascii="Arial" w:eastAsia="微软雅黑"/>
+        </w:rPr>
+        <w:t xml:space="preserve">，不产生两轮强制或报告节。</w:t>
+      </w:r>
+      <w:r>
+        <w:rPr>
+          <w:rFonts w:ascii="Arial" w:eastAsia="微软雅黑"/>
+          <w:b/>
+          <w:bCs/>
+        </w:rPr>
+        <w:t xml:space="preserve">坏区排除与定点复测（`retest=exclude|focus`）也只属于专业版</w:t>
+      </w:r>
+      <w:r>
+        <w:rPr>
+          <w:rFonts w:ascii="Arial" w:eastAsia="微软雅黑"/>
+        </w:rPr>
+        <w:t xml:space="preserve">：免费版忽略该参数并留一行 </w:t>
+      </w:r>
+      <w:r>
+        <w:rPr>
+          <w:rFonts w:ascii="Arial" w:eastAsia="微软雅黑"/>
+        </w:rPr>
+        <w:t xml:space="preserve">[AdvMemTest] retest ignored (Free build)</w:t>
+      </w:r>
+      <w:r>
+        <w:rPr>
+          <w:rFonts w:ascii="Arial" w:eastAsia="微软雅黑"/>
+        </w:rPr>
+        <w:t xml:space="preserve">，不读 </w:t>
+      </w:r>
+      <w:r>
+        <w:rPr>
+          <w:rFonts w:ascii="Arial" w:eastAsia="微软雅黑"/>
+        </w:rPr>
+        <w:t xml:space="preserve">badram.txt</w:t>
+      </w:r>
+      <w:r>
+        <w:rPr>
+          <w:rFonts w:ascii="Arial" w:eastAsia="微软雅黑"/>
+        </w:rPr>
+        <w:t xml:space="preserve">、不改变测试视图。</w:t>
+      </w:r>
+      <w:r>
+        <w:rPr>
+          <w:rFonts w:ascii="Arial" w:eastAsia="微软雅黑"/>
+          <w:b/>
+          <w:bCs/>
+        </w:rPr>
+        <w:t xml:space="preserve">跨会话趋势同样只属于专业版</w:t>
+      </w:r>
+      <w:r>
+        <w:rPr>
+          <w:rFonts w:ascii="Arial" w:eastAsia="微软雅黑"/>
+        </w:rPr>
+        <w:t xml:space="preserve">：免费版不写 </w:t>
+      </w:r>
+      <w:r>
+        <w:rPr>
+          <w:rFonts w:ascii="Arial" w:eastAsia="微软雅黑"/>
+        </w:rPr>
+        <w:t xml:space="preserve">advmemtest_sessions.csv</w:t>
+      </w:r>
+      <w:r>
+        <w:rPr>
+          <w:rFonts w:ascii="Arial" w:eastAsia="微软雅黑"/>
+        </w:rPr>
+        <w:t xml:space="preserve">，报告也没有“历史趋势”节。</w:t>
+      </w:r>
+      <w:r>
+        <w:rPr>
+          <w:rFonts w:ascii="Arial" w:eastAsia="微软雅黑"/>
+          <w:b/>
+          <w:bCs/>
+        </w:rPr>
+        <w:t xml:space="preserve">料单核验（`bom=check`）也属于专业版</w:t>
+      </w:r>
+      <w:r>
+        <w:rPr>
+          <w:rFonts w:ascii="Arial" w:eastAsia="微软雅黑"/>
+        </w:rPr>
+        <w:t xml:space="preserve">：免费版忽略该参数并留一行 </w:t>
+      </w:r>
+      <w:r>
+        <w:rPr>
+          <w:rFonts w:ascii="Arial" w:eastAsia="微软雅黑"/>
+        </w:rPr>
+        <w:t xml:space="preserve">[AdvMemTest] bom ignored (Free build)</w:t>
+      </w:r>
+      <w:r>
+        <w:rPr>
+          <w:rFonts w:ascii="Arial" w:eastAsia="微软雅黑"/>
+        </w:rPr>
+        <w:t xml:space="preserve">，不读 </w:t>
+      </w:r>
+      <w:r>
+        <w:rPr>
+          <w:rFonts w:ascii="Arial" w:eastAsia="微软雅黑"/>
+        </w:rPr>
+        <w:t xml:space="preserve">expected_bom.csv</w:t>
+      </w:r>
+      <w:r>
+        <w:rPr>
+          <w:rFonts w:ascii="Arial" w:eastAsia="微软雅黑"/>
+        </w:rPr>
+        <w:t xml:space="preserve">、无核验节。</w:t>
       </w:r>
     </w:p>
     <w:p>
@@ -6595,21 +7739,31 @@
         <w:rPr>
           <w:rFonts w:ascii="Arial" w:eastAsia="微软雅黑"/>
         </w:rPr>
-        <w:t xml:space="preserve">：多核模式带 cpu= 号（可直接对接自动化日志采集），行内容</w:t>
-      </w:r>
-      <w:r>
-        <w:rPr>
-          <w:rFonts w:ascii="Arial" w:eastAsia="微软雅黑"/>
-          <w:b/>
-          <w:bCs/>
-        </w:rPr>
-        <w:t xml:space="preserve">止于 `xor=`</w:t>
-      </w:r>
-      <w:r>
-        <w:rPr>
-          <w:rFonts w:ascii="Arial" w:eastAsia="微软雅黑"/>
-        </w:rPr>
-        <w:t xml:space="preserve">——核号是执行语境而非内存位置，因此保留。</w:t>
+        <w:t xml:space="preserve">：多核模式带 cpu= 号（可直接对接自动化日志采集），行内无定位后缀——核号是执行语境而非内存位置，因此保留；行尾附 </w:t>
+      </w:r>
+      <w:r>
+        <w:rPr>
+          <w:rFonts w:ascii="Arial" w:eastAsia="微软雅黑"/>
+        </w:rPr>
+        <w:t xml:space="preserve">t=&lt;h:mm:ss&gt;</w:t>
+      </w:r>
+      <w:r>
+        <w:rPr>
+          <w:rFonts w:ascii="Arial" w:eastAsia="微软雅黑"/>
+        </w:rPr>
+        <w:t xml:space="preserve"> 时刻，再附 </w:t>
+      </w:r>
+      <w:r>
+        <w:rPr>
+          <w:rFonts w:ascii="Arial" w:eastAsia="微软雅黑"/>
+        </w:rPr>
+        <w:t xml:space="preserve"> pat=&lt;Id&gt; cls=&lt;类别&gt;</w:t>
+      </w:r>
+      <w:r>
+        <w:rPr>
+          <w:rFonts w:ascii="Arial" w:eastAsia="微软雅黑"/>
+        </w:rPr>
+        <w:t xml:space="preserve">（产生该错误的 pattern Id 与错误类别，见下）。</w:t>
       </w:r>
     </w:p>
     <w:p>
@@ -6654,6 +7808,72 @@
         <w:rPr>
           <w:rFonts w:ascii="Arial" w:eastAsia="微软雅黑"/>
         </w:rPr>
+        <w:t xml:space="preserve">t=</w:t>
+      </w:r>
+      <w:r>
+        <w:rPr>
+          <w:rFonts w:ascii="Arial" w:eastAsia="微软雅黑"/>
+        </w:rPr>
+        <w:t xml:space="preserve"> 为该错误的</w:t>
+      </w:r>
+      <w:r>
+        <w:rPr>
+          <w:rFonts w:ascii="Arial" w:eastAsia="微软雅黑"/>
+          <w:b/>
+          <w:bCs/>
+        </w:rPr>
+        <w:t xml:space="preserve">已测时刻</w:t>
+      </w:r>
+      <w:r>
+        <w:rPr>
+          <w:rFonts w:ascii="Arial" w:eastAsia="微软雅黑"/>
+        </w:rPr>
+        <w:t xml:space="preserve">（暂停不计入），与 STATUS 心跳 </w:t>
+      </w:r>
+      <w:r>
+        <w:rPr>
+          <w:rFonts w:ascii="Arial" w:eastAsia="微软雅黑"/>
+        </w:rPr>
+        <w:t xml:space="preserve">elapsed</w:t>
+      </w:r>
+      <w:r>
+        <w:rPr>
+          <w:rFonts w:ascii="Arial" w:eastAsia="微软雅黑"/>
+        </w:rPr>
+        <w:t xml:space="preserve"> 同轴；首错（本会话第一条被收割到的错误）时另有独立一行 </w:t>
+      </w:r>
+      <w:r>
+        <w:rPr>
+          <w:rFonts w:ascii="Arial" w:eastAsia="微软雅黑"/>
+        </w:rPr>
+        <w:t xml:space="preserve">FIRST_FAULT: t=… addr=… cpu=…</w:t>
+      </w:r>
+      <w:r>
+        <w:rPr>
+          <w:rFonts w:ascii="Arial" w:eastAsia="微软雅黑"/>
+        </w:rPr>
+        <w:t xml:space="preserve">。多核下"首错"取</w:t>
+      </w:r>
+      <w:r>
+        <w:rPr>
+          <w:rFonts w:ascii="Arial" w:eastAsia="微软雅黑"/>
+          <w:b/>
+          <w:bCs/>
+        </w:rPr>
+        <w:t xml:space="preserve">首次被引导核收割到</w:t>
+      </w:r>
+      <w:r>
+        <w:rPr>
+          <w:rFonts w:ascii="Arial" w:eastAsia="微软雅黑"/>
+        </w:rPr>
+        <w:t xml:space="preserve">的那条（收割按核序），不保证是严格全局最早的一条。</w:t>
+      </w:r>
+    </w:p>
+    <w:p>
+      <w:r>
+        <w:rPr>
+          <w:rFonts w:ascii="Arial" w:eastAsia="微软雅黑"/>
+        </w:rPr>
         <w:t xml:space="preserve">免费版的错误记录在</w:t>
       </w:r>
       <w:r>
@@ -6672,6 +7892,126 @@
       </w:r>
     </w:p>
     <w:p>
+      <w:r>
+        <w:rPr>
+          <w:rFonts w:ascii="Arial" w:eastAsia="微软雅黑"/>
+        </w:rPr>
+        <w:t xml:space="preserve">pat=</w:t>
+      </w:r>
+      <w:r>
+        <w:rPr>
+          <w:rFonts w:ascii="Arial" w:eastAsia="微软雅黑"/>
+        </w:rPr>
+        <w:t xml:space="preserve"> 是产生该错误的 pattern Id，</w:t>
+      </w:r>
+      <w:r>
+        <w:rPr>
+          <w:rFonts w:ascii="Arial" w:eastAsia="微软雅黑"/>
+        </w:rPr>
+        <w:t xml:space="preserve">cls=</w:t>
+      </w:r>
+      <w:r>
+        <w:rPr>
+          <w:rFonts w:ascii="Arial" w:eastAsia="微软雅黑"/>
+        </w:rPr>
+        <w:t xml:space="preserve"> 是错误类别：</w:t>
+      </w:r>
+      <w:r>
+        <w:rPr>
+          <w:rFonts w:ascii="Arial" w:eastAsia="微软雅黑"/>
+          <w:b/>
+          <w:bCs/>
+        </w:rPr>
+        <w:t xml:space="preserve">`cls=0` 单元类</w:t>
+      </w:r>
+      <w:r>
+        <w:rPr>
+          <w:rFonts w:ascii="Arial" w:eastAsia="微软雅黑"/>
+        </w:rPr>
+        <w:t xml:space="preserve">、</w:t>
+      </w:r>
+      <w:r>
+        <w:rPr>
+          <w:rFonts w:ascii="Arial" w:eastAsia="微软雅黑"/>
+          <w:b/>
+          <w:bCs/>
+        </w:rPr>
+        <w:t xml:space="preserve">`cls=1` 瞬态翻转类</w:t>
+      </w:r>
+      <w:r>
+        <w:rPr>
+          <w:rFonts w:ascii="Arial" w:eastAsia="微软雅黑"/>
+        </w:rPr>
+        <w:t xml:space="preserve">（行锤、总线应力与 BG 条纹）、</w:t>
+      </w:r>
+      <w:r>
+        <w:rPr>
+          <w:rFonts w:ascii="Arial" w:eastAsia="微软雅黑"/>
+          <w:b/>
+          <w:bCs/>
+        </w:rPr>
+        <w:t xml:space="preserve">`cls=2` 地址走步类</w:t>
+      </w:r>
+      <w:r>
+        <w:rPr>
+          <w:rFonts w:ascii="Arial" w:eastAsia="微软雅黑"/>
+        </w:rPr>
+        <w:t xml:space="preserve">、</w:t>
+      </w:r>
+      <w:r>
+        <w:rPr>
+          <w:rFonts w:ascii="Arial" w:eastAsia="微软雅黑"/>
+          <w:b/>
+          <w:bCs/>
+        </w:rPr>
+        <w:t xml:space="preserve">`cls=3` 缓存驻留类</w:t>
+      </w:r>
+      <w:r>
+        <w:rPr>
+          <w:rFonts w:ascii="Arial" w:eastAsia="微软雅黑"/>
+        </w:rPr>
+        <w:t xml:space="preserve">。免费版不导出坏块清单，字段照常输出，便于自动化日志按类别归类；专业版的坏块导出只收 </w:t>
+      </w:r>
+      <w:r>
+        <w:rPr>
+          <w:rFonts w:ascii="Arial" w:eastAsia="微软雅黑"/>
+        </w:rPr>
+        <w:t xml:space="preserve">cls=0</w:t>
+      </w:r>
+      <w:r>
+        <w:rPr>
+          <w:rFonts w:ascii="Arial" w:eastAsia="微软雅黑"/>
+        </w:rPr>
+        <w:t xml:space="preserve"> 单元类，</w:t>
+      </w:r>
+      <w:r>
+        <w:rPr>
+          <w:rFonts w:ascii="Arial" w:eastAsia="微软雅黑"/>
+        </w:rPr>
+        <w:t xml:space="preserve">cls=1/2/3</w:t>
+      </w:r>
+      <w:r>
+        <w:rPr>
+          <w:rFonts w:ascii="Arial" w:eastAsia="微软雅黑"/>
+        </w:rPr>
+        <w:t xml:space="preserve"> 不进清单（瞬态翻转 ≠ 坏 cell）。其中</w:t>
+      </w:r>
+      <w:r>
+        <w:rPr>
+          <w:rFonts w:ascii="Arial" w:eastAsia="微软雅黑"/>
+          <w:b/>
+          <w:bCs/>
+        </w:rPr>
+        <w:t xml:space="preserve">总线应力（Id 33）与 BG 条纹（Id 35）报瞬态类、缓存驻留（Id 34）报缓存类，三者与行锤同口径，不进坏块导出</w:t>
+      </w:r>
+      <w:r>
+        <w:rPr>
+          <w:rFonts w:ascii="Arial" w:eastAsia="微软雅黑"/>
+        </w:rPr>
+        <w:t xml:space="preserve">。</w:t>
+      </w:r>
+    </w:p>
+    <w:p>
       <w:pPr>
         <w:pStyle w:val="Heading3"/>
       </w:pPr>
@@ -6731,19 +8071,87 @@
         <w:rPr>
           <w:rFonts w:ascii="Arial" w:eastAsia="微软雅黑"/>
         </w:rPr>
-        <w:t xml:space="preserve">三个时机自动写报告：手动停止测试、跑满指定轮数达标完成、退出程序。同一测试系列只写一份，文件名固定覆盖：</w:t>
-      </w:r>
-      <w:r>
-        <w:rPr>
-          <w:rFonts w:ascii="Arial" w:eastAsia="微软雅黑"/>
-        </w:rPr>
-        <w:t xml:space="preserve">fs0:\advmemtest_report.html</w:t>
-      </w:r>
-      <w:r>
-        <w:rPr>
-          <w:rFonts w:ascii="Arial" w:eastAsia="微软雅黑"/>
-        </w:rPr>
-        <w:t xml:space="preserve">。写盘失败（卷满 / 只读）会在串口与界面打 ERROR 行，测试本身不中断。</w:t>
+        <w:t xml:space="preserve">报告在</w:t>
+      </w:r>
+      <w:r>
+        <w:rPr>
+          <w:rFonts w:ascii="Arial" w:eastAsia="微软雅黑"/>
+          <w:b/>
+          <w:bCs/>
+        </w:rPr>
+        <w:t xml:space="preserve">停止测试</w:t>
+      </w:r>
+      <w:r>
+        <w:rPr>
+          <w:rFonts w:ascii="Arial" w:eastAsia="微软雅黑"/>
+        </w:rPr>
+        <w:t xml:space="preserve">（含错误阈值自动停止）与</w:t>
+      </w:r>
+      <w:r>
+        <w:rPr>
+          <w:rFonts w:ascii="Arial" w:eastAsia="微软雅黑"/>
+          <w:b/>
+          <w:bCs/>
+        </w:rPr>
+        <w:t xml:space="preserve">跑满指定轮数达标完成</w:t>
+      </w:r>
+      <w:r>
+        <w:rPr>
+          <w:rFonts w:ascii="Arial" w:eastAsia="微软雅黑"/>
+        </w:rPr>
+        <w:t xml:space="preserve">时自动写入；</w:t>
+      </w:r>
+      <w:r>
+        <w:rPr>
+          <w:rFonts w:ascii="Arial" w:eastAsia="微软雅黑"/>
+          <w:b/>
+          <w:bCs/>
+        </w:rPr>
+        <w:t xml:space="preserve">退出程序时仅在本次系列已有错误、且尚未写过报告时补写</w:t>
+      </w:r>
+      <w:r>
+        <w:rPr>
+          <w:rFonts w:ascii="Arial" w:eastAsia="微软雅黑"/>
+        </w:rPr>
+        <w:t xml:space="preserve">（无错误的退出不重写空报告）。同一测试系列只写一份，文件名固定覆盖；落点是</w:t>
+      </w:r>
+      <w:r>
+        <w:rPr>
+          <w:rFonts w:ascii="Arial" w:eastAsia="微软雅黑"/>
+          <w:b/>
+          <w:bCs/>
+        </w:rPr>
+        <w:t xml:space="preserve">第一个 SFS 卷根（通常 `fs0:`）</w:t>
+      </w:r>
+      <w:r>
+        <w:rPr>
+          <w:rFonts w:ascii="Arial" w:eastAsia="微软雅黑"/>
+        </w:rPr>
+        <w:t xml:space="preserve">，串口行固定打印 </w:t>
+      </w:r>
+      <w:r>
+        <w:rPr>
+          <w:rFonts w:ascii="Arial" w:eastAsia="微软雅黑"/>
+        </w:rPr>
+        <w:t xml:space="preserve">fs0:</w:t>
+      </w:r>
+      <w:r>
+        <w:rPr>
+          <w:rFonts w:ascii="Arial" w:eastAsia="微软雅黑"/>
+        </w:rPr>
+        <w:t xml:space="preserve">。写盘失败（卷满 / 只读 / 无盘）只在串口打 WARN（不弹界面 ERROR），测试本身不中断。报告成功写盘时，同目录还会随报告写一份机器可读的错误明细 </w:t>
+      </w:r>
+      <w:r>
+        <w:rPr>
+          <w:rFonts w:ascii="Arial" w:eastAsia="微软雅黑"/>
+        </w:rPr>
+        <w:t xml:space="preserve">ADVERR.CSV</w:t>
+      </w:r>
+      <w:r>
+        <w:rPr>
+          <w:rFonts w:ascii="Arial" w:eastAsia="微软雅黑"/>
+        </w:rPr>
+        <w:t xml:space="preserve">（见 5.5）；HTML 报告没写成则不写 CSV——两者同属"本次结果"这一份产物。</w:t>
       </w:r>
     </w:p>
     <w:p>
@@ -6762,7 +8170,7 @@
         <w:rPr>
           <w:rFonts w:ascii="Arial" w:eastAsia="微软雅黑"/>
         </w:rPr>
-        <w:t xml:space="preserve">报告为 UTF-8 单文件，内联 CSS，浏览器直接打开。三部分内容：</w:t>
+        <w:t xml:space="preserve">报告为 UTF-8 单文件，内联 CSS，浏览器直接打开。内容按"统计 → 逐条错误 → 位分布 → 拓扑"的顺序排列：</w:t>
       </w:r>
     </w:p>
     <w:p>
@@ -6785,7 +8193,81 @@
         <w:rPr>
           <w:rFonts w:ascii="Arial" w:eastAsia="微软雅黑"/>
         </w:rPr>
-        <w:t xml:space="preserve">：版本（含 SKU 段，如 v0.1.7.free.562）、测试模式、轮数、错误总数、可测比例等整场统计。</w:t>
+        <w:t xml:space="preserve">：版本（含 SKU 段，如 v0.1.7.free.562）、测试模式、轮数、错误总数、可测比例等整场统计；另有一行</w:t>
+      </w:r>
+      <w:r>
+        <w:rPr>
+          <w:rFonts w:ascii="Arial" w:eastAsia="微软雅黑"/>
+          <w:b/>
+          <w:bCs/>
+        </w:rPr>
+        <w:t xml:space="preserve">累计覆盖</w:t>
+      </w:r>
+      <w:r>
+        <w:rPr>
+          <w:rFonts w:ascii="Arial" w:eastAsia="微软雅黑"/>
+        </w:rPr>
+        <w:t xml:space="preserve"> </w:t>
+      </w:r>
+      <w:r>
+        <w:rPr>
+          <w:rFonts w:ascii="Arial" w:eastAsia="微软雅黑"/>
+        </w:rPr>
+        <w:t xml:space="preserve">X%（已覆盖 N / 可测 M bytes）</w:t>
+      </w:r>
+      <w:r>
+        <w:rPr>
+          <w:rFonts w:ascii="Arial" w:eastAsia="微软雅黑"/>
+        </w:rPr>
+        <w:t xml:space="preserve">——已覆盖字节 = 完整轮数 × 可测总量 + 本轮已覆盖字节（达标自停时本轮已计入完整轮数——</w:t>
+      </w:r>
+      <w:r>
+        <w:rPr>
+          <w:rFonts w:ascii="Arial" w:eastAsia="微软雅黑"/>
+        </w:rPr>
+        <w:t xml:space="preserve">DoneBytes == TotalBytes</w:t>
+      </w:r>
+      <w:r>
+        <w:rPr>
+          <w:rFonts w:ascii="Arial" w:eastAsia="微软雅黑"/>
+        </w:rPr>
+        <w:t xml:space="preserve"> 且 </w:t>
+      </w:r>
+      <w:r>
+        <w:rPr>
+          <w:rFonts w:ascii="Arial" w:eastAsia="微软雅黑"/>
+        </w:rPr>
+        <w:t xml:space="preserve">PassCount &gt; 0</w:t>
+      </w:r>
+      <w:r>
+        <w:rPr>
+          <w:rFonts w:ascii="Arial" w:eastAsia="微软雅黑"/>
+        </w:rPr>
+        <w:t xml:space="preserve"> 时不再重复加，显示约 100% 而不是 200%），一轮完整覆盖约 100%，多轮 / 连续模式才会超过 100%；可测总量为 0 时百分比写 </w:t>
+      </w:r>
+      <w:r>
+        <w:rPr>
+          <w:rFonts w:ascii="Arial" w:eastAsia="微软雅黑"/>
+        </w:rPr>
+        <w:t xml:space="preserve">-</w:t>
+      </w:r>
+      <w:r>
+        <w:rPr>
+          <w:rFonts w:ascii="Arial" w:eastAsia="微软雅黑"/>
+        </w:rPr>
+        <w:t xml:space="preserve">（不写 </w:t>
+      </w:r>
+      <w:r>
+        <w:rPr>
+          <w:rFonts w:ascii="Arial" w:eastAsia="微软雅黑"/>
+        </w:rPr>
+        <w:t xml:space="preserve">0%</w:t>
+      </w:r>
+      <w:r>
+        <w:rPr>
+          <w:rFonts w:ascii="Arial" w:eastAsia="微软雅黑"/>
+        </w:rPr>
+        <w:t xml:space="preserve">，避免读成"测了但没覆盖"）。</w:t>
       </w:r>
     </w:p>
     <w:p>
@@ -6825,6 +8307,43 @@
           <w:b/>
           <w:bCs/>
         </w:rPr>
+        <w:t xml:space="preserve">错误位分布</w:t>
+      </w:r>
+      <w:r>
+        <w:rPr>
+          <w:rFonts w:ascii="Arial" w:eastAsia="微软雅黑"/>
+        </w:rPr>
+        <w:t xml:space="preserve">：把错误快照里的异或值逐位拆开，统计 bit 0–63 每位的出现次数与占比（分母为该次快照的条数，最多 64 条）。64 行全量列出（含出现 0 次的位），便于一眼看出故障集中在哪个数据位；</w:t>
+      </w:r>
+      <w:r>
+        <w:rPr>
+          <w:rFonts w:ascii="Arial" w:eastAsia="微软雅黑"/>
+          <w:b/>
+          <w:bCs/>
+        </w:rPr>
+        <w:t xml:space="preserve">无错误时该段仍然保留</w:t>
+      </w:r>
+      <w:r>
+        <w:rPr>
+          <w:rFonts w:ascii="Arial" w:eastAsia="微软雅黑"/>
+        </w:rPr>
+        <w:t xml:space="preserve">，写"无错误"而不是整段消失——让"没有错误"与"这段没编入"在报告文本上可区分。</w:t>
+      </w:r>
+    </w:p>
+    <w:p>
+      <w:pPr>
+        <w:pStyle w:val="ListParagraph"/>
+        <w:numPr>
+          <w:ilvl w:val="0"/>
+          <w:numId w:val="2"/>
+        </w:numPr>
+      </w:pPr>
+      <w:r>
+        <w:rPr>
+          <w:rFonts w:ascii="Arial" w:eastAsia="微软雅黑"/>
+          <w:b/>
+          <w:bCs/>
+        </w:rPr>
         <w:t xml:space="preserve">DIMM 布局可视化</w:t>
       </w:r>
       <w:r>
@@ -6838,6 +8357,28 @@
       <w:r>
         <w:rPr>
           <w:rFonts w:ascii="Arial" w:eastAsia="微软雅黑"/>
+        </w:rPr>
+        <w:t xml:space="preserve">检出错时，测试汇总区给出</w:t>
+      </w:r>
+      <w:r>
+        <w:rPr>
+          <w:rFonts w:ascii="Arial" w:eastAsia="微软雅黑"/>
+          <w:b/>
+          <w:bCs/>
+        </w:rPr>
+        <w:t xml:space="preserve">首错时刻（TTFF）</w:t>
+      </w:r>
+      <w:r>
+        <w:rPr>
+          <w:rFonts w:ascii="Arial" w:eastAsia="微软雅黑"/>
+        </w:rPr>
+        <w:t xml:space="preserve">与首错地址。</w:t>
+      </w:r>
+    </w:p>
+    <w:p>
+      <w:r>
+        <w:rPr>
+          <w:rFonts w:ascii="Arial" w:eastAsia="微软雅黑"/>
           <w:b/>
           <w:bCs/>
         </w:rPr>
@@ -6875,7 +8416,7 @@
         <w:rPr>
           <w:rFonts w:ascii="Arial" w:eastAsia="微软雅黑"/>
         </w:rPr>
-        <w:t xml:space="preserve">（折线按真时间轴绘制 + 峰值/均值统计表，走全样本累加器、不受抽稀影响）、</w:t>
+        <w:t xml:space="preserve">（折线按真时间轴绘制 + 峰值/均值统计表，走全样本累加器、不受抽稀影响；错误时刻在曲线上以红点标出）、</w:t>
       </w:r>
       <w:r>
         <w:rPr>
@@ -6917,7 +8458,7 @@
         <w:rPr>
           <w:rFonts w:ascii="Arial" w:eastAsia="微软雅黑"/>
         </w:rPr>
-        <w:t xml:space="preserve">，不会留空标题或 0 值充数。免费版的结构就是上面三条。</w:t>
+        <w:t xml:space="preserve">，不会留空标题或 0 值充数。免费版的结构就是上面四条。</w:t>
       </w:r>
     </w:p>
     <w:p>
@@ -7077,19 +8618,250 @@
         <w:rPr>
           <w:rFonts w:ascii="Arial" w:eastAsia="微软雅黑"/>
         </w:rPr>
-        <w:t xml:space="preserve">退出 Shell 后，把 </w:t>
-      </w:r>
-      <w:r>
-        <w:rPr>
-          <w:rFonts w:ascii="Arial" w:eastAsia="微软雅黑"/>
-        </w:rPr>
-        <w:t xml:space="preserve">fs0:\advmemtest_report.html</w:t>
-      </w:r>
-      <w:r>
-        <w:rPr>
-          <w:rFonts w:ascii="Arial" w:eastAsia="微软雅黑"/>
-        </w:rPr>
-        <w:t xml:space="preserve"> 拷出（或直接从虚拟盘 / U 盘目录访问），用任意现代浏览器打开。报告不依赖本工具即可独立阅读，方便发给厂商或留档。</w:t>
+        <w:t xml:space="preserve">退出 Shell 后，把报告从</w:t>
+      </w:r>
+      <w:r>
+        <w:rPr>
+          <w:rFonts w:ascii="Arial" w:eastAsia="微软雅黑"/>
+          <w:b/>
+          <w:bCs/>
+        </w:rPr>
+        <w:t xml:space="preserve">第一个 SFS 卷根（通常 `fs0:`；串口行固定打印 `fs0:`）</w:t>
+      </w:r>
+      <w:r>
+        <w:rPr>
+          <w:rFonts w:ascii="Arial" w:eastAsia="微软雅黑"/>
+        </w:rPr>
+        <w:t xml:space="preserve">的 </w:t>
+      </w:r>
+      <w:r>
+        <w:rPr>
+          <w:rFonts w:ascii="Arial" w:eastAsia="微软雅黑"/>
+        </w:rPr>
+        <w:t xml:space="preserve">advmemtest_report.html</w:t>
+      </w:r>
+      <w:r>
+        <w:rPr>
+          <w:rFonts w:ascii="Arial" w:eastAsia="微软雅黑"/>
+        </w:rPr>
+        <w:t xml:space="preserve"> 拷出（或直接从虚拟盘 / U 盘目录访问），用任意现代浏览器打开。报告不依赖本工具即可独立阅读，方便发给厂商或留档。同目录的 </w:t>
+      </w:r>
+      <w:r>
+        <w:rPr>
+          <w:rFonts w:ascii="Arial" w:eastAsia="微软雅黑"/>
+        </w:rPr>
+        <w:t xml:space="preserve">ADVERR.CSV</w:t>
+      </w:r>
+      <w:r>
+        <w:rPr>
+          <w:rFonts w:ascii="Arial" w:eastAsia="微软雅黑"/>
+        </w:rPr>
+        <w:t xml:space="preserve"> 可一并拷出，供表格软件或脚本做批量分析。</w:t>
+      </w:r>
+    </w:p>
+    <w:p>
+      <w:pPr>
+        <w:pStyle w:val="Heading3"/>
+      </w:pPr>
+      <w:r>
+        <w:rPr>
+          <w:rFonts w:ascii="Arial" w:eastAsia="微软雅黑"/>
+        </w:rPr>
+        <w:t xml:space="preserve">5.5 错误明细 CSV（ADVERR.CSV）</w:t>
+      </w:r>
+    </w:p>
+    <w:p>
+      <w:r>
+        <w:rPr>
+          <w:rFonts w:ascii="Arial" w:eastAsia="微软雅黑"/>
+        </w:rPr>
+        <w:t xml:space="preserve">每次报告成功写盘时，同目录（第一个 SFS 卷根）自动写一份 </w:t>
+      </w:r>
+      <w:r>
+        <w:rPr>
+          <w:rFonts w:ascii="Arial" w:eastAsia="微软雅黑"/>
+        </w:rPr>
+        <w:t xml:space="preserve">ADVERR.CSV</w:t>
+      </w:r>
+      <w:r>
+        <w:rPr>
+          <w:rFonts w:ascii="Arial" w:eastAsia="微软雅黑"/>
+        </w:rPr>
+        <w:t xml:space="preserve">。文件名固定为 8.3 短名，方便老式工具与批处理直接读取；固定名覆盖，同一测试系列只留一份。</w:t>
+      </w:r>
+    </w:p>
+    <w:p>
+      <w:r>
+        <w:rPr>
+          <w:rFonts w:ascii="Arial" w:eastAsia="微软雅黑"/>
+        </w:rPr>
+        <w:t xml:space="preserve">文件为纯文本，首行固定表头：</w:t>
+      </w:r>
+    </w:p>
+    <w:p>
+      <w:pPr>
+        <w:spacing w:line="240"/>
+      </w:pPr>
+      <w:r>
+        <w:rPr>
+          <w:rFonts w:ascii="Consolas" w:cs="Consolas" w:eastAsia="Consolas" w:hAnsi="Consolas"/>
+          <w:sz w:val="18"/>
+          <w:szCs w:val="18"/>
+        </w:rPr>
+        <w:t xml:space="preserve">address,expected,actual,xor,pattern,class,elapsed_ms,location</w:t>
+      </w:r>
+    </w:p>
+    <w:p/>
+    <w:p>
+      <w:r>
+        <w:rPr>
+          <w:rFonts w:ascii="Arial" w:eastAsia="微软雅黑"/>
+        </w:rPr>
+        <w:t xml:space="preserve">每行一条错误。</w:t>
+      </w:r>
+      <w:r>
+        <w:rPr>
+          <w:rFonts w:ascii="Arial" w:eastAsia="微软雅黑"/>
+        </w:rPr>
+        <w:t xml:space="preserve">address</w:t>
+      </w:r>
+      <w:r>
+        <w:rPr>
+          <w:rFonts w:ascii="Arial" w:eastAsia="微软雅黑"/>
+        </w:rPr>
+        <w:t xml:space="preserve"> / </w:t>
+      </w:r>
+      <w:r>
+        <w:rPr>
+          <w:rFonts w:ascii="Arial" w:eastAsia="微软雅黑"/>
+        </w:rPr>
+        <w:t xml:space="preserve">expected</w:t>
+      </w:r>
+      <w:r>
+        <w:rPr>
+          <w:rFonts w:ascii="Arial" w:eastAsia="微软雅黑"/>
+        </w:rPr>
+        <w:t xml:space="preserve"> / </w:t>
+      </w:r>
+      <w:r>
+        <w:rPr>
+          <w:rFonts w:ascii="Arial" w:eastAsia="微软雅黑"/>
+        </w:rPr>
+        <w:t xml:space="preserve">actual</w:t>
+      </w:r>
+      <w:r>
+        <w:rPr>
+          <w:rFonts w:ascii="Arial" w:eastAsia="微软雅黑"/>
+        </w:rPr>
+        <w:t xml:space="preserve"> / </w:t>
+      </w:r>
+      <w:r>
+        <w:rPr>
+          <w:rFonts w:ascii="Arial" w:eastAsia="微软雅黑"/>
+        </w:rPr>
+        <w:t xml:space="preserve">xor</w:t>
+      </w:r>
+      <w:r>
+        <w:rPr>
+          <w:rFonts w:ascii="Arial" w:eastAsia="微软雅黑"/>
+        </w:rPr>
+        <w:t xml:space="preserve"> 为 </w:t>
+      </w:r>
+      <w:r>
+        <w:rPr>
+          <w:rFonts w:ascii="Arial" w:eastAsia="微软雅黑"/>
+        </w:rPr>
+        <w:t xml:space="preserve">0x</w:t>
+      </w:r>
+      <w:r>
+        <w:rPr>
+          <w:rFonts w:ascii="Arial" w:eastAsia="微软雅黑"/>
+        </w:rPr>
+        <w:t xml:space="preserve"> 前缀加 16 位十六进制（共 18 个字符）；</w:t>
+      </w:r>
+      <w:r>
+        <w:rPr>
+          <w:rFonts w:ascii="Arial" w:eastAsia="微软雅黑"/>
+        </w:rPr>
+        <w:t xml:space="preserve">pattern</w:t>
+      </w:r>
+      <w:r>
+        <w:rPr>
+          <w:rFonts w:ascii="Arial" w:eastAsia="微软雅黑"/>
+        </w:rPr>
+        <w:t xml:space="preserve"> 为产生该错误的 pattern Id；</w:t>
+      </w:r>
+      <w:r>
+        <w:rPr>
+          <w:rFonts w:ascii="Arial" w:eastAsia="微软雅黑"/>
+        </w:rPr>
+        <w:t xml:space="preserve">class</w:t>
+      </w:r>
+      <w:r>
+        <w:rPr>
+          <w:rFonts w:ascii="Arial" w:eastAsia="微软雅黑"/>
+        </w:rPr>
+        <w:t xml:space="preserve"> 为错误类别（0 单元类 / 1 瞬态翻转类 / 2 地址走步类 / 3 缓存驻留类，见 4.1）；</w:t>
+      </w:r>
+      <w:r>
+        <w:rPr>
+          <w:rFonts w:ascii="Arial" w:eastAsia="微软雅黑"/>
+        </w:rPr>
+        <w:t xml:space="preserve">elapsed_ms</w:t>
+      </w:r>
+      <w:r>
+        <w:rPr>
+          <w:rFonts w:ascii="Arial" w:eastAsia="微软雅黑"/>
+        </w:rPr>
+        <w:t xml:space="preserve"> 为该错误的已测时刻（毫秒，暂停不计入；0 表示该记录没有可用的时间戳）；</w:t>
+      </w:r>
+      <w:r>
+        <w:rPr>
+          <w:rFonts w:ascii="Arial" w:eastAsia="微软雅黑"/>
+        </w:rPr>
+        <w:t xml:space="preserve">location</w:t>
+      </w:r>
+      <w:r>
+        <w:rPr>
+          <w:rFonts w:ascii="Arial" w:eastAsia="微软雅黑"/>
+        </w:rPr>
+        <w:t xml:space="preserve"> 为定位列——</w:t>
+      </w:r>
+      <w:r>
+        <w:rPr>
+          <w:rFonts w:ascii="Arial" w:eastAsia="微软雅黑"/>
+          <w:b/>
+          <w:bCs/>
+        </w:rPr>
+        <w:t xml:space="preserve">免费版恒为空</w:t>
+      </w:r>
+      <w:r>
+        <w:rPr>
+          <w:rFonts w:ascii="Arial" w:eastAsia="微软雅黑"/>
+        </w:rPr>
+        <w:t xml:space="preserve">，列本身保留，因此表头与专业版一致，消费方不必按 SKU 改列映射。</w:t>
+      </w:r>
+    </w:p>
+    <w:p>
+      <w:r>
+        <w:rPr>
+          <w:rFonts w:ascii="Arial" w:eastAsia="微软雅黑"/>
+        </w:rPr>
+        <w:t xml:space="preserve">行数上限与 HTML 错误明细相同：最多 64 条（错误快照上限），总量以报告汇总区为准。</w:t>
+      </w:r>
+      <w:r>
+        <w:rPr>
+          <w:rFonts w:ascii="Arial" w:eastAsia="微软雅黑"/>
+          <w:b/>
+          <w:bCs/>
+        </w:rPr>
+        <w:t xml:space="preserve">无错误时仍写表头</w:t>
+      </w:r>
+      <w:r>
+        <w:rPr>
+          <w:rFonts w:ascii="Arial" w:eastAsia="微软雅黑"/>
+        </w:rPr>
+        <w:t xml:space="preserve">——明确表示"本次运行没有错误"，也避免上一次运行的文件残留被误读成本次结果。CSV 写盘失败只在串口打 WARN，不改变报告本体已落盘的状态。</w:t>
       </w:r>
     </w:p>
     <w:p>
@@ -7288,7 +9060,7 @@
         <w:rPr>
           <w:rFonts w:ascii="Arial" w:eastAsia="微软雅黑"/>
         </w:rPr>
-        <w:t xml:space="preserve">免费版中这三条属未授权条目（灰显 + 锁标、不可勾选，见第七章），默认集固定为可见的 13 条经典条目、不随厂商匹配变化；免费版也不编入 SPD 读取通路——只用 SMBIOS 记录真值，零硬件依赖、零总线风险。槽位基本信息（槽名 / 容量 / 组织 / 颗粒数 / rank）可在 DIMM 带的悬停 tooltip 摘要中查看。</w:t>
+        <w:t xml:space="preserve">免费版中这三条属未授权条目（灰显 + 锁标、不可勾选，见第七章），默认集固定为 13 条经典条目（Id 33 总线应力不在默认集）、不随厂商匹配变化；免费版也不编入 SPD 读取通路——只用 SMBIOS 记录真值，零硬件依赖、零总线风险。槽位基本信息（槽名 / 容量 / 组织 / 颗粒数 / rank）可在 DIMM 带的悬停 tooltip 摘要中查看。</w:t>
       </w:r>
     </w:p>
     <w:p>
@@ -7359,7 +9131,7 @@
         <w:rPr>
           <w:rFonts w:ascii="Arial" w:eastAsia="微软雅黑"/>
         </w:rPr>
-        <w:t xml:space="preserve">用户设置（Pattern 勾选、线程模式、轮数上限）在修改确定时自动写入本软件所在目录下的 </w:t>
+        <w:t xml:space="preserve">用户设置（Pattern 勾选、线程模式、轮数上限、无人值守状态汇报周期）在修改确定时自动写入本软件所在目录下的 </w:t>
       </w:r>
       <w:r>
         <w:rPr>
@@ -7371,7 +9143,19 @@
         <w:rPr>
           <w:rFonts w:ascii="Arial" w:eastAsia="微软雅黑"/>
         </w:rPr>
-        <w:t xml:space="preserve">（文本格式，一行一个设置）。下次启动自动读取：文件存在且内容正确时恢复到上次设置，文件缺失、损坏或卷不支持写入（当前 UEFI 文件协议仅支持 FAT 系卷）时回退到默认值——设置保存失败不影响正常使用，仅在串口以 WARN 提醒。配置文件里属于未授权能力的项（锁定 pattern 位、缓存旁路位、注入位）会被免费版忽略并在串口以 WARN 提醒，不会污染本版行为；</w:t>
+        <w:t xml:space="preserve">（文本格式，一行一个设置；</w:t>
+      </w:r>
+      <w:r>
+        <w:rPr>
+          <w:rFonts w:ascii="Arial" w:eastAsia="微软雅黑"/>
+        </w:rPr>
+        <w:t xml:space="preserve">status.interval=</w:t>
+      </w:r>
+      <w:r>
+        <w:rPr>
+          <w:rFonts w:ascii="Arial" w:eastAsia="微软雅黑"/>
+        </w:rPr>
+        <w:t xml:space="preserve"> 为状态汇报周期键、单位秒、见 6.7）。下次启动自动读取：文件存在且内容正确时恢复到上次设置，文件缺失、损坏或卷不支持写入（当前 UEFI 文件协议仅支持 FAT 系卷）时回退到默认值——设置保存失败不影响正常使用，仅在串口以 WARN 提醒。配置文件里属于未授权能力的项（锁定 pattern 位、缓存旁路位、注入位）会被免费版忽略并在串口以 WARN 提醒，不会污染本版行为；</w:t>
       </w:r>
       <w:r>
         <w:rPr>
@@ -7510,6 +9294,884 @@
           <w:rFonts w:ascii="Arial" w:eastAsia="微软雅黑"/>
         </w:rPr>
         <w:t xml:space="preserve">），状态栏按实际生效的模式显示；若机器无 MP 协议或只有单核，再由此自动降级单线程并在状态栏注明——即"降级而不报错"。</w:t>
+      </w:r>
+    </w:p>
+    <w:p>
+      <w:r>
+        <w:rPr>
+          <w:rFonts w:ascii="Arial" w:eastAsia="微软雅黑"/>
+          <w:b/>
+          <w:bCs/>
+        </w:rPr>
+        <w:t xml:space="preserve">三档预设（FB-09）</w:t>
+      </w:r>
+      <w:r>
+        <w:rPr>
+          <w:rFonts w:ascii="Arial" w:eastAsia="微软雅黑"/>
+        </w:rPr>
+        <w:t xml:space="preserve">：</w:t>
+      </w:r>
+      <w:r>
+        <w:rPr>
+          <w:rFonts w:ascii="Arial" w:eastAsia="微软雅黑"/>
+        </w:rPr>
+        <w:t xml:space="preserve">ADVMTEST.CFG</w:t>
+      </w:r>
+      <w:r>
+        <w:rPr>
+          <w:rFonts w:ascii="Arial" w:eastAsia="微软雅黑"/>
+        </w:rPr>
+        <w:t xml:space="preserve"> 支持一行 </w:t>
+      </w:r>
+      <w:r>
+        <w:rPr>
+          <w:rFonts w:ascii="Arial" w:eastAsia="微软雅黑"/>
+        </w:rPr>
+        <w:t xml:space="preserve">preset=quick|std|burn</w:t>
+      </w:r>
+      <w:r>
+        <w:rPr>
+          <w:rFonts w:ascii="Arial" w:eastAsia="微软雅黑"/>
+        </w:rPr>
+        <w:t xml:space="preserve">，用一个档位名代替逐项勾选——</w:t>
+      </w:r>
+      <w:r>
+        <w:rPr>
+          <w:rFonts w:ascii="Arial" w:eastAsia="微软雅黑"/>
+        </w:rPr>
+        <w:t xml:space="preserve">quick</w:t>
+      </w:r>
+      <w:r>
+        <w:rPr>
+          <w:rFonts w:ascii="Arial" w:eastAsia="微软雅黑"/>
+        </w:rPr>
+        <w:t xml:space="preserve"> 取 Free 经典块 15 条（13 经典 + 2 引擎自检参考条，Id 0–14；</w:t>
+      </w:r>
+      <w:r>
+        <w:rPr>
+          <w:rFonts w:ascii="Arial" w:eastAsia="微软雅黑"/>
+          <w:b/>
+          <w:bCs/>
+        </w:rPr>
+        <w:t xml:space="preserve">不含</w:t>
+      </w:r>
+      <w:r>
+        <w:rPr>
+          <w:rFonts w:ascii="Arial" w:eastAsia="微软雅黑"/>
+        </w:rPr>
+        <w:t xml:space="preserve">新追加的 Id 33–35——Id 33 默认不勾选、Id 34/35 属专业版域）且只跑 1 轮，适合快速筛机；</w:t>
+      </w:r>
+      <w:r>
+        <w:rPr>
+          <w:rFonts w:ascii="Arial" w:eastAsia="微软雅黑"/>
+        </w:rPr>
+        <w:t xml:space="preserve">std</w:t>
+      </w:r>
+      <w:r>
+        <w:rPr>
+          <w:rFonts w:ascii="Arial" w:eastAsia="微软雅黑"/>
+        </w:rPr>
+        <w:t xml:space="preserve"> 保持当前勾选的 pattern、只跑 1 轮；</w:t>
+      </w:r>
+      <w:r>
+        <w:rPr>
+          <w:rFonts w:ascii="Arial" w:eastAsia="微软雅黑"/>
+        </w:rPr>
+        <w:t xml:space="preserve">burn</w:t>
+      </w:r>
+      <w:r>
+        <w:rPr>
+          <w:rFonts w:ascii="Arial" w:eastAsia="微软雅黑"/>
+        </w:rPr>
+        <w:t xml:space="preserve"> 保持当前勾选、轮数上限 0（连续跑，直到手动停止）。同一入口也可用启动参数临时指定：</w:t>
+      </w:r>
+      <w:r>
+        <w:rPr>
+          <w:rFonts w:ascii="Arial" w:eastAsia="微软雅黑"/>
+        </w:rPr>
+        <w:t xml:space="preserve">advmemtest.efi -preset=quick</w:t>
+      </w:r>
+      <w:r>
+        <w:rPr>
+          <w:rFonts w:ascii="Arial" w:eastAsia="微软雅黑"/>
+        </w:rPr>
+        <w:t xml:space="preserve">（或 </w:t>
+      </w:r>
+      <w:r>
+        <w:rPr>
+          <w:rFonts w:ascii="Arial" w:eastAsia="微软雅黑"/>
+        </w:rPr>
+        <w:t xml:space="preserve">std</w:t>
+      </w:r>
+      <w:r>
+        <w:rPr>
+          <w:rFonts w:ascii="Arial" w:eastAsia="微软雅黑"/>
+        </w:rPr>
+        <w:t xml:space="preserve"> / </w:t>
+      </w:r>
+      <w:r>
+        <w:rPr>
+          <w:rFonts w:ascii="Arial" w:eastAsia="微软雅黑"/>
+        </w:rPr>
+        <w:t xml:space="preserve">burn</w:t>
+      </w:r>
+      <w:r>
+        <w:rPr>
+          <w:rFonts w:ascii="Arial" w:eastAsia="微软雅黑"/>
+        </w:rPr>
+        <w:t xml:space="preserve">），</w:t>
+      </w:r>
+      <w:r>
+        <w:rPr>
+          <w:rFonts w:ascii="Arial" w:eastAsia="微软雅黑"/>
+          <w:b/>
+          <w:bCs/>
+        </w:rPr>
+        <w:t xml:space="preserve">命令行优先于配置文件</w:t>
+      </w:r>
+      <w:r>
+        <w:rPr>
+          <w:rFonts w:ascii="Arial" w:eastAsia="微软雅黑"/>
+        </w:rPr>
+        <w:t xml:space="preserve">；预设先于 </w:t>
+      </w:r>
+      <w:r>
+        <w:rPr>
+          <w:rFonts w:ascii="Arial" w:eastAsia="微软雅黑"/>
+        </w:rPr>
+        <w:t xml:space="preserve">-tests=</w:t>
+      </w:r>
+      <w:r>
+        <w:rPr>
+          <w:rFonts w:ascii="Arial" w:eastAsia="微软雅黑"/>
+        </w:rPr>
+        <w:t xml:space="preserve"> 应用，两者同时出现时 </w:t>
+      </w:r>
+      <w:r>
+        <w:rPr>
+          <w:rFonts w:ascii="Arial" w:eastAsia="微软雅黑"/>
+        </w:rPr>
+        <w:t xml:space="preserve">-tests=</w:t>
+      </w:r>
+      <w:r>
+        <w:rPr>
+          <w:rFonts w:ascii="Arial" w:eastAsia="微软雅黑"/>
+        </w:rPr>
+        <w:t xml:space="preserve"> 点名的条目集合覆盖预设掩码。生效后串口打一行 </w:t>
+      </w:r>
+      <w:r>
+        <w:rPr>
+          <w:rFonts w:ascii="Arial" w:eastAsia="微软雅黑"/>
+        </w:rPr>
+        <w:t xml:space="preserve">[AdvMemTest] preset: quick (mask=0x7FFF pass=1)</w:t>
+      </w:r>
+      <w:r>
+        <w:rPr>
+          <w:rFonts w:ascii="Arial" w:eastAsia="微软雅黑"/>
+        </w:rPr>
+        <w:t xml:space="preserve">（给出的是生效后的掩码与轮数，不是入参回显）；不认识的取值打 </w:t>
+      </w:r>
+      <w:r>
+        <w:rPr>
+          <w:rFonts w:ascii="Arial" w:eastAsia="微软雅黑"/>
+        </w:rPr>
+        <w:t xml:space="preserve">[AdvMemTest] preset ignored: xxx</w:t>
+      </w:r>
+      <w:r>
+        <w:rPr>
+          <w:rFonts w:ascii="Arial" w:eastAsia="微软雅黑"/>
+        </w:rPr>
+        <w:t xml:space="preserve">（xxx 为原值）后忽略，不改动任何设置；命令行 </w:t>
+      </w:r>
+      <w:r>
+        <w:rPr>
+          <w:rFonts w:ascii="Arial" w:eastAsia="微软雅黑"/>
+        </w:rPr>
+        <w:t xml:space="preserve">-preset=</w:t>
+      </w:r>
+      <w:r>
+        <w:rPr>
+          <w:rFonts w:ascii="Arial" w:eastAsia="微软雅黑"/>
+        </w:rPr>
+        <w:t xml:space="preserve"> 取值不认识时只忽略这次覆盖、</w:t>
+      </w:r>
+      <w:r>
+        <w:rPr>
+          <w:rFonts w:ascii="Arial" w:eastAsia="微软雅黑"/>
+          <w:b/>
+          <w:bCs/>
+        </w:rPr>
+        <w:t xml:space="preserve">回落使用 CFG 的 `preset` 值</w:t>
+      </w:r>
+      <w:r>
+        <w:rPr>
+          <w:rFonts w:ascii="Arial" w:eastAsia="微软雅黑"/>
+        </w:rPr>
+        <w:t xml:space="preserve">（两处都不认识则都不生效）。已识别的预设名会随设置写回 CFG——要退出预设模式，先退出程序、删掉这一行再启动（运行中的设置保存会按当前生效的预设名把该行写回）。</w:t>
+      </w:r>
+    </w:p>
+    <w:p>
+      <w:r>
+        <w:rPr>
+          <w:rFonts w:ascii="Arial" w:eastAsia="微软雅黑"/>
+          <w:b/>
+          <w:bCs/>
+        </w:rPr>
+        <w:t xml:space="preserve">命令行选择测试条目（`-tests=`）</w:t>
+      </w:r>
+      <w:r>
+        <w:rPr>
+          <w:rFonts w:ascii="Arial" w:eastAsia="微软雅黑"/>
+        </w:rPr>
+        <w:t xml:space="preserve">：启动参数 </w:t>
+      </w:r>
+      <w:r>
+        <w:rPr>
+          <w:rFonts w:ascii="Arial" w:eastAsia="微软雅黑"/>
+        </w:rPr>
+        <w:t xml:space="preserve">advmemtest.efi -tests=&lt;id&gt;[,&lt;id&gt;…]</w:t>
+      </w:r>
+      <w:r>
+        <w:rPr>
+          <w:rFonts w:ascii="Arial" w:eastAsia="微软雅黑"/>
+        </w:rPr>
+        <w:t xml:space="preserve"> 用</w:t>
+      </w:r>
+      <w:r>
+        <w:rPr>
+          <w:rFonts w:ascii="Arial" w:eastAsia="微软雅黑"/>
+          <w:b/>
+          <w:bCs/>
+        </w:rPr>
+        <w:t xml:space="preserve">十进制 Pattern Id</w:t>
+      </w:r>
+      <w:r>
+        <w:rPr>
+          <w:rFonts w:ascii="Arial" w:eastAsia="微软雅黑"/>
+        </w:rPr>
+        <w:t xml:space="preserve">（即 Pattern 对话框每行行首的编号，逗号分隔、不要空格）直接点名本次会话要跑的条目，如 </w:t>
+      </w:r>
+      <w:r>
+        <w:rPr>
+          <w:rFonts w:ascii="Arial" w:eastAsia="微软雅黑"/>
+        </w:rPr>
+        <w:t xml:space="preserve">-tests=0,1,5</w:t>
+      </w:r>
+      <w:r>
+        <w:rPr>
+          <w:rFonts w:ascii="Arial" w:eastAsia="微软雅黑"/>
+        </w:rPr>
+        <w:t xml:space="preserve">；它</w:t>
+      </w:r>
+      <w:r>
+        <w:rPr>
+          <w:rFonts w:ascii="Arial" w:eastAsia="微软雅黑"/>
+          <w:b/>
+          <w:bCs/>
+        </w:rPr>
+        <w:t xml:space="preserve">覆盖当次会话从 `ADVMTEST.CFG` 读到的 `pattern.mask`</w:t>
+      </w:r>
+      <w:r>
+        <w:rPr>
+          <w:rFonts w:ascii="Arial" w:eastAsia="微软雅黑"/>
+        </w:rPr>
+        <w:t xml:space="preserve">。覆盖只作用于本次运行；生效值随后会随设置保存写回 CFG（</w:t>
+      </w:r>
+      <w:r>
+        <w:rPr>
+          <w:rFonts w:ascii="Arial" w:eastAsia="微软雅黑"/>
+        </w:rPr>
+        <w:t xml:space="preserve">-tests</w:t>
+      </w:r>
+      <w:r>
+        <w:rPr>
+          <w:rFonts w:ascii="Arial" w:eastAsia="微软雅黑"/>
+        </w:rPr>
+        <w:t xml:space="preserve"> 生效即触发一次保存，与 </w:t>
+      </w:r>
+      <w:r>
+        <w:rPr>
+          <w:rFonts w:ascii="Arial" w:eastAsia="微软雅黑"/>
+        </w:rPr>
+        <w:t xml:space="preserve">preset</w:t>
+      </w:r>
+      <w:r>
+        <w:rPr>
+          <w:rFonts w:ascii="Arial" w:eastAsia="微软雅黑"/>
+        </w:rPr>
+        <w:t xml:space="preserve"> 同一落盘口径），下一次任何设置保存也会继续按生效集合写回——想让下次启动恢复原集合，请在设置里重新勾选或直接改 CFG 里的掩码相关行。本版（免费版）可执行的 Id 为 </w:t>
+      </w:r>
+      <w:r>
+        <w:rPr>
+          <w:rFonts w:ascii="Arial" w:eastAsia="微软雅黑"/>
+          <w:b/>
+          <w:bCs/>
+        </w:rPr>
+        <w:t xml:space="preserve">0–14 与 33</w:t>
+      </w:r>
+      <w:r>
+        <w:rPr>
+          <w:rFonts w:ascii="Arial" w:eastAsia="微软雅黑"/>
+        </w:rPr>
+        <w:t xml:space="preserve">（14 条勾选面 + 2 条仅供引擎自检、不在勾选对话框显示的参考条）；点名本版不可执行的条目（Pro 专属 Id、超出范围的数字、本机 CPU 不支持的条目）会被</w:t>
+      </w:r>
+      <w:r>
+        <w:rPr>
+          <w:rFonts w:ascii="Arial" w:eastAsia="微软雅黑"/>
+          <w:b/>
+          <w:bCs/>
+        </w:rPr>
+        <w:t xml:space="preserve">逐条跳过</w:t>
+      </w:r>
+      <w:r>
+        <w:rPr>
+          <w:rFonts w:ascii="Arial" w:eastAsia="微软雅黑"/>
+        </w:rPr>
+        <w:t xml:space="preserve">并在串口留一行 WARN，整条列表都不可用时保持原掩码不变（串口 </w:t>
+      </w:r>
+      <w:r>
+        <w:rPr>
+          <w:rFonts w:ascii="Arial" w:eastAsia="微软雅黑"/>
+        </w:rPr>
+        <w:t xml:space="preserve">cli: -tests matched no executable ids</w:t>
+      </w:r>
+      <w:r>
+        <w:rPr>
+          <w:rFonts w:ascii="Arial" w:eastAsia="微软雅黑"/>
+        </w:rPr>
+        <w:t xml:space="preserve">）；语法非法（如 </w:t>
+      </w:r>
+      <w:r>
+        <w:rPr>
+          <w:rFonts w:ascii="Arial" w:eastAsia="微软雅黑"/>
+        </w:rPr>
+        <w:t xml:space="preserve">-tests=0x3</w:t>
+      </w:r>
+      <w:r>
+        <w:rPr>
+          <w:rFonts w:ascii="Arial" w:eastAsia="微软雅黑"/>
+        </w:rPr>
+        <w:t xml:space="preserve">）的参数</w:t>
+      </w:r>
+      <w:r>
+        <w:rPr>
+          <w:rFonts w:ascii="Arial" w:eastAsia="微软雅黑"/>
+          <w:b/>
+          <w:bCs/>
+        </w:rPr>
+        <w:t xml:space="preserve">整条作废</w:t>
+      </w:r>
+      <w:r>
+        <w:rPr>
+          <w:rFonts w:ascii="Arial" w:eastAsia="微软雅黑"/>
+        </w:rPr>
+        <w:t xml:space="preserve">（串口 </w:t>
+      </w:r>
+      <w:r>
+        <w:rPr>
+          <w:rFonts w:ascii="Arial" w:eastAsia="微软雅黑"/>
+        </w:rPr>
+        <w:t xml:space="preserve">cli: -tests ignored (bad syntax)</w:t>
+      </w:r>
+      <w:r>
+        <w:rPr>
+          <w:rFonts w:ascii="Arial" w:eastAsia="微软雅黑"/>
+        </w:rPr>
+        <w:t xml:space="preserve">），不采用其中任何 Id，也不影响其他 </w:t>
+      </w:r>
+      <w:r>
+        <w:rPr>
+          <w:rFonts w:ascii="Arial" w:eastAsia="微软雅黑"/>
+        </w:rPr>
+        <w:t xml:space="preserve">-tests=</w:t>
+      </w:r>
+      <w:r>
+        <w:rPr>
+          <w:rFonts w:ascii="Arial" w:eastAsia="微软雅黑"/>
+        </w:rPr>
+        <w:t xml:space="preserve"> 参数。生效后串口打一行 </w:t>
+      </w:r>
+      <w:r>
+        <w:rPr>
+          <w:rFonts w:ascii="Arial" w:eastAsia="微软雅黑"/>
+        </w:rPr>
+        <w:t xml:space="preserve">[AdvMemTest] cli: tests mask=0x… (n=…)</w:t>
+      </w:r>
+      <w:r>
+        <w:rPr>
+          <w:rFonts w:ascii="Arial" w:eastAsia="微软雅黑"/>
+        </w:rPr>
+        <w:t xml:space="preserve">，</w:t>
+      </w:r>
+      <w:r>
+        <w:rPr>
+          <w:rFonts w:ascii="Arial" w:eastAsia="微软雅黑"/>
+        </w:rPr>
+        <w:t xml:space="preserve">n=</w:t>
+      </w:r>
+      <w:r>
+        <w:rPr>
+          <w:rFonts w:ascii="Arial" w:eastAsia="微软雅黑"/>
+        </w:rPr>
+        <w:t xml:space="preserve"> 是</w:t>
+      </w:r>
+      <w:r>
+        <w:rPr>
+          <w:rFonts w:ascii="Arial" w:eastAsia="微软雅黑"/>
+          <w:b/>
+          <w:bCs/>
+        </w:rPr>
+        <w:t xml:space="preserve">实际被采纳的 Id 个数</w:t>
+      </w:r>
+      <w:r>
+        <w:rPr>
+          <w:rFonts w:ascii="Arial" w:eastAsia="微软雅黑"/>
+        </w:rPr>
+        <w:t xml:space="preserve">（同一 Id 重复写逐条计入；被忽略的条目不计）。</w:t>
+      </w:r>
+    </w:p>
+    <w:p>
+      <w:r>
+        <w:rPr>
+          <w:rFonts w:ascii="Arial" w:eastAsia="微软雅黑"/>
+          <w:b/>
+          <w:bCs/>
+        </w:rPr>
+        <w:t xml:space="preserve">测试规模限定（FB-35）</w:t>
+      </w:r>
+      <w:r>
+        <w:rPr>
+          <w:rFonts w:ascii="Arial" w:eastAsia="微软雅黑"/>
+        </w:rPr>
+        <w:t xml:space="preserve">：</w:t>
+      </w:r>
+      <w:r>
+        <w:rPr>
+          <w:rFonts w:ascii="Arial" w:eastAsia="微软雅黑"/>
+        </w:rPr>
+        <w:t xml:space="preserve">ADVMTEST.CFG</w:t>
+      </w:r>
+      <w:r>
+        <w:rPr>
+          <w:rFonts w:ascii="Arial" w:eastAsia="微软雅黑"/>
+        </w:rPr>
+        <w:t xml:space="preserve"> 支持一行 </w:t>
+      </w:r>
+      <w:r>
+        <w:rPr>
+          <w:rFonts w:ascii="Arial" w:eastAsia="微软雅黑"/>
+        </w:rPr>
+        <w:t xml:space="preserve">test.limit.pct=&lt;百分比&gt;</w:t>
+      </w:r>
+      <w:r>
+        <w:rPr>
+          <w:rFonts w:ascii="Arial" w:eastAsia="微软雅黑"/>
+        </w:rPr>
+        <w:t xml:space="preserve">（0–100，缺省 0），让一次压测只覆盖可测内存的前若干个百分比——大内存机器做冒烟/筛机时不必等全量跑完。需要特别说明它的口径：这个百分比是</w:t>
+      </w:r>
+      <w:r>
+        <w:rPr>
+          <w:rFonts w:ascii="Arial" w:eastAsia="微软雅黑"/>
+          <w:b/>
+          <w:bCs/>
+        </w:rPr>
+        <w:t xml:space="preserve">对"实际占到手的可测内存"</w:t>
+      </w:r>
+      <w:r>
+        <w:rPr>
+          <w:rFonts w:ascii="Arial" w:eastAsia="微软雅黑"/>
+        </w:rPr>
+        <w:t xml:space="preserve">计算的，在起测占用完成之后才生效；它</w:t>
+      </w:r>
+      <w:r>
+        <w:rPr>
+          <w:rFonts w:ascii="Arial" w:eastAsia="微软雅黑"/>
+          <w:b/>
+          <w:bCs/>
+        </w:rPr>
+        <w:t xml:space="preserve">只缩小测试视图</w:t>
+      </w:r>
+      <w:r>
+        <w:rPr>
+          <w:rFonts w:ascii="Arial" w:eastAsia="微软雅黑"/>
+        </w:rPr>
+        <w:t xml:space="preserve">（把各段待测长度按顺序截到累计额度内，越界段不再测试），</w:t>
+      </w:r>
+      <w:r>
+        <w:rPr>
+          <w:rFonts w:ascii="Arial" w:eastAsia="微软雅黑"/>
+          <w:b/>
+          <w:bCs/>
+        </w:rPr>
+        <w:t xml:space="preserve">占有集本身不变</w:t>
+      </w:r>
+      <w:r>
+        <w:rPr>
+          <w:rFonts w:ascii="Arial" w:eastAsia="微软雅黑"/>
+        </w:rPr>
+        <w:t xml:space="preserve">——测试期间占住的内存与不设限时一样多，停止或退出时仍整份归还，不存在"限额后漏还内存"的副作用。限额按 </w:t>
+      </w:r>
+      <w:r>
+        <w:rPr>
+          <w:rFonts w:ascii="Arial" w:eastAsia="微软雅黑"/>
+          <w:b/>
+          <w:bCs/>
+        </w:rPr>
+        <w:t xml:space="preserve">4KB 页向下取整</w:t>
+      </w:r>
+      <w:r>
+        <w:rPr>
+          <w:rFonts w:ascii="Arial" w:eastAsia="微软雅黑"/>
+        </w:rPr>
+        <w:t xml:space="preserve">（末尾不足一页的部分不参与测试），因此生效值不会大于所写百分比、且始终停在整页边界上。进度条、报告与 STATUS 心跳里的进度/容量均按限定后的测试视图统计。生效时串口打一行 </w:t>
+      </w:r>
+      <w:r>
+        <w:rPr>
+          <w:rFonts w:ascii="Arial" w:eastAsia="微软雅黑"/>
+        </w:rPr>
+        <w:t xml:space="preserve">[AdvMemTest] test limit: 25% -&gt; 0x... bytes</w:t>
+      </w:r>
+      <w:r>
+        <w:rPr>
+          <w:rFonts w:ascii="Arial" w:eastAsia="微软雅黑"/>
+        </w:rPr>
+        <w:t xml:space="preserve">（给出实际参与且已页对齐的字节数）；键缺失或写 0 时不限额、也不打这一行，行为与旧版逐字一致；写 100 与不限等价，超出 100 按 100 处理。本功能两版都有、语义一致。</w:t>
+      </w:r>
+    </w:p>
+    <w:p>
+      <w:r>
+        <w:rPr>
+          <w:rFonts w:ascii="Arial" w:eastAsia="微软雅黑"/>
+          <w:b/>
+          <w:bCs/>
+        </w:rPr>
+        <w:t xml:space="preserve">PAR_ROTATE 轮换宽度（FB-40 提速）</w:t>
+      </w:r>
+      <w:r>
+        <w:rPr>
+          <w:rFonts w:ascii="Arial" w:eastAsia="微软雅黑"/>
+        </w:rPr>
+        <w:t xml:space="preserve">：</w:t>
+      </w:r>
+      <w:r>
+        <w:rPr>
+          <w:rFonts w:ascii="Arial" w:eastAsia="微软雅黑"/>
+        </w:rPr>
+        <w:t xml:space="preserve">ADVMTEST.CFG</w:t>
+      </w:r>
+      <w:r>
+        <w:rPr>
+          <w:rFonts w:ascii="Arial" w:eastAsia="微软雅黑"/>
+        </w:rPr>
+        <w:t xml:space="preserve"> 支持一行 </w:t>
+      </w:r>
+      <w:r>
+        <w:rPr>
+          <w:rFonts w:ascii="Arial" w:eastAsia="微软雅黑"/>
+        </w:rPr>
+        <w:t xml:space="preserve">par.rotate.cores=&lt;n&gt;</w:t>
+      </w:r>
+      <w:r>
+        <w:rPr>
+          <w:rFonts w:ascii="Arial" w:eastAsia="微软雅黑"/>
+        </w:rPr>
+        <w:t xml:space="preserve">（0–512，缺省 </w:t>
+      </w:r>
+      <w:r>
+        <w:rPr>
+          <w:rFonts w:ascii="Arial" w:eastAsia="微软雅黑"/>
+          <w:b/>
+          <w:bCs/>
+        </w:rPr>
+        <w:t xml:space="preserve">1</w:t>
+      </w:r>
+      <w:r>
+        <w:rPr>
+          <w:rFonts w:ascii="Arial" w:eastAsia="微软雅黑"/>
+        </w:rPr>
+        <w:t xml:space="preserve">），控制多线程模式下 </w:t>
+      </w:r>
+      <w:r>
+        <w:rPr>
+          <w:rFonts w:ascii="Arial" w:eastAsia="微软雅黑"/>
+        </w:rPr>
+        <w:t xml:space="preserve">PAR_ROTATE</w:t>
+      </w:r>
+      <w:r>
+        <w:rPr>
+          <w:rFonts w:ascii="Arial" w:eastAsia="微软雅黑"/>
+        </w:rPr>
+        <w:t xml:space="preserve">（逐核轮换）条目由多少个核参与轮换。缺省 </w:t>
+      </w:r>
+      <w:r>
+        <w:rPr>
+          <w:rFonts w:ascii="Arial" w:eastAsia="微软雅黑"/>
+        </w:rPr>
+        <w:t xml:space="preserve">1</w:t>
+      </w:r>
+      <w:r>
+        <w:rPr>
+          <w:rFonts w:ascii="Arial" w:eastAsia="微软雅黑"/>
+        </w:rPr>
+        <w:t xml:space="preserve">：每条这类 pattern 只由 1 核跑完整内存——覆盖等价（一条 pattern 由一核完整跑完即可测全），且避免"每核各跑一遍全内存"的 ×N 重复工作量。</w:t>
+      </w:r>
+      <w:r>
+        <w:rPr>
+          <w:rFonts w:ascii="Arial" w:eastAsia="微软雅黑"/>
+        </w:rPr>
+        <w:t xml:space="preserve">2..16</w:t>
+      </w:r>
+      <w:r>
+        <w:rPr>
+          <w:rFonts w:ascii="Arial" w:eastAsia="微软雅黑"/>
+        </w:rPr>
+        <w:t xml:space="preserve"> 给出参与核数上限（免费版核数上限 16；超过实际核数按实际核数收窄；AP 拉起失败降级单核时同样按最终核数收窄）。</w:t>
+      </w:r>
+      <w:r>
+        <w:rPr>
+          <w:rFonts w:ascii="Arial" w:eastAsia="微软雅黑"/>
+        </w:rPr>
+        <w:t xml:space="preserve">0</w:t>
+      </w:r>
+      <w:r>
+        <w:rPr>
+          <w:rFonts w:ascii="Arial" w:eastAsia="微软雅黑"/>
+        </w:rPr>
+        <w:t xml:space="preserve"> = 旧版全核各自全量（最慢，仅用于需要每核都走一遍的压测）。键只影响</w:t>
+      </w:r>
+      <w:r>
+        <w:rPr>
+          <w:rFonts w:ascii="Arial" w:eastAsia="微软雅黑"/>
+          <w:b/>
+          <w:bCs/>
+        </w:rPr>
+        <w:t xml:space="preserve">多线程模式下的 PAR_ROTATE 条目</w:t>
+      </w:r>
+      <w:r>
+        <w:rPr>
+          <w:rFonts w:ascii="Arial" w:eastAsia="微软雅黑"/>
+        </w:rPr>
+        <w:t xml:space="preserve">；顺序轮巡 / 轮流 / 单线程的逐核语义不变。起测串口的 </w:t>
+      </w:r>
+      <w:r>
+        <w:rPr>
+          <w:rFonts w:ascii="Arial" w:eastAsia="微软雅黑"/>
+        </w:rPr>
+        <w:t xml:space="preserve">perf:</w:t>
+      </w:r>
+      <w:r>
+        <w:rPr>
+          <w:rFonts w:ascii="Arial" w:eastAsia="微软雅黑"/>
+        </w:rPr>
+        <w:t xml:space="preserve"> 行会给出实际参与轮换的核数（</w:t>
+      </w:r>
+      <w:r>
+        <w:rPr>
+          <w:rFonts w:ascii="Arial" w:eastAsia="微软雅黑"/>
+        </w:rPr>
+        <w:t xml:space="preserve">rotate on K core(s)</w:t>
+      </w:r>
+      <w:r>
+        <w:rPr>
+          <w:rFonts w:ascii="Arial" w:eastAsia="微软雅黑"/>
+        </w:rPr>
+        <w:t xml:space="preserve">，见 3.4）；串口 </w:t>
+      </w:r>
+      <w:r>
+        <w:rPr>
+          <w:rFonts w:ascii="Arial" w:eastAsia="微软雅黑"/>
+        </w:rPr>
+        <w:t xml:space="preserve">cfg par.rotate.cores: has=… val=…</w:t>
+      </w:r>
+      <w:r>
+        <w:rPr>
+          <w:rFonts w:ascii="Arial" w:eastAsia="微软雅黑"/>
+        </w:rPr>
+        <w:t xml:space="preserve"> 是解析回执（</w:t>
+      </w:r>
+      <w:r>
+        <w:rPr>
+          <w:rFonts w:ascii="Arial" w:eastAsia="微软雅黑"/>
+        </w:rPr>
+        <w:t xml:space="preserve">has=0</w:t>
+      </w:r>
+      <w:r>
+        <w:rPr>
+          <w:rFonts w:ascii="Arial" w:eastAsia="微软雅黑"/>
+        </w:rPr>
+        <w:t xml:space="preserve"> 表示键缺失、引擎用缺省 1）。设置对话框不提供入口；键随全量保存回写（未手写则保存为 1）。本功能两版都有、语义一致。</w:t>
+      </w:r>
+    </w:p>
+    <w:p>
+      <w:r>
+        <w:rPr>
+          <w:rFonts w:ascii="Arial" w:eastAsia="微软雅黑"/>
+          <w:b/>
+          <w:bCs/>
+        </w:rPr>
+        <w:t xml:space="preserve">出错告警（FB-32）</w:t>
+      </w:r>
+      <w:r>
+        <w:rPr>
+          <w:rFonts w:ascii="Arial" w:eastAsia="微软雅黑"/>
+        </w:rPr>
+        <w:t xml:space="preserve">：</w:t>
+      </w:r>
+      <w:r>
+        <w:rPr>
+          <w:rFonts w:ascii="Arial" w:eastAsia="微软雅黑"/>
+        </w:rPr>
+        <w:t xml:space="preserve">ADVMTEST.CFG</w:t>
+      </w:r>
+      <w:r>
+        <w:rPr>
+          <w:rFonts w:ascii="Arial" w:eastAsia="微软雅黑"/>
+        </w:rPr>
+        <w:t xml:space="preserve"> 支持两行出错告警设置，二者互相独立、可只开其一（两键均只经配置文件设置，设置对话框不提供入口）。</w:t>
+      </w:r>
+      <w:r>
+        <w:rPr>
+          <w:rFonts w:ascii="Arial" w:eastAsia="微软雅黑"/>
+        </w:rPr>
+        <w:t xml:space="preserve">beep.on.error=1</w:t>
+      </w:r>
+      <w:r>
+        <w:rPr>
+          <w:rFonts w:ascii="Arial" w:eastAsia="微软雅黑"/>
+        </w:rPr>
+        <w:t xml:space="preserve"> 打开</w:t>
+      </w:r>
+      <w:r>
+        <w:rPr>
+          <w:rFonts w:ascii="Arial" w:eastAsia="微软雅黑"/>
+          <w:b/>
+          <w:bCs/>
+        </w:rPr>
+        <w:t xml:space="preserve">首错蜂鸣</w:t>
+      </w:r>
+      <w:r>
+        <w:rPr>
+          <w:rFonts w:ascii="Arial" w:eastAsia="微软雅黑"/>
+        </w:rPr>
+        <w:t xml:space="preserve">（0/1，缺省 0）：一次测试系列（从起测到停止）中</w:t>
+      </w:r>
+      <w:r>
+        <w:rPr>
+          <w:rFonts w:ascii="Arial" w:eastAsia="微软雅黑"/>
+          <w:b/>
+          <w:bCs/>
+        </w:rPr>
+        <w:t xml:space="preserve">第一个</w:t>
+      </w:r>
+      <w:r>
+        <w:rPr>
+          <w:rFonts w:ascii="Arial" w:eastAsia="微软雅黑"/>
+        </w:rPr>
+        <w:t xml:space="preserve">错误被捕获时蜂鸣一次（约 1000 Hz、120 毫秒），同一系列此后不再响——</w:t>
+      </w:r>
+      <w:r>
+        <w:rPr>
+          <w:rFonts w:ascii="Arial" w:eastAsia="微软雅黑"/>
+          <w:b/>
+          <w:bCs/>
+        </w:rPr>
+        <w:t xml:space="preserve">每系列只响一次</w:t>
+      </w:r>
+      <w:r>
+        <w:rPr>
+          <w:rFonts w:ascii="Arial" w:eastAsia="微软雅黑"/>
+        </w:rPr>
+        <w:t xml:space="preserve">，重新起测后再次生效；蜂鸣前串口先打一行 </w:t>
+      </w:r>
+      <w:r>
+        <w:rPr>
+          <w:rFonts w:ascii="Arial" w:eastAsia="微软雅黑"/>
+        </w:rPr>
+        <w:t xml:space="preserve">[AdvMemTest] beep: freq=1000 ms=120</w:t>
+      </w:r>
+      <w:r>
+        <w:rPr>
+          <w:rFonts w:ascii="Arial" w:eastAsia="微软雅黑"/>
+        </w:rPr>
+        <w:t xml:space="preserve">，机器没有蜂鸣器时以这行作为"确实触发过"的证据。</w:t>
+      </w:r>
+      <w:r>
+        <w:rPr>
+          <w:rFonts w:ascii="Arial" w:eastAsia="微软雅黑"/>
+        </w:rPr>
+        <w:t xml:space="preserve">stop.after.errors=&lt;次数&gt;</w:t>
+      </w:r>
+      <w:r>
+        <w:rPr>
+          <w:rFonts w:ascii="Arial" w:eastAsia="微软雅黑"/>
+        </w:rPr>
+        <w:t xml:space="preserve"> 打开</w:t>
+      </w:r>
+      <w:r>
+        <w:rPr>
+          <w:rFonts w:ascii="Arial" w:eastAsia="微软雅黑"/>
+          <w:b/>
+          <w:bCs/>
+        </w:rPr>
+        <w:t xml:space="preserve">出错 N 次自动停止</w:t>
+      </w:r>
+      <w:r>
+        <w:rPr>
+          <w:rFonts w:ascii="Arial" w:eastAsia="微软雅黑"/>
+        </w:rPr>
+        <w:t xml:space="preserve">（0–9999，缺省 0 = 关）：累计错误数达到 N 时自动停止测试，走与菜单"停止测试"完全相同的入口——状态栏显示停止态，并</w:t>
+      </w:r>
+      <w:r>
+        <w:rPr>
+          <w:rFonts w:ascii="Arial" w:eastAsia="微软雅黑"/>
+          <w:b/>
+          <w:bCs/>
+        </w:rPr>
+        <w:t xml:space="preserve">照常自动写出 HTML 报告</w:t>
+      </w:r>
+      <w:r>
+        <w:rPr>
+          <w:rFonts w:ascii="Arial" w:eastAsia="微软雅黑"/>
+        </w:rPr>
+        <w:t xml:space="preserve">（错误明细等既有内容一并落盘），不会因为"不是人按的停止"而少写任何东西；串口打一行 </w:t>
+      </w:r>
+      <w:r>
+        <w:rPr>
+          <w:rFonts w:ascii="Arial" w:eastAsia="微软雅黑"/>
+        </w:rPr>
+        <w:t xml:space="preserve">[AdvMemTest] stop: error limit reached (errors=… limit=…)</w:t>
+      </w:r>
+      <w:r>
+        <w:rPr>
+          <w:rFonts w:ascii="Arial" w:eastAsia="微软雅黑"/>
+        </w:rPr>
+        <w:t xml:space="preserve">。判据是</w:t>
+      </w:r>
+      <w:r>
+        <w:rPr>
+          <w:rFonts w:ascii="Arial" w:eastAsia="微软雅黑"/>
+          <w:b/>
+          <w:bCs/>
+        </w:rPr>
+        <w:t xml:space="preserve">累计错误数</w:t>
+      </w:r>
+      <w:r>
+        <w:rPr>
+          <w:rFonts w:ascii="Arial" w:eastAsia="微软雅黑"/>
+        </w:rPr>
+        <w:t xml:space="preserve">（与 STATUS 心跳里的 </w:t>
+      </w:r>
+      <w:r>
+        <w:rPr>
+          <w:rFonts w:ascii="Arial" w:eastAsia="微软雅黑"/>
+        </w:rPr>
+        <w:t xml:space="preserve">errs</w:t>
+      </w:r>
+      <w:r>
+        <w:rPr>
+          <w:rFonts w:ascii="Arial" w:eastAsia="微软雅黑"/>
+        </w:rPr>
+        <w:t xml:space="preserve"> 同一口径），不是错误率。本功能两版都有、语义一致。</w:t>
       </w:r>
     </w:p>
     <w:p>
@@ -7746,6 +10408,1435 @@
     </w:p>
     <w:p>
       <w:pPr>
+        <w:pStyle w:val="Heading3"/>
+      </w:pPr>
+      <w:r>
+        <w:rPr>
+          <w:rFonts w:ascii="Arial" w:eastAsia="微软雅黑"/>
+        </w:rPr>
+        <w:t xml:space="preserve">6.7 无人值守与 BMC 集成：STATUS 心跳</w:t>
+      </w:r>
+    </w:p>
+    <w:p>
+      <w:r>
+        <w:rPr>
+          <w:rFonts w:ascii="Arial" w:eastAsia="微软雅黑"/>
+        </w:rPr>
+        <w:t xml:space="preserve">长时间无人值守压测（机房挂机、自动化流水线、BMC 串口捕获）需要一个"程序还活着、现在跑到哪"的低成本证据，advmemtest 为此提供 </w:t>
+      </w:r>
+      <w:r>
+        <w:rPr>
+          <w:rFonts w:ascii="Arial" w:eastAsia="微软雅黑"/>
+          <w:b/>
+          <w:bCs/>
+        </w:rPr>
+        <w:t xml:space="preserve">STATUS 心跳</w:t>
+      </w:r>
+      <w:r>
+        <w:rPr>
+          <w:rFonts w:ascii="Arial" w:eastAsia="微软雅黑"/>
+        </w:rPr>
+        <w:t xml:space="preserve">（</w:t>
+      </w:r>
+      <w:r>
+        <w:rPr>
+          <w:rFonts w:ascii="Arial" w:eastAsia="微软雅黑"/>
+          <w:b/>
+          <w:bCs/>
+        </w:rPr>
+        <w:t xml:space="preserve">默认开启、缺省 1 分钟一行</w:t>
+      </w:r>
+      <w:r>
+        <w:rPr>
+          <w:rFonts w:ascii="Arial" w:eastAsia="微软雅黑"/>
+        </w:rPr>
+        <w:t xml:space="preserve">）：开启后，程序在图形界面就绪之后的整个生命周期里（</w:t>
+      </w:r>
+      <w:r>
+        <w:rPr>
+          <w:rFonts w:ascii="Arial" w:eastAsia="微软雅黑"/>
+          <w:b/>
+          <w:bCs/>
+        </w:rPr>
+        <w:t xml:space="preserve">空闲、测试中、暂停中都发</w:t>
+      </w:r>
+      <w:r>
+        <w:rPr>
+          <w:rFonts w:ascii="Arial" w:eastAsia="微软雅黑"/>
+        </w:rPr>
+        <w:t xml:space="preserve">——"应用活着"本身就是事实，当前状态由 </w:t>
+      </w:r>
+      <w:r>
+        <w:rPr>
+          <w:rFonts w:ascii="Arial" w:eastAsia="微软雅黑"/>
+        </w:rPr>
+        <w:t xml:space="preserve">state</w:t>
+      </w:r>
+      <w:r>
+        <w:rPr>
+          <w:rFonts w:ascii="Arial" w:eastAsia="微软雅黑"/>
+        </w:rPr>
+        <w:t xml:space="preserve"> 字段区分）每 </w:t>
+      </w:r>
+      <w:r>
+        <w:rPr>
+          <w:rFonts w:ascii="Arial" w:eastAsia="微软雅黑"/>
+        </w:rPr>
+        <w:t xml:space="preserve">status.interval</w:t>
+      </w:r>
+      <w:r>
+        <w:rPr>
+          <w:rFonts w:ascii="Arial" w:eastAsia="微软雅黑"/>
+        </w:rPr>
+        <w:t xml:space="preserve"> 秒往串口打</w:t>
+      </w:r>
+      <w:r>
+        <w:rPr>
+          <w:rFonts w:ascii="Arial" w:eastAsia="微软雅黑"/>
+          <w:b/>
+          <w:bCs/>
+        </w:rPr>
+        <w:t xml:space="preserve">恰好一行</w:t>
+      </w:r>
+      <w:r>
+        <w:rPr>
+          <w:rFonts w:ascii="Arial" w:eastAsia="微软雅黑"/>
+        </w:rPr>
+        <w:t xml:space="preserve"> ASCII 状态行，BMC 的 SOL（串口重定向）或自动化脚本按行抓取即可：</w:t>
+      </w:r>
+    </w:p>
+    <w:p>
+      <w:pPr>
+        <w:spacing w:line="240"/>
+      </w:pPr>
+      <w:r>
+        <w:rPr>
+          <w:rFonts w:ascii="Consolas" w:cs="Consolas" w:eastAsia="Consolas" w:hAnsi="Consolas"/>
+          <w:sz w:val="18"/>
+          <w:szCs w:val="18"/>
+        </w:rPr>
+        <w:t xml:space="preserve">STATUS seq=42 state=run pass=1 pct=37 test=7 addr=0x1a2b3000 errs=0 elapsed=1:37:12 temp=- peak=-</w:t>
+      </w:r>
+    </w:p>
+    <w:p/>
+    <w:p>
+      <w:r>
+        <w:rPr>
+          <w:rFonts w:ascii="Arial" w:eastAsia="微软雅黑"/>
+        </w:rPr>
+        <w:t xml:space="preserve">字段依次是：自增序号 </w:t>
+      </w:r>
+      <w:r>
+        <w:rPr>
+          <w:rFonts w:ascii="Arial" w:eastAsia="微软雅黑"/>
+        </w:rPr>
+        <w:t xml:space="preserve">seq</w:t>
+      </w:r>
+      <w:r>
+        <w:rPr>
+          <w:rFonts w:ascii="Arial" w:eastAsia="微软雅黑"/>
+        </w:rPr>
+        <w:t xml:space="preserve">（从 1 起，脚本据此判"行在推进"）、状态 </w:t>
+      </w:r>
+      <w:r>
+        <w:rPr>
+          <w:rFonts w:ascii="Arial" w:eastAsia="微软雅黑"/>
+        </w:rPr>
+        <w:t xml:space="preserve">state</w:t>
+      </w:r>
+      <w:r>
+        <w:rPr>
+          <w:rFonts w:ascii="Arial" w:eastAsia="微软雅黑"/>
+        </w:rPr>
+        <w:t xml:space="preserve">（</w:t>
+      </w:r>
+      <w:r>
+        <w:rPr>
+          <w:rFonts w:ascii="Arial" w:eastAsia="微软雅黑"/>
+        </w:rPr>
+        <w:t xml:space="preserve">idle</w:t>
+      </w:r>
+      <w:r>
+        <w:rPr>
+          <w:rFonts w:ascii="Arial" w:eastAsia="微软雅黑"/>
+        </w:rPr>
+        <w:t xml:space="preserve"> 空闲 / </w:t>
+      </w:r>
+      <w:r>
+        <w:rPr>
+          <w:rFonts w:ascii="Arial" w:eastAsia="微软雅黑"/>
+        </w:rPr>
+        <w:t xml:space="preserve">run</w:t>
+      </w:r>
+      <w:r>
+        <w:rPr>
+          <w:rFonts w:ascii="Arial" w:eastAsia="微软雅黑"/>
+        </w:rPr>
+        <w:t xml:space="preserve"> 运行中 / </w:t>
+      </w:r>
+      <w:r>
+        <w:rPr>
+          <w:rFonts w:ascii="Arial" w:eastAsia="微软雅黑"/>
+        </w:rPr>
+        <w:t xml:space="preserve">pause</w:t>
+      </w:r>
+      <w:r>
+        <w:rPr>
+          <w:rFonts w:ascii="Arial" w:eastAsia="微软雅黑"/>
+        </w:rPr>
+        <w:t xml:space="preserve"> 暂停）、已完成轮次 </w:t>
+      </w:r>
+      <w:r>
+        <w:rPr>
+          <w:rFonts w:ascii="Arial" w:eastAsia="微软雅黑"/>
+        </w:rPr>
+        <w:t xml:space="preserve">pass</w:t>
+      </w:r>
+      <w:r>
+        <w:rPr>
+          <w:rFonts w:ascii="Arial" w:eastAsia="微软雅黑"/>
+        </w:rPr>
+        <w:t xml:space="preserve">、进度百分比 </w:t>
+      </w:r>
+      <w:r>
+        <w:rPr>
+          <w:rFonts w:ascii="Arial" w:eastAsia="微软雅黑"/>
+        </w:rPr>
+        <w:t xml:space="preserve">pct</w:t>
+      </w:r>
+      <w:r>
+        <w:rPr>
+          <w:rFonts w:ascii="Arial" w:eastAsia="微软雅黑"/>
+        </w:rPr>
+        <w:t xml:space="preserve">（与主界面那条大进度条同源；设了轮数上限时是含已完成轮次的总进度）、当前 pattern 的 Id </w:t>
+      </w:r>
+      <w:r>
+        <w:rPr>
+          <w:rFonts w:ascii="Arial" w:eastAsia="微软雅黑"/>
+        </w:rPr>
+        <w:t xml:space="preserve">test</w:t>
+      </w:r>
+      <w:r>
+        <w:rPr>
+          <w:rFonts w:ascii="Arial" w:eastAsia="微软雅黑"/>
+        </w:rPr>
+        <w:t xml:space="preserve">（空闲/未起测时该字段是引擎内部的"未定"哨兵值 </w:t>
+      </w:r>
+      <w:r>
+        <w:rPr>
+          <w:rFonts w:ascii="Arial" w:eastAsia="微软雅黑"/>
+        </w:rPr>
+        <w:t xml:space="preserve">4294967295</w:t>
+      </w:r>
+      <w:r>
+        <w:rPr>
+          <w:rFonts w:ascii="Arial" w:eastAsia="微软雅黑"/>
+        </w:rPr>
+        <w:t xml:space="preserve">，起测后落到真实 Id）、当前测试地址 </w:t>
+      </w:r>
+      <w:r>
+        <w:rPr>
+          <w:rFonts w:ascii="Arial" w:eastAsia="微软雅黑"/>
+        </w:rPr>
+        <w:t xml:space="preserve">addr</w:t>
+      </w:r>
+      <w:r>
+        <w:rPr>
+          <w:rFonts w:ascii="Arial" w:eastAsia="微软雅黑"/>
+        </w:rPr>
+        <w:t xml:space="preserve">（十六进制，字母大写）、累计错误数 </w:t>
+      </w:r>
+      <w:r>
+        <w:rPr>
+          <w:rFonts w:ascii="Arial" w:eastAsia="微软雅黑"/>
+        </w:rPr>
+        <w:t xml:space="preserve">errs</w:t>
+      </w:r>
+      <w:r>
+        <w:rPr>
+          <w:rFonts w:ascii="Arial" w:eastAsia="微软雅黑"/>
+        </w:rPr>
+        <w:t xml:space="preserve">、已测时长 </w:t>
+      </w:r>
+      <w:r>
+        <w:rPr>
+          <w:rFonts w:ascii="Arial" w:eastAsia="微软雅黑"/>
+        </w:rPr>
+        <w:t xml:space="preserve">elapsed</w:t>
+      </w:r>
+      <w:r>
+        <w:rPr>
+          <w:rFonts w:ascii="Arial" w:eastAsia="微软雅黑"/>
+        </w:rPr>
+        <w:t xml:space="preserve">（</w:t>
+      </w:r>
+      <w:r>
+        <w:rPr>
+          <w:rFonts w:ascii="Arial" w:eastAsia="微软雅黑"/>
+        </w:rPr>
+        <w:t xml:space="preserve">时:分:秒</w:t>
+      </w:r>
+      <w:r>
+        <w:rPr>
+          <w:rFonts w:ascii="Arial" w:eastAsia="微软雅黑"/>
+        </w:rPr>
+        <w:t xml:space="preserve">，暂停期间不计入）、内存温度与峰值温度 </w:t>
+      </w:r>
+      <w:r>
+        <w:rPr>
+          <w:rFonts w:ascii="Arial" w:eastAsia="微软雅黑"/>
+        </w:rPr>
+        <w:t xml:space="preserve">temp</w:t>
+      </w:r>
+      <w:r>
+        <w:rPr>
+          <w:rFonts w:ascii="Arial" w:eastAsia="微软雅黑"/>
+        </w:rPr>
+        <w:t xml:space="preserve"> / </w:t>
+      </w:r>
+      <w:r>
+        <w:rPr>
+          <w:rFonts w:ascii="Arial" w:eastAsia="微软雅黑"/>
+        </w:rPr>
+        <w:t xml:space="preserve">peak</w:t>
+      </w:r>
+      <w:r>
+        <w:rPr>
+          <w:rFonts w:ascii="Arial" w:eastAsia="微软雅黑"/>
+        </w:rPr>
+        <w:t xml:space="preserve">。</w:t>
+      </w:r>
+      <w:r>
+        <w:rPr>
+          <w:rFonts w:ascii="Arial" w:eastAsia="微软雅黑"/>
+          <w:b/>
+          <w:bCs/>
+        </w:rPr>
+        <w:t xml:space="preserve">免费版不读取 SPD，`temp` 与 `peak` 恒为 `-`</w:t>
+      </w:r>
+      <w:r>
+        <w:rPr>
+          <w:rFonts w:ascii="Arial" w:eastAsia="微软雅黑"/>
+        </w:rPr>
+        <w:t xml:space="preserve">（</w:t>
+      </w:r>
+      <w:r>
+        <w:rPr>
+          <w:rFonts w:ascii="Arial" w:eastAsia="微软雅黑"/>
+        </w:rPr>
+        <w:t xml:space="preserve">-</w:t>
+      </w:r>
+      <w:r>
+        <w:rPr>
+          <w:rFonts w:ascii="Arial" w:eastAsia="微软雅黑"/>
+        </w:rPr>
+        <w:t xml:space="preserve"> 表示"无读数"而不是 0 度；专业版读出真实读数时按"摄氏度 + 一位小数"呈现）。</w:t>
+      </w:r>
+      <w:r>
+        <w:rPr>
+          <w:rFonts w:ascii="Arial" w:eastAsia="微软雅黑"/>
+          <w:b/>
+          <w:bCs/>
+        </w:rPr>
+        <w:t xml:space="preserve">无论测试是否发现错误，均按 `status.interval` 持续汇报；连续三个周期无行判死（给固件时钟偏差留一个周期余量；上位机指南同此口径）。</w:t>
+      </w:r>
+    </w:p>
+    <w:p>
+      <w:r>
+        <w:rPr>
+          <w:rFonts w:ascii="Arial" w:eastAsia="微软雅黑"/>
+        </w:rPr>
+        <w:t xml:space="preserve">开启方式有两种，落盘的都是同一项设置：在"设置 → 测试配置..."里勾选</w:t>
+      </w:r>
+      <w:r>
+        <w:rPr>
+          <w:rFonts w:ascii="Arial" w:eastAsia="微软雅黑"/>
+          <w:b/>
+          <w:bCs/>
+        </w:rPr>
+        <w:t xml:space="preserve">"无人值守状态汇报"</w:t>
+      </w:r>
+      <w:r>
+        <w:rPr>
+          <w:rFonts w:ascii="Arial" w:eastAsia="微软雅黑"/>
+        </w:rPr>
+        <w:t xml:space="preserve">并调整间隔（界面以</w:t>
+      </w:r>
+      <w:r>
+        <w:rPr>
+          <w:rFonts w:ascii="Arial" w:eastAsia="微软雅黑"/>
+          <w:b/>
+          <w:bCs/>
+        </w:rPr>
+        <w:t xml:space="preserve">分钟</w:t>
+      </w:r>
+      <w:r>
+        <w:rPr>
+          <w:rFonts w:ascii="Arial" w:eastAsia="微软雅黑"/>
+        </w:rPr>
+        <w:t xml:space="preserve">为单位，1–60 分钟），或直接在 </w:t>
+      </w:r>
+      <w:r>
+        <w:rPr>
+          <w:rFonts w:ascii="Arial" w:eastAsia="微软雅黑"/>
+        </w:rPr>
+        <w:t xml:space="preserve">ADVMTEST.CFG</w:t>
+      </w:r>
+      <w:r>
+        <w:rPr>
+          <w:rFonts w:ascii="Arial" w:eastAsia="微软雅黑"/>
+        </w:rPr>
+        <w:t xml:space="preserve"> 里写一行 </w:t>
+      </w:r>
+      <w:r>
+        <w:rPr>
+          <w:rFonts w:ascii="Arial" w:eastAsia="微软雅黑"/>
+        </w:rPr>
+        <w:t xml:space="preserve">status.interval=&lt;秒&gt;</w:t>
+      </w:r>
+      <w:r>
+        <w:rPr>
+          <w:rFonts w:ascii="Arial" w:eastAsia="微软雅黑"/>
+        </w:rPr>
+        <w:t xml:space="preserve">（取值范围 1–3600，超过按 3600 处理）。</w:t>
+      </w:r>
+      <w:r>
+        <w:rPr>
+          <w:rFonts w:ascii="Arial" w:eastAsia="微软雅黑"/>
+          <w:b/>
+          <w:bCs/>
+        </w:rPr>
+        <w:t xml:space="preserve">界面上以分钟为单位，配置文件里以秒为单位</w:t>
+      </w:r>
+      <w:r>
+        <w:rPr>
+          <w:rFonts w:ascii="Arial" w:eastAsia="微软雅黑"/>
+        </w:rPr>
+        <w:t xml:space="preserve">——自动化/BMC 预置请用配置文件那个口径（写 </w:t>
+      </w:r>
+      <w:r>
+        <w:rPr>
+          <w:rFonts w:ascii="Arial" w:eastAsia="微软雅黑"/>
+        </w:rPr>
+        <w:t xml:space="preserve">status.interval=5</w:t>
+      </w:r>
+      <w:r>
+        <w:rPr>
+          <w:rFonts w:ascii="Arial" w:eastAsia="微软雅黑"/>
+        </w:rPr>
+        <w:t xml:space="preserve"> 就是 5 秒一行；界面回读时 5 秒会显示为 1 分钟，但只要你不去动那一行，确定后配置文件里的秒值原样保留，不会被改写成 60）。</w:t>
+      </w:r>
+      <w:r>
+        <w:rPr>
+          <w:rFonts w:ascii="Arial" w:eastAsia="微软雅黑"/>
+          <w:b/>
+          <w:bCs/>
+        </w:rPr>
+        <w:t xml:space="preserve">默认开启</w:t>
+      </w:r>
+      <w:r>
+        <w:rPr>
+          <w:rFonts w:ascii="Arial" w:eastAsia="微软雅黑"/>
+        </w:rPr>
+        <w:t xml:space="preserve">：键缺失时按</w:t>
+      </w:r>
+      <w:r>
+        <w:rPr>
+          <w:rFonts w:ascii="Arial" w:eastAsia="微软雅黑"/>
+          <w:b/>
+          <w:bCs/>
+        </w:rPr>
+        <w:t xml:space="preserve">缺省 1 分钟</w:t>
+      </w:r>
+      <w:r>
+        <w:rPr>
+          <w:rFonts w:ascii="Arial" w:eastAsia="微软雅黑"/>
+        </w:rPr>
+        <w:t xml:space="preserve">（60 秒）汇报，开箱即得 BMC 存活行；要回到"稳态零输出"，在设置里取消勾选或写 </w:t>
+      </w:r>
+      <w:r>
+        <w:rPr>
+          <w:rFonts w:ascii="Arial" w:eastAsia="微软雅黑"/>
+        </w:rPr>
+        <w:t xml:space="preserve">status.interval=0</w:t>
+      </w:r>
+      <w:r>
+        <w:rPr>
+          <w:rFonts w:ascii="Arial" w:eastAsia="微软雅黑"/>
+        </w:rPr>
+        <w:t xml:space="preserve">（显式关档）即可——此后串口上除测试失败行与既有遥测外不会有任何周期性输出。</w:t>
+      </w:r>
+    </w:p>
+    <w:p>
+      <w:r>
+        <w:rPr>
+          <w:rFonts w:ascii="Arial" w:eastAsia="微软雅黑"/>
+        </w:rPr>
+        <w:t xml:space="preserve">两条使用提示：① 判活用"连续三个周期缺行"而不是"一行都没等到"——程序启动、占用内存等阶段的耗时与机器相关（占用阶段主循环不转、没有心跳，属正常）；② 间隔由程序内部毫秒时钟计时，个别固件的时钟偏差可能使实际间隔略长于设定值，三个周期已含一个周期的余量，不要再缩短。系列结束时的机器可读终局行见 6.8。</w:t>
+      </w:r>
+    </w:p>
+    <w:p>
+      <w:pPr>
+        <w:pStyle w:val="Heading3"/>
+      </w:pPr>
+      <w:r>
+        <w:rPr>
+          <w:rFonts w:ascii="Arial" w:eastAsia="微软雅黑"/>
+        </w:rPr>
+        <w:t xml:space="preserve">6.8 机器可读终局行 RESULT（两版都有）</w:t>
+      </w:r>
+    </w:p>
+    <w:p>
+      <w:r>
+        <w:rPr>
+          <w:rFonts w:ascii="Arial" w:eastAsia="微软雅黑"/>
+        </w:rPr>
+        <w:t xml:space="preserve">每个测试系列结束时（达标完成、手动停止或错误阈值停止），Free 版也会在报告写盘之后向串口发射</w:t>
+      </w:r>
+      <w:r>
+        <w:rPr>
+          <w:rFonts w:ascii="Arial" w:eastAsia="微软雅黑"/>
+          <w:b/>
+          <w:bCs/>
+        </w:rPr>
+        <w:t xml:space="preserve">恰好一行</w:t>
+      </w:r>
+      <w:r>
+        <w:rPr>
+          <w:rFonts w:ascii="Arial" w:eastAsia="微软雅黑"/>
+        </w:rPr>
+        <w:t xml:space="preserve"> </w:t>
+      </w:r>
+      <w:r>
+        <w:rPr>
+          <w:rFonts w:ascii="Arial" w:eastAsia="微软雅黑"/>
+        </w:rPr>
+        <w:t xml:space="preserve">RESULT</w:t>
+      </w:r>
+      <w:r>
+        <w:rPr>
+          <w:rFonts w:ascii="Arial" w:eastAsia="微软雅黑"/>
+        </w:rPr>
+        <w:t xml:space="preserve"> 终局行。运行中直接从“帮助 → 退出”结束程序不经过停止转换点，不会补发 </w:t>
+      </w:r>
+      <w:r>
+        <w:rPr>
+          <w:rFonts w:ascii="Arial" w:eastAsia="微软雅黑"/>
+        </w:rPr>
+        <w:t xml:space="preserve">RESULT</w:t>
+      </w:r>
+      <w:r>
+        <w:rPr>
+          <w:rFonts w:ascii="Arial" w:eastAsia="微软雅黑"/>
+        </w:rPr>
+        <w:t xml:space="preserve">。</w:t>
+      </w:r>
+    </w:p>
+    <w:p>
+      <w:pPr>
+        <w:spacing w:line="240"/>
+      </w:pPr>
+      <w:r>
+        <w:rPr>
+          <w:rFonts w:ascii="Consolas" w:cs="Consolas" w:eastAsia="Consolas" w:hAnsi="Consolas"/>
+          <w:sz w:val="18"/>
+          <w:szCs w:val="18"/>
+        </w:rPr>
+        <w:t xml:space="preserve">[AdvMemTest] RESULT: verdict=&lt;PASS|FAIL|STOPPED&gt; errors=&lt;n&gt; passes=&lt;n&gt; elapsed=&lt;seconds&gt; mask=0x&lt;hex&gt; reason=&lt;complete|stop&gt;</w:t>
+      </w:r>
+    </w:p>
+    <w:p/>
+    <w:p>
+      <w:r>
+        <w:rPr>
+          <w:rFonts w:ascii="Arial" w:eastAsia="微软雅黑"/>
+        </w:rPr>
+        <w:t xml:space="preserve">字段依次是：判定 </w:t>
+      </w:r>
+      <w:r>
+        <w:rPr>
+          <w:rFonts w:ascii="Arial" w:eastAsia="微软雅黑"/>
+        </w:rPr>
+        <w:t xml:space="preserve">verdict</w:t>
+      </w:r>
+      <w:r>
+        <w:rPr>
+          <w:rFonts w:ascii="Arial" w:eastAsia="微软雅黑"/>
+        </w:rPr>
+        <w:t xml:space="preserve">（有错即 </w:t>
+      </w:r>
+      <w:r>
+        <w:rPr>
+          <w:rFonts w:ascii="Arial" w:eastAsia="微软雅黑"/>
+        </w:rPr>
+        <w:t xml:space="preserve">FAIL</w:t>
+      </w:r>
+      <w:r>
+        <w:rPr>
+          <w:rFonts w:ascii="Arial" w:eastAsia="微软雅黑"/>
+        </w:rPr>
+        <w:t xml:space="preserve">；</w:t>
+      </w:r>
+      <w:r>
+        <w:rPr>
+          <w:rFonts w:ascii="Arial" w:eastAsia="微软雅黑"/>
+          <w:b/>
+          <w:bCs/>
+        </w:rPr>
+        <w:t xml:space="preserve">ECC 会话判定为 `FAIL` 也是 `FAIL`，即使 `errors=0`，见 6.9</w:t>
+      </w:r>
+      <w:r>
+        <w:rPr>
+          <w:rFonts w:ascii="Arial" w:eastAsia="微软雅黑"/>
+        </w:rPr>
+        <w:t xml:space="preserve">；无错且达标为 </w:t>
+      </w:r>
+      <w:r>
+        <w:rPr>
+          <w:rFonts w:ascii="Arial" w:eastAsia="微软雅黑"/>
+        </w:rPr>
+        <w:t xml:space="preserve">PASS</w:t>
+      </w:r>
+      <w:r>
+        <w:rPr>
+          <w:rFonts w:ascii="Arial" w:eastAsia="微软雅黑"/>
+        </w:rPr>
+        <w:t xml:space="preserve">；无错但未达标为 </w:t>
+      </w:r>
+      <w:r>
+        <w:rPr>
+          <w:rFonts w:ascii="Arial" w:eastAsia="微软雅黑"/>
+        </w:rPr>
+        <w:t xml:space="preserve">STOPPED</w:t>
+      </w:r>
+      <w:r>
+        <w:rPr>
+          <w:rFonts w:ascii="Arial" w:eastAsia="微软雅黑"/>
+        </w:rPr>
+        <w:t xml:space="preserve">）、累计内存测试错误数 </w:t>
+      </w:r>
+      <w:r>
+        <w:rPr>
+          <w:rFonts w:ascii="Arial" w:eastAsia="微软雅黑"/>
+        </w:rPr>
+        <w:t xml:space="preserve">errors</w:t>
+      </w:r>
+      <w:r>
+        <w:rPr>
+          <w:rFonts w:ascii="Arial" w:eastAsia="微软雅黑"/>
+        </w:rPr>
+        <w:t xml:space="preserve">（</w:t>
+      </w:r>
+      <w:r>
+        <w:rPr>
+          <w:rFonts w:ascii="Arial" w:eastAsia="微软雅黑"/>
+          <w:b/>
+          <w:bCs/>
+        </w:rPr>
+        <w:t xml:space="preserve">不含</w:t>
+      </w:r>
+      <w:r>
+        <w:rPr>
+          <w:rFonts w:ascii="Arial" w:eastAsia="微软雅黑"/>
+        </w:rPr>
+        <w:t xml:space="preserve"> ECC 判定——ECC 判 </w:t>
+      </w:r>
+      <w:r>
+        <w:rPr>
+          <w:rFonts w:ascii="Arial" w:eastAsia="微软雅黑"/>
+        </w:rPr>
+        <w:t xml:space="preserve">FAIL</w:t>
+      </w:r>
+      <w:r>
+        <w:rPr>
+          <w:rFonts w:ascii="Arial" w:eastAsia="微软雅黑"/>
+        </w:rPr>
+        <w:t xml:space="preserve"> 时可能为 0）、已完成整轮数 </w:t>
+      </w:r>
+      <w:r>
+        <w:rPr>
+          <w:rFonts w:ascii="Arial" w:eastAsia="微软雅黑"/>
+        </w:rPr>
+        <w:t xml:space="preserve">passes</w:t>
+      </w:r>
+      <w:r>
+        <w:rPr>
+          <w:rFonts w:ascii="Arial" w:eastAsia="微软雅黑"/>
+        </w:rPr>
+        <w:t xml:space="preserve">、引擎秒表整秒 </w:t>
+      </w:r>
+      <w:r>
+        <w:rPr>
+          <w:rFonts w:ascii="Arial" w:eastAsia="微软雅黑"/>
+        </w:rPr>
+        <w:t xml:space="preserve">elapsed</w:t>
+      </w:r>
+      <w:r>
+        <w:rPr>
+          <w:rFonts w:ascii="Arial" w:eastAsia="微软雅黑"/>
+        </w:rPr>
+        <w:t xml:space="preserve">（暂停不计入、停止后冻结）、实际生效的 Pattern 掩码 </w:t>
+      </w:r>
+      <w:r>
+        <w:rPr>
+          <w:rFonts w:ascii="Arial" w:eastAsia="微软雅黑"/>
+        </w:rPr>
+        <w:t xml:space="preserve">mask</w:t>
+      </w:r>
+      <w:r>
+        <w:rPr>
+          <w:rFonts w:ascii="Arial" w:eastAsia="微软雅黑"/>
+        </w:rPr>
+        <w:t xml:space="preserve">（十六进制、字母大写）、停因 </w:t>
+      </w:r>
+      <w:r>
+        <w:rPr>
+          <w:rFonts w:ascii="Arial" w:eastAsia="微软雅黑"/>
+        </w:rPr>
+        <w:t xml:space="preserve">reason</w:t>
+      </w:r>
+      <w:r>
+        <w:rPr>
+          <w:rFonts w:ascii="Arial" w:eastAsia="微软雅黑"/>
+        </w:rPr>
+        <w:t xml:space="preserve">（</w:t>
+      </w:r>
+      <w:r>
+        <w:rPr>
+          <w:rFonts w:ascii="Arial" w:eastAsia="微软雅黑"/>
+        </w:rPr>
+        <w:t xml:space="preserve">complete</w:t>
+      </w:r>
+      <w:r>
+        <w:rPr>
+          <w:rFonts w:ascii="Arial" w:eastAsia="微软雅黑"/>
+        </w:rPr>
+        <w:t xml:space="preserve"> = 达到轮数上限自停；</w:t>
+      </w:r>
+      <w:r>
+        <w:rPr>
+          <w:rFonts w:ascii="Arial" w:eastAsia="微软雅黑"/>
+        </w:rPr>
+        <w:t xml:space="preserve">stop</w:t>
+      </w:r>
+      <w:r>
+        <w:rPr>
+          <w:rFonts w:ascii="Arial" w:eastAsia="微软雅黑"/>
+        </w:rPr>
+        <w:t xml:space="preserve"> = 其余停止）。判读口径：</w:t>
+      </w:r>
+      <w:r>
+        <w:rPr>
+          <w:rFonts w:ascii="Arial" w:eastAsia="微软雅黑"/>
+        </w:rPr>
+        <w:t xml:space="preserve">PASS + complete</w:t>
+      </w:r>
+      <w:r>
+        <w:rPr>
+          <w:rFonts w:ascii="Arial" w:eastAsia="微软雅黑"/>
+        </w:rPr>
+        <w:t xml:space="preserve"> 才算跑满且零错；</w:t>
+      </w:r>
+      <w:r>
+        <w:rPr>
+          <w:rFonts w:ascii="Arial" w:eastAsia="微软雅黑"/>
+        </w:rPr>
+        <w:t xml:space="preserve">STOPPED + stop</w:t>
+      </w:r>
+      <w:r>
+        <w:rPr>
+          <w:rFonts w:ascii="Arial" w:eastAsia="微软雅黑"/>
+        </w:rPr>
+        <w:t xml:space="preserve"> 只表示</w:t>
+      </w:r>
+      <w:r>
+        <w:rPr>
+          <w:rFonts w:ascii="Arial" w:eastAsia="微软雅黑"/>
+          <w:b/>
+          <w:bCs/>
+        </w:rPr>
+        <w:t xml:space="preserve">没跑完</w:t>
+      </w:r>
+      <w:r>
+        <w:rPr>
+          <w:rFonts w:ascii="Arial" w:eastAsia="微软雅黑"/>
+        </w:rPr>
+        <w:t xml:space="preserve">，不等于内存通过；连续模式（</w:t>
+      </w:r>
+      <w:r>
+        <w:rPr>
+          <w:rFonts w:ascii="Arial" w:eastAsia="微软雅黑"/>
+        </w:rPr>
+        <w:t xml:space="preserve">pass.limit=0</w:t>
+      </w:r>
+      <w:r>
+        <w:rPr>
+          <w:rFonts w:ascii="Arial" w:eastAsia="微软雅黑"/>
+        </w:rPr>
+        <w:t xml:space="preserve">）永远不会出现 </w:t>
+      </w:r>
+      <w:r>
+        <w:rPr>
+          <w:rFonts w:ascii="Arial" w:eastAsia="微软雅黑"/>
+        </w:rPr>
+        <w:t xml:space="preserve">complete</w:t>
+      </w:r>
+      <w:r>
+        <w:rPr>
+          <w:rFonts w:ascii="Arial" w:eastAsia="微软雅黑"/>
+        </w:rPr>
+        <w:t xml:space="preserve">。构建 627 实样（Free，达标完成）：</w:t>
+      </w:r>
+    </w:p>
+    <w:p>
+      <w:pPr>
+        <w:spacing w:line="240"/>
+      </w:pPr>
+      <w:r>
+        <w:rPr>
+          <w:rFonts w:ascii="Consolas" w:cs="Consolas" w:eastAsia="Consolas" w:hAnsi="Consolas"/>
+          <w:sz w:val="18"/>
+          <w:szCs w:val="18"/>
+        </w:rPr>
+        <w:t xml:space="preserve">[AdvMemTest] RESULT: verdict=PASS errors=0 passes=1 elapsed=0 mask=0x1 reason=complete</w:t>
+      </w:r>
+    </w:p>
+    <w:p/>
+    <w:p>
+      <w:r>
+        <w:rPr>
+          <w:rFonts w:ascii="Arial" w:eastAsia="微软雅黑"/>
+        </w:rPr>
+        <w:t xml:space="preserve">上位机可以只靠 </w:t>
+      </w:r>
+      <w:r>
+        <w:rPr>
+          <w:rFonts w:ascii="Arial" w:eastAsia="微软雅黑"/>
+        </w:rPr>
+        <w:t xml:space="preserve">STATUS</w:t>
+      </w:r>
+      <w:r>
+        <w:rPr>
+          <w:rFonts w:ascii="Arial" w:eastAsia="微软雅黑"/>
+        </w:rPr>
+        <w:t xml:space="preserve"> 心跳与这一行完成无人值守采集；Free 版没有串口触发起测与 </w:t>
+      </w:r>
+      <w:r>
+        <w:rPr>
+          <w:rFonts w:ascii="Arial" w:eastAsia="微软雅黑"/>
+        </w:rPr>
+        <w:t xml:space="preserve">finish.action</w:t>
+      </w:r>
+      <w:r>
+        <w:rPr>
+          <w:rFonts w:ascii="Arial" w:eastAsia="微软雅黑"/>
+        </w:rPr>
+        <w:t xml:space="preserve"> 完成动作（这两项是 Pro 能力，见 7.1），起测请用倒计时自动开始或菜单。完整的行契约与 BMC SOL 接入方式见 </w:t>
+      </w:r>
+      <w:r>
+        <w:rPr>
+          <w:rFonts w:ascii="Arial" w:eastAsia="微软雅黑"/>
+        </w:rPr>
+        <w:t xml:space="preserve">docs/advmemtest-host-sync-guide.md</w:t>
+      </w:r>
+      <w:r>
+        <w:rPr>
+          <w:rFonts w:ascii="Arial" w:eastAsia="微软雅黑"/>
+        </w:rPr>
+        <w:t xml:space="preserve">。</w:t>
+      </w:r>
+    </w:p>
+    <w:p>
+      <w:pPr>
+        <w:pStyle w:val="Heading3"/>
+      </w:pPr>
+      <w:r>
+        <w:rPr>
+          <w:rFonts w:ascii="Arial" w:eastAsia="微软雅黑"/>
+        </w:rPr>
+        <w:t xml:space="preserve">6.9 ECC 会话判定（免费版：仅串口）</w:t>
+      </w:r>
+    </w:p>
+    <w:p>
+      <w:r>
+        <w:rPr>
+          <w:rFonts w:ascii="Arial" w:eastAsia="微软雅黑"/>
+        </w:rPr>
+        <w:t xml:space="preserve">免费版与专业版共用同一条 ECC 会话判定链：起测时取 MCA bank 基线，停止时再取一次并逐 bank 差分，只有基线之后新增的记录才计入本会话。判定结果打一行 ASCII 串口行，每个测试系列</w:t>
+      </w:r>
+      <w:r>
+        <w:rPr>
+          <w:rFonts w:ascii="Arial" w:eastAsia="微软雅黑"/>
+          <w:b/>
+          <w:bCs/>
+        </w:rPr>
+        <w:t xml:space="preserve">恰好一行</w:t>
+      </w:r>
+      <w:r>
+        <w:rPr>
+          <w:rFonts w:ascii="Arial" w:eastAsia="微软雅黑"/>
+        </w:rPr>
+        <w:t xml:space="preserve">（在报告写盘与 </w:t>
+      </w:r>
+      <w:r>
+        <w:rPr>
+          <w:rFonts w:ascii="Arial" w:eastAsia="微软雅黑"/>
+        </w:rPr>
+        <w:t xml:space="preserve">RESULT</w:t>
+      </w:r>
+      <w:r>
+        <w:rPr>
+          <w:rFonts w:ascii="Arial" w:eastAsia="微软雅黑"/>
+        </w:rPr>
+        <w:t xml:space="preserve"> 之前；运行中退出、需补写错误报告且本系列起测基线可用时也会先判定一次；未起测的空闲"停止"不会产生此行）：</w:t>
+      </w:r>
+    </w:p>
+    <w:p>
+      <w:pPr>
+        <w:spacing w:line="240"/>
+      </w:pPr>
+      <w:r>
+        <w:rPr>
+          <w:rFonts w:ascii="Consolas" w:cs="Consolas" w:eastAsia="Consolas" w:hAnsi="Consolas"/>
+          <w:sz w:val="18"/>
+          <w:szCs w:val="18"/>
+        </w:rPr>
+        <w:t xml:space="preserve">[AdvMemTest] ECC: verdict=PASS|FAIL|UNKNOWN ue_new=N ce_new=N valid=0|1</w:t>
+      </w:r>
+    </w:p>
+    <w:p/>
+    <w:p>
+      <w:r>
+        <w:rPr>
+          <w:rFonts w:ascii="Arial" w:eastAsia="微软雅黑"/>
+        </w:rPr>
+        <w:t xml:space="preserve">字段与判定规则：</w:t>
+      </w:r>
+      <w:r>
+        <w:rPr>
+          <w:rFonts w:ascii="Arial" w:eastAsia="微软雅黑"/>
+        </w:rPr>
+        <w:t xml:space="preserve">ue_new</w:t>
+      </w:r>
+      <w:r>
+        <w:rPr>
+          <w:rFonts w:ascii="Arial" w:eastAsia="微软雅黑"/>
+        </w:rPr>
+        <w:t xml:space="preserve"> / </w:t>
+      </w:r>
+      <w:r>
+        <w:rPr>
+          <w:rFonts w:ascii="Arial" w:eastAsia="微软雅黑"/>
+        </w:rPr>
+        <w:t xml:space="preserve">ce_new</w:t>
+      </w:r>
+      <w:r>
+        <w:rPr>
+          <w:rFonts w:ascii="Arial" w:eastAsia="微软雅黑"/>
+        </w:rPr>
+        <w:t xml:space="preserve"> 是新增的 CE / UE </w:t>
+      </w:r>
+      <w:r>
+        <w:rPr>
+          <w:rFonts w:ascii="Arial" w:eastAsia="微软雅黑"/>
+          <w:b/>
+          <w:bCs/>
+        </w:rPr>
+        <w:t xml:space="preserve">bank 数</w:t>
+      </w:r>
+      <w:r>
+        <w:rPr>
+          <w:rFonts w:ascii="Arial" w:eastAsia="微软雅黑"/>
+        </w:rPr>
+        <w:t xml:space="preserve">，</w:t>
+      </w:r>
+      <w:r>
+        <w:rPr>
+          <w:rFonts w:ascii="Arial" w:eastAsia="微软雅黑"/>
+          <w:b/>
+          <w:bCs/>
+        </w:rPr>
+        <w:t xml:space="preserve">不是错误次数</w:t>
+      </w:r>
+      <w:r>
+        <w:rPr>
+          <w:rFonts w:ascii="Arial" w:eastAsia="微软雅黑"/>
+        </w:rPr>
+        <w:t xml:space="preserve">（MCA 每个 bank 只保留最近一条记录）；</w:t>
+      </w:r>
+      <w:r>
+        <w:rPr>
+          <w:rFonts w:ascii="Arial" w:eastAsia="微软雅黑"/>
+        </w:rPr>
+        <w:t xml:space="preserve">valid=0</w:t>
+      </w:r>
+      <w:r>
+        <w:rPr>
+          <w:rFonts w:ascii="Arial" w:eastAsia="微软雅黑"/>
+        </w:rPr>
+        <w:t xml:space="preserve"> 表示无可比基线（AMD 平台、无 MCA 能力的固件，或 QEMU 默认的 qemu64 核型——AMD 厂商串、没有 MCA 通路；QEMU 显式设为 Intel 核型时能读到 bank 数据）。无可比基线，或任一侧有 bank 读不到（</w:t>
+      </w:r>
+      <w:r>
+        <w:rPr>
+          <w:rFonts w:ascii="Arial" w:eastAsia="微软雅黑"/>
+        </w:rPr>
+        <w:t xml:space="preserve">FaultCount&gt;0</w:t>
+      </w:r>
+      <w:r>
+        <w:rPr>
+          <w:rFonts w:ascii="Arial" w:eastAsia="微软雅黑"/>
+        </w:rPr>
+        <w:t xml:space="preserve">）⇒ </w:t>
+      </w:r>
+      <w:r>
+        <w:rPr>
+          <w:rFonts w:ascii="Arial" w:eastAsia="微软雅黑"/>
+        </w:rPr>
+        <w:t xml:space="preserve">UNKNOWN</w:t>
+      </w:r>
+      <w:r>
+        <w:rPr>
+          <w:rFonts w:ascii="Arial" w:eastAsia="微软雅黑"/>
+        </w:rPr>
+        <w:t xml:space="preserve">；新增 UE（免费版固定按缺省策略）或新增 CE bank 数达到阈值 ⇒ </w:t>
+      </w:r>
+      <w:r>
+        <w:rPr>
+          <w:rFonts w:ascii="Arial" w:eastAsia="微软雅黑"/>
+        </w:rPr>
+        <w:t xml:space="preserve">FAIL</w:t>
+      </w:r>
+      <w:r>
+        <w:rPr>
+          <w:rFonts w:ascii="Arial" w:eastAsia="微软雅黑"/>
+        </w:rPr>
+        <w:t xml:space="preserve">；其余 </w:t>
+      </w:r>
+      <w:r>
+        <w:rPr>
+          <w:rFonts w:ascii="Arial" w:eastAsia="微软雅黑"/>
+        </w:rPr>
+        <w:t xml:space="preserve">PASS</w:t>
+      </w:r>
+      <w:r>
+        <w:rPr>
+          <w:rFonts w:ascii="Arial" w:eastAsia="微软雅黑"/>
+        </w:rPr>
+        <w:t xml:space="preserve">。ECC 判 </w:t>
+      </w:r>
+      <w:r>
+        <w:rPr>
+          <w:rFonts w:ascii="Arial" w:eastAsia="微软雅黑"/>
+        </w:rPr>
+        <w:t xml:space="preserve">FAIL</w:t>
+      </w:r>
+      <w:r>
+        <w:rPr>
+          <w:rFonts w:ascii="Arial" w:eastAsia="微软雅黑"/>
+        </w:rPr>
+        <w:t xml:space="preserve"> 时 </w:t>
+      </w:r>
+      <w:r>
+        <w:rPr>
+          <w:rFonts w:ascii="Arial" w:eastAsia="微软雅黑"/>
+        </w:rPr>
+        <w:t xml:space="preserve">RESULT</w:t>
+      </w:r>
+      <w:r>
+        <w:rPr>
+          <w:rFonts w:ascii="Arial" w:eastAsia="微软雅黑"/>
+        </w:rPr>
+        <w:t xml:space="preserve"> 的 </w:t>
+      </w:r>
+      <w:r>
+        <w:rPr>
+          <w:rFonts w:ascii="Arial" w:eastAsia="微软雅黑"/>
+        </w:rPr>
+        <w:t xml:space="preserve">verdict</w:t>
+      </w:r>
+      <w:r>
+        <w:rPr>
+          <w:rFonts w:ascii="Arial" w:eastAsia="微软雅黑"/>
+        </w:rPr>
+        <w:t xml:space="preserve"> 也是 </w:t>
+      </w:r>
+      <w:r>
+        <w:rPr>
+          <w:rFonts w:ascii="Arial" w:eastAsia="微软雅黑"/>
+        </w:rPr>
+        <w:t xml:space="preserve">FAIL</w:t>
+      </w:r>
+      <w:r>
+        <w:rPr>
+          <w:rFonts w:ascii="Arial" w:eastAsia="微软雅黑"/>
+        </w:rPr>
+        <w:t xml:space="preserve">——</w:t>
+      </w:r>
+      <w:r>
+        <w:rPr>
+          <w:rFonts w:ascii="Arial" w:eastAsia="微软雅黑"/>
+          <w:b/>
+          <w:bCs/>
+        </w:rPr>
+        <w:t xml:space="preserve">即使 `errors=0`</w:t>
+      </w:r>
+      <w:r>
+        <w:rPr>
+          <w:rFonts w:ascii="Arial" w:eastAsia="微软雅黑"/>
+        </w:rPr>
+        <w:t xml:space="preserve">；</w:t>
+      </w:r>
+      <w:r>
+        <w:rPr>
+          <w:rFonts w:ascii="Arial" w:eastAsia="微软雅黑"/>
+        </w:rPr>
+        <w:t xml:space="preserve">UNKNOWN</w:t>
+      </w:r>
+      <w:r>
+        <w:rPr>
+          <w:rFonts w:ascii="Arial" w:eastAsia="微软雅黑"/>
+        </w:rPr>
+        <w:t xml:space="preserve"> 不影响 </w:t>
+      </w:r>
+      <w:r>
+        <w:rPr>
+          <w:rFonts w:ascii="Arial" w:eastAsia="微软雅黑"/>
+        </w:rPr>
+        <w:t xml:space="preserve">RESULT</w:t>
+      </w:r>
+      <w:r>
+        <w:rPr>
+          <w:rFonts w:ascii="Arial" w:eastAsia="微软雅黑"/>
+        </w:rPr>
+        <w:t xml:space="preserve">。完整口径（基线差分、粘滞记录、盲区为何不判）见专业版手册 8.5。</w:t>
+      </w:r>
+    </w:p>
+    <w:p>
+      <w:r>
+        <w:rPr>
+          <w:rFonts w:ascii="Arial" w:eastAsia="微软雅黑"/>
+        </w:rPr>
+        <w:t xml:space="preserve">免费版有两处差异。</w:t>
+      </w:r>
+      <w:r>
+        <w:rPr>
+          <w:rFonts w:ascii="Arial" w:eastAsia="微软雅黑"/>
+          <w:b/>
+          <w:bCs/>
+        </w:rPr>
+        <w:t xml:space="preserve">报告里没有 ECC 段</w:t>
+      </w:r>
+      <w:r>
+        <w:rPr>
+          <w:rFonts w:ascii="Arial" w:eastAsia="微软雅黑"/>
+        </w:rPr>
+        <w:t xml:space="preserve">：免费版报告的归档三段（带宽曲线、温度、ECC）整段不编入，所以会话新增/判定只体现在串口行与 </w:t>
+      </w:r>
+      <w:r>
+        <w:rPr>
+          <w:rFonts w:ascii="Arial" w:eastAsia="微软雅黑"/>
+        </w:rPr>
+        <w:t xml:space="preserve">RESULT</w:t>
+      </w:r>
+      <w:r>
+        <w:rPr>
+          <w:rFonts w:ascii="Arial" w:eastAsia="微软雅黑"/>
+        </w:rPr>
+        <w:t xml:space="preserve"> 上——</w:t>
+      </w:r>
+      <w:r>
+        <w:rPr>
+          <w:rFonts w:ascii="Arial" w:eastAsia="微软雅黑"/>
+        </w:rPr>
+        <w:t xml:space="preserve">advmemtest_report.html</w:t>
+      </w:r>
+      <w:r>
+        <w:rPr>
+          <w:rFonts w:ascii="Arial" w:eastAsia="微软雅黑"/>
+        </w:rPr>
+        <w:t xml:space="preserve"> 里既没有 ECC 段，也没有"会话新增/ECC 判定"行。</w:t>
+      </w:r>
+      <w:r>
+        <w:rPr>
+          <w:rFonts w:ascii="Arial" w:eastAsia="微软雅黑"/>
+          <w:b/>
+          <w:bCs/>
+        </w:rPr>
+        <w:t xml:space="preserve">`ecc.ue.fail` / `ecc.ce.threshold` 两键不被消费</w:t>
+      </w:r>
+      <w:r>
+        <w:rPr>
+          <w:rFonts w:ascii="Arial" w:eastAsia="微软雅黑"/>
+        </w:rPr>
+        <w:t xml:space="preserve">：免费版固定按缺省策略执行（新增 UE ⇒ </w:t>
+      </w:r>
+      <w:r>
+        <w:rPr>
+          <w:rFonts w:ascii="Arial" w:eastAsia="微软雅黑"/>
+        </w:rPr>
+        <w:t xml:space="preserve">FAIL</w:t>
+      </w:r>
+      <w:r>
+        <w:rPr>
+          <w:rFonts w:ascii="Arial" w:eastAsia="微软雅黑"/>
+        </w:rPr>
+        <w:t xml:space="preserve">、CE 不单独触发）；配置里写了会改变行为的非缺省值（</w:t>
+      </w:r>
+      <w:r>
+        <w:rPr>
+          <w:rFonts w:ascii="Arial" w:eastAsia="微软雅黑"/>
+        </w:rPr>
+        <w:t xml:space="preserve">ecc.ue.fail=0</w:t>
+      </w:r>
+      <w:r>
+        <w:rPr>
+          <w:rFonts w:ascii="Arial" w:eastAsia="微软雅黑"/>
+        </w:rPr>
+        <w:t xml:space="preserve">、</w:t>
+      </w:r>
+      <w:r>
+        <w:rPr>
+          <w:rFonts w:ascii="Arial" w:eastAsia="微软雅黑"/>
+        </w:rPr>
+        <w:t xml:space="preserve">ecc.ce.threshold</w:t>
+      </w:r>
+      <w:r>
+        <w:rPr>
+          <w:rFonts w:ascii="Arial" w:eastAsia="微软雅黑"/>
+        </w:rPr>
+        <w:t xml:space="preserve"> 非 0）时，串口留一行 </w:t>
+      </w:r>
+      <w:r>
+        <w:rPr>
+          <w:rFonts w:ascii="Arial" w:eastAsia="微软雅黑"/>
+        </w:rPr>
+        <w:t xml:space="preserve">ecc.ue.fail setting ignored (Free build)</w:t>
+      </w:r>
+      <w:r>
+        <w:rPr>
+          <w:rFonts w:ascii="Arial" w:eastAsia="微软雅黑"/>
+        </w:rPr>
+        <w:t xml:space="preserve"> 或 </w:t>
+      </w:r>
+      <w:r>
+        <w:rPr>
+          <w:rFonts w:ascii="Arial" w:eastAsia="微软雅黑"/>
+        </w:rPr>
+        <w:t xml:space="preserve">ecc.ce.threshold setting ignored (Free build)</w:t>
+      </w:r>
+      <w:r>
+        <w:rPr>
+          <w:rFonts w:ascii="Arial" w:eastAsia="微软雅黑"/>
+        </w:rPr>
+        <w:t xml:space="preserve"> 后照缺省策略执行；只写缺省值（</w:t>
+      </w:r>
+      <w:r>
+        <w:rPr>
+          <w:rFonts w:ascii="Arial" w:eastAsia="微软雅黑"/>
+        </w:rPr>
+        <w:t xml:space="preserve">ecc.ue.fail=1</w:t>
+      </w:r>
+      <w:r>
+        <w:rPr>
+          <w:rFonts w:ascii="Arial" w:eastAsia="微软雅黑"/>
+        </w:rPr>
+        <w:t xml:space="preserve">、</w:t>
+      </w:r>
+      <w:r>
+        <w:rPr>
+          <w:rFonts w:ascii="Arial" w:eastAsia="微软雅黑"/>
+        </w:rPr>
+        <w:t xml:space="preserve">ecc.ce.threshold=0</w:t>
+      </w:r>
+      <w:r>
+        <w:rPr>
+          <w:rFonts w:ascii="Arial" w:eastAsia="微软雅黑"/>
+        </w:rPr>
+        <w:t xml:space="preserve">）不会提示。</w:t>
+      </w:r>
+    </w:p>
+    <w:p>
+      <w:r>
+        <w:rPr>
+          <w:rFonts w:ascii="Arial" w:eastAsia="微软雅黑"/>
+          <w:b/>
+          <w:bCs/>
+        </w:rPr>
+        <w:t xml:space="preserve">免费版不采集 ECC 地址与 `MCi_MISC`</w:t>
+      </w:r>
+      <w:r>
+        <w:rPr>
+          <w:rFonts w:ascii="Arial" w:eastAsia="微软雅黑"/>
+        </w:rPr>
+        <w:t xml:space="preserve">：不读 </w:t>
+      </w:r>
+      <w:r>
+        <w:rPr>
+          <w:rFonts w:ascii="Arial" w:eastAsia="微软雅黑"/>
+        </w:rPr>
+        <w:t xml:space="preserve">MCi_ADDR</w:t>
+      </w:r>
+      <w:r>
+        <w:rPr>
+          <w:rFonts w:ascii="Arial" w:eastAsia="微软雅黑"/>
+        </w:rPr>
+        <w:t xml:space="preserve">/</w:t>
+      </w:r>
+      <w:r>
+        <w:rPr>
+          <w:rFonts w:ascii="Arial" w:eastAsia="微软雅黑"/>
+        </w:rPr>
+        <w:t xml:space="preserve">MCi_MISC</w:t>
+      </w:r>
+      <w:r>
+        <w:rPr>
+          <w:rFonts w:ascii="Arial" w:eastAsia="微软雅黑"/>
+        </w:rPr>
+        <w:t xml:space="preserve">、不输出 </w:t>
+      </w:r>
+      <w:r>
+        <w:rPr>
+          <w:rFonts w:ascii="Arial" w:eastAsia="微软雅黑"/>
+        </w:rPr>
+        <w:t xml:space="preserve">ECC_LOC:</w:t>
+      </w:r>
+      <w:r>
+        <w:rPr>
+          <w:rFonts w:ascii="Arial" w:eastAsia="微软雅黑"/>
+        </w:rPr>
+        <w:t xml:space="preserve"> 定位行，也不输出带 </w:t>
+      </w:r>
+      <w:r>
+        <w:rPr>
+          <w:rFonts w:ascii="Arial" w:eastAsia="微软雅黑"/>
+        </w:rPr>
+        <w:t xml:space="preserve">misc=</w:t>
+      </w:r>
+      <w:r>
+        <w:rPr>
+          <w:rFonts w:ascii="Arial" w:eastAsia="微软雅黑"/>
+        </w:rPr>
+        <w:t xml:space="preserve"> 的 Pro 诊断行（免费版镜像不含该 token）；运行中的 bank 行维持 addr-only 形态，且无地址源时恒为 </w:t>
+      </w:r>
+      <w:r>
+        <w:rPr>
+          <w:rFonts w:ascii="Arial" w:eastAsia="微软雅黑"/>
+        </w:rPr>
+        <w:t xml:space="preserve">addr=-</w:t>
+      </w:r>
+      <w:r>
+        <w:rPr>
+          <w:rFonts w:ascii="Arial" w:eastAsia="微软雅黑"/>
+        </w:rPr>
+        <w:t xml:space="preserve">。报告里没有 ECC 段，自然也没有地址/位置/</w:t>
+      </w:r>
+      <w:r>
+        <w:rPr>
+          <w:rFonts w:ascii="Arial" w:eastAsia="微软雅黑"/>
+        </w:rPr>
+        <w:t xml:space="preserve">Misc</w:t>
+      </w:r>
+      <w:r>
+        <w:rPr>
+          <w:rFonts w:ascii="Arial" w:eastAsia="微软雅黑"/>
+        </w:rPr>
+        <w:t xml:space="preserve"> 这些列。PRO 版的逐 bank 地址定位与 </w:t>
+      </w:r>
+      <w:r>
+        <w:rPr>
+          <w:rFonts w:ascii="Arial" w:eastAsia="微软雅黑"/>
+        </w:rPr>
+        <w:t xml:space="preserve">misc</w:t>
+      </w:r>
+      <w:r>
+        <w:rPr>
+          <w:rFonts w:ascii="Arial" w:eastAsia="微软雅黑"/>
+        </w:rPr>
+        <w:t xml:space="preserve"> 诊断口径见专业版手册 8.4 与 8.5。</w:t>
+      </w:r>
+    </w:p>
+    <w:p>
+      <w:r>
+        <w:rPr>
+          <w:rFonts w:ascii="Arial" w:eastAsia="微软雅黑"/>
+        </w:rPr>
+        <w:t xml:space="preserve">边界：QEMU 默认的 qemu64 核型（AMD 厂商串）没有 MCA 通路，只能得到 </w:t>
+      </w:r>
+      <w:r>
+        <w:rPr>
+          <w:rFonts w:ascii="Arial" w:eastAsia="微软雅黑"/>
+        </w:rPr>
+        <w:t xml:space="preserve">UNKNOWN</w:t>
+      </w:r>
+      <w:r>
+        <w:rPr>
+          <w:rFonts w:ascii="Arial" w:eastAsia="微软雅黑"/>
+        </w:rPr>
+        <w:t xml:space="preserve">（不拖红 </w:t>
+      </w:r>
+      <w:r>
+        <w:rPr>
+          <w:rFonts w:ascii="Arial" w:eastAsia="微软雅黑"/>
+        </w:rPr>
+        <w:t xml:space="preserve">RESULT</w:t>
+      </w:r>
+      <w:r>
+        <w:rPr>
+          <w:rFonts w:ascii="Arial" w:eastAsia="微软雅黑"/>
+        </w:rPr>
+        <w:t xml:space="preserve">）；QEMU 的 Intel 核型（如 Skylake-Client，实测 </w:t>
+      </w:r>
+      <w:r>
+        <w:rPr>
+          <w:rFonts w:ascii="Arial" w:eastAsia="微软雅黑"/>
+        </w:rPr>
+        <w:t xml:space="preserve">banks=10</w:t>
+      </w:r>
+      <w:r>
+        <w:rPr>
+          <w:rFonts w:ascii="Arial" w:eastAsia="微软雅黑"/>
+        </w:rPr>
+        <w:t xml:space="preserve">）可得到 </w:t>
+      </w:r>
+      <w:r>
+        <w:rPr>
+          <w:rFonts w:ascii="Arial" w:eastAsia="微软雅黑"/>
+        </w:rPr>
+        <w:t xml:space="preserve">valid=1</w:t>
+      </w:r>
+      <w:r>
+        <w:rPr>
+          <w:rFonts w:ascii="Arial" w:eastAsia="微软雅黑"/>
+        </w:rPr>
+        <w:t xml:space="preserve">，能验证"有通路、零新增 ⇒ </w:t>
+      </w:r>
+      <w:r>
+        <w:rPr>
+          <w:rFonts w:ascii="Arial" w:eastAsia="微软雅黑"/>
+        </w:rPr>
+        <w:t xml:space="preserve">PASS</w:t>
+      </w:r>
+      <w:r>
+        <w:rPr>
+          <w:rFonts w:ascii="Arial" w:eastAsia="微软雅黑"/>
+        </w:rPr>
+        <w:t xml:space="preserve">"，但同样不产生真实的新增 CE/UE 记录。真实 CE/UE 的 </w:t>
+      </w:r>
+      <w:r>
+        <w:rPr>
+          <w:rFonts w:ascii="Arial" w:eastAsia="微软雅黑"/>
+        </w:rPr>
+        <w:t xml:space="preserve">FAIL</w:t>
+      </w:r>
+      <w:r>
+        <w:rPr>
+          <w:rFonts w:ascii="Arial" w:eastAsia="微软雅黑"/>
+        </w:rPr>
+        <w:t xml:space="preserve"> 判定与"bank 读不到"的盲区分支需要板级或故障注入环境才有阳性证据。</w:t>
+      </w:r>
+    </w:p>
+    <w:p>
+      <w:pPr>
         <w:pStyle w:val="Heading2"/>
       </w:pPr>
       <w:r>
@@ -7814,6 +11905,16 @@
           <w:rFonts w:ascii="Arial" w:eastAsia="微软雅黑"/>
         </w:rPr>
         <w:t xml:space="preserve">7.1 专业版能力速览</w:t>
+      </w:r>
+    </w:p>
+    <w:p>
+      <w:r>
+        <w:rPr>
+          <w:rFonts w:ascii="Arial" w:eastAsia="微软雅黑"/>
+          <w:b/>
+          <w:bCs/>
+        </w:rPr>
+        <w:t xml:space="preserve">以下能力均为专业版专属；免费版镜像不编入对应实现——坏块清单导出（含实验性生长档 A/B 对照）与内存设置 / SPD 深度页都不在免费版产物内。</w:t>
       </w:r>
     </w:p>
     <w:p>
@@ -7853,13 +11954,53 @@
           <w:b/>
           <w:bCs/>
         </w:rPr>
-        <w:t xml:space="preserve">33 条 pattern 全量可执行</w:t>
-      </w:r>
-      <w:r>
-        <w:rPr>
-          <w:rFonts w:ascii="Arial" w:eastAsia="微软雅黑"/>
-        </w:rPr>
-        <w:t xml:space="preserve">——在免费版 13 条经典条目之上，增加 AMT 系工程序列（MATS8 三相位变体、XMATS8/16、WCMATS8/WCMCH8、GNDB64、MARCHCM64、TWR、DATA_RET、SCRAM_X2）、三家内存原厂专用算法（受 SPD 厂商门控，匹配才进默认集、任何时候可手动放行）、两条蓝本之上的增补条（32/64 位档走滑，默认不勾选），以及 SIMD-256 宽访存（AVX2 单指令 32 字节；</w:t>
+        <w:t xml:space="preserve">36 条 pattern 全量可执行</w:t>
+      </w:r>
+      <w:r>
+        <w:rPr>
+          <w:rFonts w:ascii="Arial" w:eastAsia="微软雅黑"/>
+        </w:rPr>
+        <w:t xml:space="preserve">——在免费版 14 条可勾选条目之上，增加 Advanced 系工程序列（MATS8 三相位变体、XMATS8/16、WCMATS8/WCMCH8、GNDB64、MARCHCM64、TWR、DATA_RET、SCRAM_X2）、三家内存原厂专用算法（受 SPD 厂商门控，匹配才进默认集、任何时候可手动放行）、两条域宽增补条（32/64 位档走滑，默认不勾选）、</w:t>
+      </w:r>
+      <w:r>
+        <w:rPr>
+          <w:rFonts w:ascii="Arial" w:eastAsia="微软雅黑"/>
+          <w:b/>
+          <w:bCs/>
+        </w:rPr>
+        <w:t xml:space="preserve">Adv 缓存驻留压力</w:t>
+      </w:r>
+      <w:r>
+        <w:rPr>
+          <w:rFonts w:ascii="Arial" w:eastAsia="微软雅黑"/>
+        </w:rPr>
+        <w:t xml:space="preserve">（Id 34，小工作集驻留缓存层的写读翻转，默认不勾选）、</w:t>
+      </w:r>
+      <w:r>
+        <w:rPr>
+          <w:rFonts w:ascii="Arial" w:eastAsia="微软雅黑"/>
+          <w:b/>
+          <w:bCs/>
+        </w:rPr>
+        <w:t xml:space="preserve">Adv BG 条纹扫描</w:t>
+      </w:r>
+      <w:r>
+        <w:rPr>
+          <w:rFonts w:ascii="Arial" w:eastAsia="微软雅黑"/>
+        </w:rPr>
+        <w:t xml:space="preserve">（Id 35，256KB 窗口内按 4KB stripe 步进跨页写读，用软件地址流模拟 bank-group 交织压力；不是 DRAM 单元保持力测试，错误类别 </w:t>
+      </w:r>
+      <w:r>
+        <w:rPr>
+          <w:rFonts w:ascii="Arial" w:eastAsia="微软雅黑"/>
+        </w:rPr>
+        <w:t xml:space="preserve">TRANSIENT</w:t>
+      </w:r>
+      <w:r>
+        <w:rPr>
+          <w:rFonts w:ascii="Arial" w:eastAsia="微软雅黑"/>
+        </w:rPr>
+        <w:t xml:space="preserve">、不进坏块清单；默认不勾选），以及 SIMD-256 宽访存（AVX2 单指令 32 字节；</w:t>
       </w:r>
       <w:r>
         <w:rPr>
@@ -7887,7 +12028,7 @@
         <w:rPr>
           <w:rFonts w:ascii="Arial" w:eastAsia="微软雅黑"/>
         </w:rPr>
-        <w:t xml:space="preserve">、只是不参与测试，不影响其它任何条目）。Pattern 对话框中全部 31 行列出，无 Pro 锁标；无 AVX2 的机器上 SIMD-256 一行按能力灰显锁定，提示语为"本机 CPU/固件不支持 AVX2 宽访存"。</w:t>
+        <w:t xml:space="preserve">、只是不参与测试，不影响其它任何条目）。Pattern 对话框中全部 34 行列出，无 Pro 锁标；无 AVX2 的机器上 SIMD-256 一行按能力灰显锁定（实跑 35 条），提示语为"本机 CPU/固件不支持 AVX2 宽访存"。</w:t>
       </w:r>
     </w:p>
     <w:p>
@@ -7941,6 +12082,20 @@
           <w:b/>
           <w:bCs/>
         </w:rPr>
+        <w:t xml:space="preserve">内存设置</w:t>
+      </w:r>
+      <w:r>
+        <w:rPr>
+          <w:rFonts w:ascii="Arial" w:eastAsia="微软雅黑"/>
+        </w:rPr>
+        <w:t xml:space="preserve">（SMBIOS 实况速度/电压、SPD 标称时序、XMP 3.0 profile1、EXPO 仅存在性；IMC 实况时序明示"不可用（平台未提供）"；无 SPD 数据时该节不存在）+ </w:t>
+      </w:r>
+      <w:r>
+        <w:rPr>
+          <w:rFonts w:ascii="Arial" w:eastAsia="微软雅黑"/>
+          <w:b/>
+          <w:bCs/>
+        </w:rPr>
         <w:t xml:space="preserve">温度明细</w:t>
       </w:r>
       <w:r>
@@ -8090,7 +12245,109 @@
         <w:rPr>
           <w:rFonts w:ascii="Arial" w:eastAsia="微软雅黑"/>
         </w:rPr>
-        <w:t xml:space="preserve"> 命令，扁平 PFN 列表），把"哪些页别再用"变成一条命令。</w:t>
+        <w:t xml:space="preserve"> 命令，扁平 PFN 列表），把"哪些页别再用"变成一条命令；只收 </w:t>
+      </w:r>
+      <w:r>
+        <w:rPr>
+          <w:rFonts w:ascii="Arial" w:eastAsia="微软雅黑"/>
+        </w:rPr>
+        <w:t xml:space="preserve">cls=0</w:t>
+      </w:r>
+      <w:r>
+        <w:rPr>
+          <w:rFonts w:ascii="Arial" w:eastAsia="微软雅黑"/>
+        </w:rPr>
+        <w:t xml:space="preserve"> 单元类错误，瞬态翻转（</w:t>
+      </w:r>
+      <w:r>
+        <w:rPr>
+          <w:rFonts w:ascii="Arial" w:eastAsia="微软雅黑"/>
+        </w:rPr>
+        <w:t xml:space="preserve">cls=1</w:t>
+      </w:r>
+      <w:r>
+        <w:rPr>
+          <w:rFonts w:ascii="Arial" w:eastAsia="微软雅黑"/>
+        </w:rPr>
+        <w:t xml:space="preserve">，行锤/总线应力）、地址走步（</w:t>
+      </w:r>
+      <w:r>
+        <w:rPr>
+          <w:rFonts w:ascii="Arial" w:eastAsia="微软雅黑"/>
+        </w:rPr>
+        <w:t xml:space="preserve">cls=2</w:t>
+      </w:r>
+      <w:r>
+        <w:rPr>
+          <w:rFonts w:ascii="Arial" w:eastAsia="微软雅黑"/>
+        </w:rPr>
+        <w:t xml:space="preserve">）与缓存驻留（</w:t>
+      </w:r>
+      <w:r>
+        <w:rPr>
+          <w:rFonts w:ascii="Arial" w:eastAsia="微软雅黑"/>
+        </w:rPr>
+        <w:t xml:space="preserve">cls=3</w:t>
+      </w:r>
+      <w:r>
+        <w:rPr>
+          <w:rFonts w:ascii="Arial" w:eastAsia="微软雅黑"/>
+        </w:rPr>
+        <w:t xml:space="preserve">）不进清单。专业版另写一份</w:t>
+      </w:r>
+      <w:r>
+        <w:rPr>
+          <w:rFonts w:ascii="Arial" w:eastAsia="微软雅黑"/>
+          <w:b/>
+          <w:bCs/>
+        </w:rPr>
+        <w:t xml:space="preserve">实验性生长档 A/B 对照产物</w:t>
+      </w:r>
+      <w:r>
+        <w:rPr>
+          <w:rFonts w:ascii="Arial" w:eastAsia="微软雅黑"/>
+        </w:rPr>
+        <w:t xml:space="preserve">（同一页集、另一种合并算法；可能过度覆盖健康页，</w:t>
+      </w:r>
+      <w:r>
+        <w:rPr>
+          <w:rFonts w:ascii="Arial" w:eastAsia="微软雅黑"/>
+          <w:b/>
+          <w:bCs/>
+        </w:rPr>
+        <w:t xml:space="preserve">仅供对照，勿直接用于内核屏蔽</w:t>
+      </w:r>
+      <w:r>
+        <w:rPr>
+          <w:rFonts w:ascii="Arial" w:eastAsia="微软雅黑"/>
+        </w:rPr>
+        <w:t xml:space="preserve">），报告内给出严格/生长两档的 A/B 摘要，串口对应一行 </w:t>
+      </w:r>
+      <w:r>
+        <w:rPr>
+          <w:rFonts w:ascii="Arial" w:eastAsia="微软雅黑"/>
+        </w:rPr>
+        <w:t xml:space="preserve">badram ab:</w:t>
+      </w:r>
+      <w:r>
+        <w:rPr>
+          <w:rFonts w:ascii="Arial" w:eastAsia="微软雅黑"/>
+        </w:rPr>
+        <w:t xml:space="preserve">；</w:t>
+      </w:r>
+      <w:r>
+        <w:rPr>
+          <w:rFonts w:ascii="Arial" w:eastAsia="微软雅黑"/>
+          <w:b/>
+          <w:bCs/>
+        </w:rPr>
+        <w:t xml:space="preserve">工具不自动择优</w:t>
+      </w:r>
+      <w:r>
+        <w:rPr>
+          <w:rFonts w:ascii="Arial" w:eastAsia="微软雅黑"/>
+        </w:rPr>
+        <w:t xml:space="preserve">，严格档仍是唯一推荐交给系统的产物。</w:t>
       </w:r>
     </w:p>
     <w:p>
@@ -8114,6 +12371,198 @@
           <w:rFonts w:ascii="Arial" w:eastAsia="微软雅黑"/>
         </w:rPr>
         <w:t xml:space="preserve">——按 MP 实探核数取 min(探测, 512)，每核邮箱与错误缓冲按实测核数运行时分配（512 核约 1.5MB 级）。</w:t>
+      </w:r>
+    </w:p>
+    <w:p>
+      <w:pPr>
+        <w:pStyle w:val="ListParagraph"/>
+        <w:numPr>
+          <w:ilvl w:val="0"/>
+          <w:numId w:val="2"/>
+        </w:numPr>
+      </w:pPr>
+      <w:r>
+        <w:rPr>
+          <w:rFonts w:ascii="Arial" w:eastAsia="微软雅黑"/>
+          <w:b/>
+          <w:bCs/>
+        </w:rPr>
+        <w:t xml:space="preserve">上位机串口同步</w:t>
+      </w:r>
+      <w:r>
+        <w:rPr>
+          <w:rFonts w:ascii="Arial" w:eastAsia="微软雅黑"/>
+        </w:rPr>
+        <w:t xml:space="preserve">——Pro 支持 </w:t>
+      </w:r>
+      <w:r>
+        <w:rPr>
+          <w:rFonts w:ascii="Arial" w:eastAsia="微软雅黑"/>
+        </w:rPr>
+        <w:t xml:space="preserve">serial.start</w:t>
+      </w:r>
+      <w:r>
+        <w:rPr>
+          <w:rFonts w:ascii="Arial" w:eastAsia="微软雅黑"/>
+        </w:rPr>
+        <w:t xml:space="preserve"> / </w:t>
+      </w:r>
+      <w:r>
+        <w:rPr>
+          <w:rFonts w:ascii="Arial" w:eastAsia="微软雅黑"/>
+        </w:rPr>
+        <w:t xml:space="preserve">serial.start.key</w:t>
+      </w:r>
+      <w:r>
+        <w:rPr>
+          <w:rFonts w:ascii="Arial" w:eastAsia="微软雅黑"/>
+        </w:rPr>
+        <w:t xml:space="preserve"> 串口触发起测，以及 </w:t>
+      </w:r>
+      <w:r>
+        <w:rPr>
+          <w:rFonts w:ascii="Arial" w:eastAsia="微软雅黑"/>
+        </w:rPr>
+        <w:t xml:space="preserve">finish.action=reboot|poweroff</w:t>
+      </w:r>
+      <w:r>
+        <w:rPr>
+          <w:rFonts w:ascii="Arial" w:eastAsia="微软雅黑"/>
+        </w:rPr>
+        <w:t xml:space="preserve"> 达标完成动作；Free 只输出 </w:t>
+      </w:r>
+      <w:r>
+        <w:rPr>
+          <w:rFonts w:ascii="Arial" w:eastAsia="微软雅黑"/>
+        </w:rPr>
+        <w:t xml:space="preserve">STATUS</w:t>
+      </w:r>
+      <w:r>
+        <w:rPr>
+          <w:rFonts w:ascii="Arial" w:eastAsia="微软雅黑"/>
+        </w:rPr>
+        <w:t xml:space="preserve"> 心跳与 </w:t>
+      </w:r>
+      <w:r>
+        <w:rPr>
+          <w:rFonts w:ascii="Arial" w:eastAsia="微软雅黑"/>
+        </w:rPr>
+        <w:t xml:space="preserve">RESULT</w:t>
+      </w:r>
+      <w:r>
+        <w:rPr>
+          <w:rFonts w:ascii="Arial" w:eastAsia="微软雅黑"/>
+        </w:rPr>
+        <w:t xml:space="preserve"> 终局行（两版同格式），起测走倒计时或菜单。完整契约见 </w:t>
+      </w:r>
+      <w:r>
+        <w:rPr>
+          <w:rFonts w:ascii="Arial" w:eastAsia="微软雅黑"/>
+        </w:rPr>
+        <w:t xml:space="preserve">docs/advmemtest-host-sync-guide.md</w:t>
+      </w:r>
+      <w:r>
+        <w:rPr>
+          <w:rFonts w:ascii="Arial" w:eastAsia="微软雅黑"/>
+        </w:rPr>
+        <w:t xml:space="preserve">。</w:t>
+      </w:r>
+    </w:p>
+    <w:p>
+      <w:pPr>
+        <w:pStyle w:val="ListParagraph"/>
+        <w:numPr>
+          <w:ilvl w:val="0"/>
+          <w:numId w:val="2"/>
+        </w:numPr>
+      </w:pPr>
+      <w:r>
+        <w:rPr>
+          <w:rFonts w:ascii="Arial" w:eastAsia="微软雅黑"/>
+          <w:b/>
+          <w:bCs/>
+        </w:rPr>
+        <w:t xml:space="preserve">PXE 网络启动与站点授权</w:t>
+      </w:r>
+      <w:r>
+        <w:rPr>
+          <w:rFonts w:ascii="Arial" w:eastAsia="微软雅黑"/>
+        </w:rPr>
+        <w:t xml:space="preserve">——专业版可作为 UEFI PXE 的启动镜像，启动后经固件保留的 PXE Base Code 通道，从同一台 PXE 服务器的 TFTP 根取回站点授权 </w:t>
+      </w:r>
+      <w:r>
+        <w:rPr>
+          <w:rFonts w:ascii="Arial" w:eastAsia="微软雅黑"/>
+        </w:rPr>
+        <w:t xml:space="preserve">site.lic</w:t>
+      </w:r>
+      <w:r>
+        <w:rPr>
+          <w:rFonts w:ascii="Arial" w:eastAsia="微软雅黑"/>
+        </w:rPr>
+        <w:t xml:space="preserve">（可选只读配置 </w:t>
+      </w:r>
+      <w:r>
+        <w:rPr>
+          <w:rFonts w:ascii="Arial" w:eastAsia="微软雅黑"/>
+        </w:rPr>
+        <w:t xml:space="preserve">site.cfg</w:t>
+      </w:r>
+      <w:r>
+        <w:rPr>
+          <w:rFonts w:ascii="Arial" w:eastAsia="微软雅黑"/>
+        </w:rPr>
+        <w:t xml:space="preserve">），离线验签后运行；服务器侧不需要授权服务或 TLS，续期只替换 TFTP 根上的证，适合无盘机房批量部署。</w:t>
+      </w:r>
+      <w:r>
+        <w:rPr>
+          <w:rFonts w:ascii="Arial" w:eastAsia="微软雅黑"/>
+          <w:b/>
+          <w:bCs/>
+        </w:rPr>
+        <w:t xml:space="preserve">免费版可以被 PXE 启动，但镜像不含网络取件代码</w:t>
+      </w:r>
+      <w:r>
+        <w:rPr>
+          <w:rFonts w:ascii="Arial" w:eastAsia="微软雅黑"/>
+        </w:rPr>
+        <w:t xml:space="preserve">：不消费 </w:t>
+      </w:r>
+      <w:r>
+        <w:rPr>
+          <w:rFonts w:ascii="Arial" w:eastAsia="微软雅黑"/>
+        </w:rPr>
+        <w:t xml:space="preserve">site.lic</w:t>
+      </w:r>
+      <w:r>
+        <w:rPr>
+          <w:rFonts w:ascii="Arial" w:eastAsia="微软雅黑"/>
+        </w:rPr>
+        <w:t xml:space="preserve"> / </w:t>
+      </w:r>
+      <w:r>
+        <w:rPr>
+          <w:rFonts w:ascii="Arial" w:eastAsia="微软雅黑"/>
+        </w:rPr>
+        <w:t xml:space="preserve">site.cfg</w:t>
+      </w:r>
+      <w:r>
+        <w:rPr>
+          <w:rFonts w:ascii="Arial" w:eastAsia="微软雅黑"/>
+        </w:rPr>
+        <w:t xml:space="preserve">，串口也没有 </w:t>
+      </w:r>
+      <w:r>
+        <w:rPr>
+          <w:rFonts w:ascii="Arial" w:eastAsia="微软雅黑"/>
+        </w:rPr>
+        <w:t xml:space="preserve">LICENSE: pxe:</w:t>
+      </w:r>
+      <w:r>
+        <w:rPr>
+          <w:rFonts w:ascii="Arial" w:eastAsia="微软雅黑"/>
+        </w:rPr>
+        <w:t xml:space="preserve"> 行——需要站点授权下发的部署请使用专业版（完整说明见专业版手册 7.4 与《PXE 部署指南》）。</w:t>
       </w:r>
     </w:p>
     <w:p>
@@ -8209,6 +12658,56 @@
       </w:r>
     </w:p>
     <w:p>
+      <w:r>
+        <w:rPr>
+          <w:rFonts w:ascii="Arial" w:eastAsia="微软雅黑"/>
+        </w:rPr>
+        <w:t xml:space="preserve">设置菜单里的"体验功能…""内存信息…"两项，以及测试配置底部的"禁用缓存测试模式（Pro）"说明行，也是同一套导流形态：免费版把它们</w:t>
+      </w:r>
+      <w:r>
+        <w:rPr>
+          <w:rFonts w:ascii="Arial" w:eastAsia="微软雅黑"/>
+          <w:b/>
+          <w:bCs/>
+        </w:rPr>
+        <w:t xml:space="preserve">原样列出但锁上</w:t>
+      </w:r>
+      <w:r>
+        <w:rPr>
+          <w:rFonts w:ascii="Arial" w:eastAsia="微软雅黑"/>
+        </w:rPr>
+        <w:t xml:space="preserve">，而不是藏起来让人猜。两者的交互形态不同，需要分清：设置菜单的两项是</w:t>
+      </w:r>
+      <w:r>
+        <w:rPr>
+          <w:rFonts w:ascii="Arial" w:eastAsia="微软雅黑"/>
+          <w:b/>
+          <w:bCs/>
+        </w:rPr>
+        <w:t xml:space="preserve">可聚焦、可点击</w:t>
+      </w:r>
+      <w:r>
+        <w:rPr>
+          <w:rFonts w:ascii="Arial" w:eastAsia="微软雅黑"/>
+        </w:rPr>
+        <w:t xml:space="preserve">的锁定入口，回车或点击会弹出获取途径提示（与 Pattern 对话框的锁定行同一套提示）；测试配置底部的缓存说明行则是</w:t>
+      </w:r>
+      <w:r>
+        <w:rPr>
+          <w:rFonts w:ascii="Arial" w:eastAsia="微软雅黑"/>
+          <w:b/>
+          <w:bCs/>
+        </w:rPr>
+        <w:t xml:space="preserve">纯文字锁定注记</w:t>
+      </w:r>
+      <w:r>
+        <w:rPr>
+          <w:rFonts w:ascii="Arial" w:eastAsia="微软雅黑"/>
+        </w:rPr>
+        <w:t xml:space="preserve">——没有复选框、不挂任何回调、也不进焦点圈，只是把"这一档属于 Pro"如实标出。这三处导流项在免费版产物里都没有对应的实现代码——发布门禁会用链接 map 做边界检查（Free 产物不得出现 Pro 的对话框与缓存旁路实现符号），确保"锁标"不是一层贴纸。</w:t>
+      </w:r>
+    </w:p>
+    <w:p>
       <w:pPr>
         <w:pStyle w:val="Heading3"/>
       </w:pPr>
@@ -8281,79 +12780,209 @@
         <w:rPr>
           <w:rFonts w:ascii="Arial" w:eastAsia="微软雅黑"/>
         </w:rPr>
+        <w:t xml:space="preserve"> 通常是 </w:t>
+      </w:r>
+      <w:r>
+        <w:rPr>
+          <w:rFonts w:ascii="Arial" w:eastAsia="微软雅黑"/>
+        </w:rPr>
+        <w:t xml:space="preserve">fs0:\advmemtest_report.html</w:t>
+      </w:r>
+      <w:r>
+        <w:rPr>
+          <w:rFonts w:ascii="Arial" w:eastAsia="微软雅黑"/>
+        </w:rPr>
+        <w:t xml:space="preserve">——程序写固件枚举到的</w:t>
+      </w:r>
+      <w:r>
+        <w:rPr>
+          <w:rFonts w:ascii="Arial" w:eastAsia="微软雅黑"/>
+          <w:b/>
+          <w:bCs/>
+        </w:rPr>
+        <w:t xml:space="preserve">第一个 SFS 卷根</w:t>
+      </w:r>
+      <w:r>
+        <w:rPr>
+          <w:rFonts w:ascii="Arial" w:eastAsia="微软雅黑"/>
+        </w:rPr>
+        <w:t xml:space="preserve">（通常是 </w:t>
+      </w:r>
+      <w:r>
+        <w:rPr>
+          <w:rFonts w:ascii="Arial" w:eastAsia="微软雅黑"/>
+        </w:rPr>
+        <w:t xml:space="preserve">fs0:</w:t>
+      </w:r>
+      <w:r>
+        <w:rPr>
+          <w:rFonts w:ascii="Arial" w:eastAsia="微软雅黑"/>
+        </w:rPr>
+        <w:t xml:space="preserve">，不扫描可写卷）；串口 </w:t>
+      </w:r>
+      <w:r>
+        <w:rPr>
+          <w:rFonts w:ascii="Arial" w:eastAsia="微软雅黑"/>
+        </w:rPr>
+        <w:t xml:space="preserve">report written to fs0:\advmemtest_report.html</w:t>
+      </w:r>
+      <w:r>
+        <w:rPr>
+          <w:rFonts w:ascii="Arial" w:eastAsia="微软雅黑"/>
+        </w:rPr>
+        <w:t xml:space="preserve"> 是固定文案，不代表实际卷号。停止测试与达标完成时自动写入；退出时仅在本次系列已有错误且尚未写过报告时补写，同系列固定名覆盖。找不到时先确认 Shell 当前盘是 fs0:，再用 </w:t>
+      </w:r>
+      <w:r>
+        <w:rPr>
+          <w:rFonts w:ascii="Arial" w:eastAsia="微软雅黑"/>
+        </w:rPr>
+        <w:t xml:space="preserve">ls fs0:</w:t>
+      </w:r>
+      <w:r>
+        <w:rPr>
+          <w:rFonts w:ascii="Arial" w:eastAsia="微软雅黑"/>
+        </w:rPr>
+        <w:t xml:space="preserve"> 查看。</w:t>
+      </w:r>
+    </w:p>
+    <w:p>
+      <w:r>
+        <w:rPr>
+          <w:rFonts w:ascii="Arial" w:eastAsia="微软雅黑"/>
+          <w:b/>
+          <w:bCs/>
+        </w:rPr>
+        <w:t xml:space="preserve">免费版能从 PXE 启动吗？</w:t>
+      </w:r>
+      <w:r>
+        <w:rPr>
+          <w:rFonts w:ascii="Arial" w:eastAsia="微软雅黑"/>
+        </w:rPr>
+        <w:t xml:space="preserve"> 能。把免费版 efi 作为 PXE 启动镜像（如 </w:t>
+      </w:r>
+      <w:r>
+        <w:rPr>
+          <w:rFonts w:ascii="Arial" w:eastAsia="微软雅黑"/>
+        </w:rPr>
+        <w:t xml:space="preserve">BOOTX64.EFI</w:t>
+      </w:r>
+      <w:r>
+        <w:rPr>
+          <w:rFonts w:ascii="Arial" w:eastAsia="微软雅黑"/>
+        </w:rPr>
+        <w:t xml:space="preserve">）放进 TFTP 根，客户机从网络启动即可进入图形界面。但免费版镜像</w:t>
+      </w:r>
+      <w:r>
+        <w:rPr>
+          <w:rFonts w:ascii="Arial" w:eastAsia="微软雅黑"/>
+          <w:b/>
+          <w:bCs/>
+        </w:rPr>
+        <w:t xml:space="preserve">不含网络取件代码</w:t>
+      </w:r>
+      <w:r>
+        <w:rPr>
+          <w:rFonts w:ascii="Arial" w:eastAsia="微软雅黑"/>
+        </w:rPr>
+        <w:t xml:space="preserve">：它不读 </w:t>
+      </w:r>
+      <w:r>
+        <w:rPr>
+          <w:rFonts w:ascii="Arial" w:eastAsia="微软雅黑"/>
+        </w:rPr>
+        <w:t xml:space="preserve">site.lic</w:t>
+      </w:r>
+      <w:r>
+        <w:rPr>
+          <w:rFonts w:ascii="Arial" w:eastAsia="微软雅黑"/>
+        </w:rPr>
+        <w:t xml:space="preserve">、不读 </w:t>
+      </w:r>
+      <w:r>
+        <w:rPr>
+          <w:rFonts w:ascii="Arial" w:eastAsia="微软雅黑"/>
+        </w:rPr>
+        <w:t xml:space="preserve">site.cfg</w:t>
+      </w:r>
+      <w:r>
+        <w:rPr>
+          <w:rFonts w:ascii="Arial" w:eastAsia="微软雅黑"/>
+        </w:rPr>
+        <w:t xml:space="preserve">，串口也没有 </w:t>
+      </w:r>
+      <w:r>
+        <w:rPr>
+          <w:rFonts w:ascii="Arial" w:eastAsia="微软雅黑"/>
+        </w:rPr>
+        <w:t xml:space="preserve">LICENSE: pxe:</w:t>
+      </w:r>
+      <w:r>
+        <w:rPr>
+          <w:rFonts w:ascii="Arial" w:eastAsia="微软雅黑"/>
+        </w:rPr>
+        <w:t xml:space="preserve"> 行——免费版本来就不需要授权。若你的部署要靠 PXE 统一下发站点授权与只读配置，请使用专业版（见第七章与专业版手册 7.4）。</w:t>
+      </w:r>
+    </w:p>
+    <w:p>
+      <w:r>
+        <w:rPr>
+          <w:rFonts w:ascii="Arial" w:eastAsia="微软雅黑"/>
+          <w:b/>
+          <w:bCs/>
+        </w:rPr>
+        <w:t xml:space="preserve">测试大概要跑多久？</w:t>
+      </w:r>
+      <w:r>
+        <w:rPr>
+          <w:rFonts w:ascii="Arial" w:eastAsia="微软雅黑"/>
+        </w:rPr>
+        <w:t xml:space="preserve"> 取决于内存容量、pattern 条数与核数。粗估公式：单核全量一轮 ≈ 内存容量 ÷ 吞吐（不同 pattern 差异很大，Bit fade 这类静置型 pattern 单条时长显著拉长）；多核切分并发按约 2.5×（4 核实测）折算。精确时长以实测为准——这也是为什么建议先跑一轮小容量 / 少 pattern 的组合做时间预算。</w:t>
+      </w:r>
+    </w:p>
+    <w:p>
+      <w:r>
+        <w:rPr>
+          <w:rFonts w:ascii="Arial" w:eastAsia="微软雅黑"/>
+          <w:b/>
+          <w:bCs/>
+        </w:rPr>
+        <w:t xml:space="preserve">免费版能做什么，多出来的能力是什么？</w:t>
+      </w:r>
+      <w:r>
+        <w:rPr>
+          <w:rFonts w:ascii="Arial" w:eastAsia="微软雅黑"/>
+        </w:rPr>
+        <w:t xml:space="preserve"> 免费版可勾选（用户可见）14 条测试条目（默认勾选其中 13 条，Id 33 总线应力默认不勾选；另 2 条引擎自检参考条不对外展示），支持单线程 / 多线程两档调度与自我重定位，报告与串口口径为地址级；专业版在其上增加颗粒级定位、36 条 pattern 全量、SPD 深度页、带宽曲线、禁用缓存、坏块清单导出与 512 核扩展。详见第七章。</w:t>
+      </w:r>
+    </w:p>
+    <w:p>
+      <w:r>
+        <w:rPr>
+          <w:rFonts w:ascii="Arial" w:eastAsia="微软雅黑"/>
+          <w:b/>
+          <w:bCs/>
+        </w:rPr>
+        <w:t xml:space="preserve">错误注入演示在免费版里有吗？</w:t>
+      </w:r>
+      <w:r>
+        <w:rPr>
+          <w:rFonts w:ascii="Arial" w:eastAsia="微软雅黑"/>
+        </w:rPr>
         <w:t xml:space="preserve"> </w:t>
       </w:r>
       <w:r>
         <w:rPr>
           <w:rFonts w:ascii="Arial" w:eastAsia="微软雅黑"/>
-        </w:rPr>
-        <w:t xml:space="preserve">fs0:\advmemtest_report.html</w:t>
-      </w:r>
-      <w:r>
-        <w:rPr>
-          <w:rFonts w:ascii="Arial" w:eastAsia="微软雅黑"/>
-        </w:rPr>
-        <w:t xml:space="preserve">，停止 / 跑满轮数 / 退出三时机自动写入，同系列固定名覆盖。找不到时先确认 Shell 当前盘是 fs0:，再用 </w:t>
-      </w:r>
-      <w:r>
-        <w:rPr>
-          <w:rFonts w:ascii="Arial" w:eastAsia="微软雅黑"/>
-        </w:rPr>
-        <w:t xml:space="preserve">ls fs0:</w:t>
-      </w:r>
-      <w:r>
-        <w:rPr>
-          <w:rFonts w:ascii="Arial" w:eastAsia="微软雅黑"/>
-        </w:rPr>
-        <w:t xml:space="preserve"> 查看。</w:t>
-      </w:r>
-    </w:p>
-    <w:p>
-      <w:r>
-        <w:rPr>
-          <w:rFonts w:ascii="Arial" w:eastAsia="微软雅黑"/>
-          <w:b/>
-          <w:bCs/>
-        </w:rPr>
-        <w:t xml:space="preserve">测试大概要跑多久？</w:t>
-      </w:r>
-      <w:r>
-        <w:rPr>
-          <w:rFonts w:ascii="Arial" w:eastAsia="微软雅黑"/>
-        </w:rPr>
-        <w:t xml:space="preserve"> 取决于内存容量、pattern 条数与核数。粗估公式：单核全量一轮 ≈ 内存容量 ÷ 吞吐（不同 pattern 差异很大，Bit fade 这类静置型 pattern 单条时长显著拉长）；多核切分并发按约 2.5×（4 核实测）折算。精确时长以实测为准——这也是为什么建议先跑一轮小容量 / 少 pattern 的组合做时间预算。</w:t>
-      </w:r>
-    </w:p>
-    <w:p>
-      <w:r>
-        <w:rPr>
-          <w:rFonts w:ascii="Arial" w:eastAsia="微软雅黑"/>
-          <w:b/>
-          <w:bCs/>
-        </w:rPr>
-        <w:t xml:space="preserve">免费版能做什么，多出来的能力是什么？</w:t>
-      </w:r>
-      <w:r>
-        <w:rPr>
-          <w:rFonts w:ascii="Arial" w:eastAsia="微软雅黑"/>
-        </w:rPr>
-        <w:t xml:space="preserve"> 免费版可勾选（用户可见）13 条经典测试条目（另 2 条引擎自检参考条不对外展示），支持单线程 / 多线程两档调度与自我重定位，报告与串口口径为地址级；专业版在其上增加颗粒级定位、33 条 pattern 全量、SPD 深度页、带宽曲线、禁用缓存、坏块清单导出与 512 核扩展。详见第七章。</w:t>
-      </w:r>
-    </w:p>
-    <w:p>
-      <w:r>
-        <w:rPr>
-          <w:rFonts w:ascii="Arial" w:eastAsia="微软雅黑"/>
-          <w:b/>
-          <w:bCs/>
-        </w:rPr>
-        <w:t xml:space="preserve">错误注入演示在免费版里有吗？</w:t>
-      </w:r>
-      <w:r>
-        <w:rPr>
-          <w:rFonts w:ascii="Arial" w:eastAsia="微软雅黑"/>
-        </w:rPr>
-        <w:t xml:space="preserve"> 没有——注入演示（故意翻转一位以演练完整错误上报链路）属未授权能力，免费版不提供该入口。能力边界与获取途径见第七章。</w:t>
+          <w:b/>
+          <w:bCs/>
+        </w:rPr>
+        <w:t xml:space="preserve">入口可见，功能不在本版</w:t>
+      </w:r>
+      <w:r>
+        <w:rPr>
+          <w:rFonts w:ascii="Arial" w:eastAsia="微软雅黑"/>
+        </w:rPr>
+        <w:t xml:space="preserve">——设置菜单里有"体验功能…"一行，但它是 Pro 锁定导流项（灰显 + 锁标），点击只弹出获取途径提示；注入演示（故意翻转一位以演练完整错误上报链路）的实现不编入免费版镜像。同类锁定导流项还有"内存信息…"（SPD 深度页）与测试配置底部的"禁用缓存测试模式（Pro）"说明行。能力边界与获取途径见第七章。</w:t>
       </w:r>
     </w:p>
     <w:p>
@@ -8400,6 +13029,48 @@
           <w:rFonts w:ascii="Arial" w:eastAsia="微软雅黑"/>
         </w:rPr>
         <w:t xml:space="preserve">——进度、错误现场全保，再按一次 Esc 即从原地址继续。只有主动点"测试 → 停止测试"才会真正结束测试系列并写报告，所以不需要担心误触白跑。</w:t>
+      </w:r>
+    </w:p>
+    <w:p>
+      <w:r>
+        <w:rPr>
+          <w:rFonts w:ascii="Arial" w:eastAsia="微软雅黑"/>
+          <w:b/>
+          <w:bCs/>
+        </w:rPr>
+        <w:t xml:space="preserve">我还没动手，测试自己开始了？</w:t>
+      </w:r>
+      <w:r>
+        <w:rPr>
+          <w:rFonts w:ascii="Arial" w:eastAsia="微软雅黑"/>
+        </w:rPr>
+        <w:t xml:space="preserve"> 是"倒计时自动开始测试"（对标 Memtest86 的缺省行为，免得机器停在界面上"看着像跑着"，见 3.5）：主界面就绪后 10 秒无操作即自动起测，状态栏会逐秒提示 </w:t>
+      </w:r>
+      <w:r>
+        <w:rPr>
+          <w:rFonts w:ascii="Arial" w:eastAsia="微软雅黑"/>
+        </w:rPr>
+        <w:t xml:space="preserve">将在 N 秒后自动开始测试（按任意键取消）</w:t>
+      </w:r>
+      <w:r>
+        <w:rPr>
+          <w:rFonts w:ascii="Arial" w:eastAsia="微软雅黑"/>
+        </w:rPr>
+        <w:t xml:space="preserve">。不想要它：倒计时期间按任意键或移动鼠标即取消（本会话不再自动起测）；要永久关掉或改时长，去"设置 → 测试配置"（3–120 秒，勾选/取消勾选保存后</w:t>
+      </w:r>
+      <w:r>
+        <w:rPr>
+          <w:rFonts w:ascii="Arial" w:eastAsia="微软雅黑"/>
+          <w:b/>
+          <w:bCs/>
+        </w:rPr>
+        <w:t xml:space="preserve">下次启动生效</w:t>
+      </w:r>
+      <w:r>
+        <w:rPr>
+          <w:rFonts w:ascii="Arial" w:eastAsia="微软雅黑"/>
+        </w:rPr>
+        <w:t xml:space="preserve">——本会话的倒计时在启动时已经定下，且你打开对话框这个动作本身就已把它取消了）。</w:t>
       </w:r>
     </w:p>
     <w:p>
@@ -8761,7 +13432,7 @@
                 <w:sz w:val="20"/>
                 <w:szCs w:val="20"/>
               </w:rPr>
-              <w:t xml:space="preserve">31 条用户可见 pattern 按类勾选，默认集为可见 13 条；免费块（末两条为行锤与 SIMD-128）之后是未授权条目，灰显 + 锁标 + 提示</w:t>
+              <w:t xml:space="preserve">34 条用户可见 pattern 按 Id 顺序勾选，默认集 13 条（14 条可勾选，Id 33 默认不勾选）；20 条未授权条目灰显 + 锁标 + 提示</w:t>
             </w:r>
           </w:p>
         </w:tc>
@@ -9005,7 +13676,7 @@
                 <w:sz w:val="20"/>
                 <w:szCs w:val="20"/>
               </w:rPr>
-              <w:t xml:space="preserve">轮数上限 1–99 或连续运行</w:t>
+              <w:t xml:space="preserve">轮数上限 1–99 或连续运行；倒计时自动开始测试（默认开、缺省 10 秒、可调 3–120）；含"无人值守状态汇报"复选框 + 分钟档（见 6.7）；底部"禁用缓存测试模式（Pro）"为锁定说明行（无控件）</w:t>
             </w:r>
           </w:p>
         </w:tc>
@@ -9429,21 +14100,59 @@
         <w:rPr>
           <w:rFonts w:ascii="Arial" w:eastAsia="微软雅黑"/>
         </w:rPr>
-        <w:t xml:space="preserve">——程序会写到</w:t>
-      </w:r>
-      <w:r>
-        <w:rPr>
-          <w:rFonts w:ascii="Arial" w:eastAsia="微软雅黑"/>
-          <w:b/>
-          <w:bCs/>
-        </w:rPr>
-        <w:t xml:space="preserve">第一个可写卷的根</w:t>
-      </w:r>
-      <w:r>
-        <w:rPr>
-          <w:rFonts w:ascii="Arial" w:eastAsia="微软雅黑"/>
-        </w:rPr>
-        <w:t xml:space="preserve">（Ventoy 上即 VTOYEFI 分区根；dd 直写的盘内 ESP 空簇亦可）；</w:t>
+        <w:t xml:space="preserve">——程序写到固件枚举到的</w:t>
+      </w:r>
+      <w:r>
+        <w:rPr>
+          <w:rFonts w:ascii="Arial" w:eastAsia="微软雅黑"/>
+          <w:b/>
+          <w:bCs/>
+        </w:rPr>
+        <w:t xml:space="preserve">第一个 SFS 卷根</w:t>
+      </w:r>
+      <w:r>
+        <w:rPr>
+          <w:rFonts w:ascii="Arial" w:eastAsia="微软雅黑"/>
+        </w:rPr>
+        <w:t xml:space="preserve">（通常是 </w:t>
+      </w:r>
+      <w:r>
+        <w:rPr>
+          <w:rFonts w:ascii="Arial" w:eastAsia="微软雅黑"/>
+        </w:rPr>
+        <w:t xml:space="preserve">fs0:</w:t>
+      </w:r>
+      <w:r>
+        <w:rPr>
+          <w:rFonts w:ascii="Arial" w:eastAsia="微软雅黑"/>
+        </w:rPr>
+        <w:t xml:space="preserve">；</w:t>
+      </w:r>
+      <w:r>
+        <w:rPr>
+          <w:rFonts w:ascii="Arial" w:eastAsia="微软雅黑"/>
+          <w:b/>
+          <w:bCs/>
+        </w:rPr>
+        <w:t xml:space="preserve">不扫描可写卷</w:t>
+      </w:r>
+      <w:r>
+        <w:rPr>
+          <w:rFonts w:ascii="Arial" w:eastAsia="微软雅黑"/>
+        </w:rPr>
+        <w:t xml:space="preserve">。Ventoy 实测为 VTOYEFI 分区根，dd 直写为盘内 ESP 空簇；串口 </w:t>
+      </w:r>
+      <w:r>
+        <w:rPr>
+          <w:rFonts w:ascii="Arial" w:eastAsia="微软雅黑"/>
+        </w:rPr>
+        <w:t xml:space="preserve">report written to fs0:\...</w:t>
+      </w:r>
+      <w:r>
+        <w:rPr>
+          <w:rFonts w:ascii="Arial" w:eastAsia="微软雅黑"/>
+        </w:rPr>
+        <w:t xml:space="preserve"> 的卷号是固定文案，不代表实际卷号）；</w:t>
       </w:r>
       <w:r>
         <w:rPr>
@@ -9574,7 +14283,7 @@
         <w:rPr>
           <w:rFonts w:ascii="Arial" w:eastAsia="微软雅黑"/>
         </w:rPr>
-        <w:t xml:space="preserve">——免费版跑完基准不出报告段；颗粒级定位、坏块清单导出、SPD 深度页、温度/ECC 报告段、禁用缓存等能力不在本版内（见第七章）。</w:t>
+        <w:t xml:space="preserve">——免费版跑完基准不出报告段；颗粒级定位、坏块清单导出（含实验性生长档 A/B 对照）、SPD 深度页与内存设置节、温度/ECC 报告段、禁用缓存等能力不在本版内（见第七章）。</w:t>
       </w:r>
     </w:p>
     <w:p>
